--- a/exercises/Bài tập 038 - Used to.docx
+++ b/exercises/Bài tập 038 - Used to.docx
@@ -4,1272 +4,7127 @@
   <w:body>
     <w:p>
       <w:pPr>
-        <w:pStyle w:val="Title"/>
+        <w:keepNext/>
+        <w:shd w:val="clear" w:color="000000" w:fill="auto"/>
+        <w:spacing w:after="240"/>
         <w:jc w:val="center"/>
         <w:rPr>
-          <w:rFonts w:ascii="Arial" w:hAnsi="Arial" w:cs="Arial"/>
+          <w:rFonts w:eastAsiaTheme="majorEastAsia"/>
           <w:b/>
+          <w:color w:val="000000"/>
+          <w:spacing w:val="-10"/>
+          <w:kern w:val="28"/>
           <w:sz w:val="32"/>
-        </w:rPr>
-      </w:pPr>
-      <w:r>
-        <w:rPr>
-          <w:rFonts w:ascii="Arial" w:hAnsi="Arial" w:cs="Arial"/>
+          <w:szCs w:val="56"/>
+        </w:rPr>
+      </w:pPr>
+      <w:r>
+        <w:rPr>
+          <w:rFonts w:eastAsiaTheme="majorEastAsia"/>
           <w:b/>
+          <w:color w:val="000000"/>
+          <w:spacing w:val="-10"/>
+          <w:kern w:val="28"/>
           <w:sz w:val="32"/>
+          <w:szCs w:val="56"/>
         </w:rPr>
         <w:t>BÀI TẬP NGÀY 38</w:t>
       </w:r>
     </w:p>
     <w:p>
       <w:pPr>
-        <w:pStyle w:val="Title"/>
+        <w:keepNext/>
+        <w:shd w:val="clear" w:color="000000" w:fill="auto"/>
+        <w:spacing w:after="200"/>
         <w:jc w:val="center"/>
         <w:rPr>
-          <w:rFonts w:ascii="Arial" w:hAnsi="Arial" w:cs="Arial"/>
+          <w:rFonts w:eastAsiaTheme="majorEastAsia"/>
           <w:b/>
-          <w:sz w:val="36"/>
-        </w:rPr>
-      </w:pPr>
-      <w:r>
-        <w:rPr>
-          <w:rFonts w:ascii="Arial" w:hAnsi="Arial" w:cs="Arial"/>
+          <w:color w:val="000000"/>
+          <w:spacing w:val="-10"/>
+          <w:kern w:val="28"/>
+          <w:sz w:val="26"/>
+          <w:szCs w:val="56"/>
+        </w:rPr>
+      </w:pPr>
+      <w:r>
+        <w:rPr>
+          <w:rFonts w:eastAsiaTheme="majorEastAsia"/>
           <w:b/>
-          <w:sz w:val="36"/>
+          <w:color w:val="000000"/>
+          <w:spacing w:val="-10"/>
+          <w:kern w:val="28"/>
+          <w:sz w:val="26"/>
+          <w:szCs w:val="56"/>
         </w:rPr>
         <w:t>USED TO</w:t>
       </w:r>
     </w:p>
     <w:p>
-      <w:r>
-        <w:t>Họ và tên: __________________________                         Điểm: ________/100</w:t>
-      </w:r>
-    </w:p>
-    <w:p>
-      <w:pPr>
-        <w:pStyle w:val="Heading1"/>
-      </w:pPr>
-      <w:r>
+      <w:pPr>
+        <w:keepNext/>
+        <w:shd w:val="clear" w:color="000000" w:fill="auto"/>
+        <w:spacing w:after="60"/>
+        <w:rPr>
+          <w:rFonts w:eastAsiaTheme="majorEastAsia"/>
+          <w:color w:val="000000"/>
+          <w:spacing w:val="-10"/>
+          <w:kern w:val="28"/>
+          <w:sz w:val="22"/>
+          <w:szCs w:val="56"/>
+        </w:rPr>
+      </w:pPr>
+      <w:r>
+        <w:rPr>
+          <w:rFonts w:eastAsiaTheme="majorEastAsia"/>
+          <w:color w:val="000000"/>
+          <w:spacing w:val="-10"/>
+          <w:kern w:val="28"/>
+          <w:sz w:val="22"/>
+          <w:szCs w:val="56"/>
+        </w:rPr>
+        <w:t>Họ và tên: __________________________    Điểm: ________/100</w:t>
+      </w:r>
+    </w:p>
+    <w:p>
+      <w:pPr>
+        <w:keepNext/>
+        <w:shd w:val="clear" w:color="000000" w:fill="auto"/>
+        <w:spacing w:after="60"/>
+        <w:rPr>
+          <w:rFonts w:eastAsiaTheme="majorEastAsia"/>
+          <w:color w:val="000000"/>
+          <w:spacing w:val="-10"/>
+          <w:kern w:val="28"/>
+          <w:sz w:val="22"/>
+          <w:szCs w:val="56"/>
+        </w:rPr>
+      </w:pPr>
+      <w:r>
+        <w:rPr>
+          <w:rFonts w:eastAsiaTheme="majorEastAsia"/>
+          <w:color w:val="000000"/>
+          <w:spacing w:val="-10"/>
+          <w:kern w:val="28"/>
+          <w:sz w:val="22"/>
+          <w:szCs w:val="56"/>
+        </w:rPr>
+        <w:t>Phạm vi kiến thức: Bài học ngày 38.</w:t>
+      </w:r>
+    </w:p>
+    <w:p>
+      <w:pPr>
+        <w:keepNext/>
+        <w:shd w:val="clear" w:color="000000" w:fill="auto"/>
+        <w:spacing w:after="60"/>
+        <w:rPr>
+          <w:rFonts w:eastAsiaTheme="majorEastAsia"/>
+          <w:color w:val="000000"/>
+          <w:spacing w:val="-10"/>
+          <w:kern w:val="28"/>
+          <w:sz w:val="22"/>
+          <w:szCs w:val="56"/>
+        </w:rPr>
+      </w:pPr>
+      <w:r>
+        <w:rPr>
+          <w:rFonts w:eastAsiaTheme="majorEastAsia"/>
+          <w:color w:val="000000"/>
+          <w:spacing w:val="-10"/>
+          <w:kern w:val="28"/>
+          <w:sz w:val="22"/>
+          <w:szCs w:val="56"/>
+        </w:rPr>
+        <w:t>Thời gian làm bài dự kiến: 75 phút. Tổng số: 100 câu/ý — 100 điểm.</w:t>
+      </w:r>
+    </w:p>
+    <w:p>
+      <w:pPr>
+        <w:keepNext/>
+        <w:shd w:val="clear" w:color="000000" w:fill="auto"/>
+        <w:spacing w:after="60"/>
+        <w:rPr>
+          <w:rFonts w:eastAsiaTheme="majorEastAsia"/>
+          <w:i/>
+          <w:color w:val="000000"/>
+          <w:spacing w:val="-10"/>
+          <w:kern w:val="28"/>
+          <w:sz w:val="22"/>
+          <w:szCs w:val="56"/>
+        </w:rPr>
+      </w:pPr>
+      <w:r>
+        <w:rPr>
+          <w:rFonts w:eastAsiaTheme="majorEastAsia"/>
+          <w:i/>
+          <w:color w:val="000000"/>
+          <w:spacing w:val="-10"/>
+          <w:kern w:val="28"/>
+          <w:sz w:val="22"/>
+          <w:szCs w:val="56"/>
+        </w:rPr>
+        <w:t>Hướng dẫn chung: Làm lần lượt từng phần, viết rõ ràng và kiểm tra lại đáp án trước khi nộp.</w:t>
+      </w:r>
+    </w:p>
+    <w:p>
+      <w:pPr>
+        <w:keepNext/>
+        <w:shd w:val="clear" w:color="000000" w:fill="auto"/>
+        <w:spacing w:before="80" w:after="80"/>
+        <w:rPr>
+          <w:rFonts w:eastAsiaTheme="majorEastAsia"/>
+          <w:b/>
+          <w:color w:val="000000"/>
+          <w:spacing w:val="-10"/>
+          <w:kern w:val="28"/>
+          <w:szCs w:val="56"/>
+        </w:rPr>
+      </w:pPr>
+      <w:r>
+        <w:rPr>
+          <w:rFonts w:eastAsiaTheme="majorEastAsia"/>
+          <w:b/>
+          <w:color w:val="000000"/>
+          <w:spacing w:val="-10"/>
+          <w:kern w:val="28"/>
+          <w:szCs w:val="56"/>
+        </w:rPr>
         <w:t>PHẦN 1. CHỌN ĐÁP ÁN ĐÚNG (10 điểm)</w:t>
       </w:r>
     </w:p>
     <w:p>
-      <w:r>
-        <w:t>1. I ______ play outside every evening.   A. used to   B. use to   C. using to</w:t>
-      </w:r>
-    </w:p>
-    <w:p>
-      <w:r>
-        <w:t>2. She used to ______ in Hue.   A. lived   B. live   C. living</w:t>
-      </w:r>
-    </w:p>
-    <w:p>
-      <w:r>
-        <w:t>3. He didn't ______ like coffee.   A. used to   B. use to   C. using to</w:t>
-      </w:r>
-    </w:p>
-    <w:p>
-      <w:r>
-        <w:t>4. ______ you use to walk to school?   A. Do   B. Were   C. Did</w:t>
-      </w:r>
-    </w:p>
-    <w:p>
-      <w:r>
-        <w:t>5. There ______ be a park here.   A. used to   B. use to   C. was use to</w:t>
-      </w:r>
-    </w:p>
-    <w:p>
-      <w:r>
-        <w:t>6. Lan used to ______ very shy.   A. was   B. be   C. being</w:t>
-      </w:r>
-    </w:p>
-    <w:p>
-      <w:r>
-        <w:t>7. We ______ visit our grandparents every summer.   A. used to   B. are used to   C. use</w:t>
-      </w:r>
-    </w:p>
-    <w:p>
-      <w:r>
-        <w:t>8. Did he use to ______ glasses?   A. wore   B. wear   C. wearing</w:t>
-      </w:r>
-    </w:p>
-    <w:p>
-      <w:r>
-        <w:t>9. I ______ him yesterday.   A. used to meet   B. met   C. use to meet</w:t>
-      </w:r>
-    </w:p>
-    <w:p>
-      <w:r>
-        <w:t>10. She is used to ______ early.   A. get up   B. getting up   C. got up</w:t>
-      </w:r>
-    </w:p>
-    <w:p>
-      <w:pPr>
-        <w:pStyle w:val="Heading1"/>
-      </w:pPr>
-      <w:r>
+      <w:pPr>
+        <w:keepNext/>
+        <w:shd w:val="clear" w:color="000000" w:fill="auto"/>
+        <w:spacing w:after="80"/>
+        <w:rPr>
+          <w:rFonts w:eastAsiaTheme="majorEastAsia"/>
+          <w:i/>
+          <w:color w:val="000000"/>
+          <w:spacing w:val="-10"/>
+          <w:kern w:val="28"/>
+          <w:sz w:val="22"/>
+          <w:szCs w:val="56"/>
+        </w:rPr>
+      </w:pPr>
+      <w:r>
+        <w:rPr>
+          <w:rFonts w:eastAsiaTheme="majorEastAsia"/>
+          <w:i/>
+          <w:color w:val="000000"/>
+          <w:spacing w:val="-10"/>
+          <w:kern w:val="28"/>
+          <w:sz w:val="22"/>
+          <w:szCs w:val="56"/>
+        </w:rPr>
+        <w:t>Hướng dẫn: Điền hoặc chọn từ/cấu trúc phù hợp với mỗi câu.</w:t>
+      </w:r>
+    </w:p>
+    <w:p>
+      <w:pPr>
+        <w:keepNext/>
+        <w:shd w:val="clear" w:color="000000" w:fill="auto"/>
+        <w:spacing w:before="120" w:after="60"/>
+        <w:rPr>
+          <w:rFonts w:eastAsiaTheme="majorEastAsia"/>
+          <w:color w:val="000000"/>
+          <w:spacing w:val="-10"/>
+          <w:kern w:val="28"/>
+          <w:sz w:val="22"/>
+          <w:szCs w:val="56"/>
+        </w:rPr>
+      </w:pPr>
+      <w:r>
+        <w:rPr>
+          <w:rFonts w:eastAsiaTheme="majorEastAsia"/>
+          <w:color w:val="000000"/>
+          <w:spacing w:val="-10"/>
+          <w:kern w:val="28"/>
+          <w:sz w:val="22"/>
+          <w:szCs w:val="56"/>
+        </w:rPr>
+        <w:t>1. I ______ play outside every evening.</w:t>
+      </w:r>
+    </w:p>
+    <w:p>
+      <w:pPr>
+        <w:keepNext/>
+        <w:shd w:val="clear" w:color="000000" w:fill="auto"/>
+        <w:spacing w:after="40"/>
+        <w:ind w:left="340"/>
+        <w:rPr>
+          <w:rFonts w:eastAsiaTheme="majorEastAsia"/>
+          <w:color w:val="000000"/>
+          <w:spacing w:val="-10"/>
+          <w:kern w:val="28"/>
+          <w:sz w:val="22"/>
+          <w:szCs w:val="56"/>
+        </w:rPr>
+      </w:pPr>
+      <w:r>
+        <w:rPr>
+          <w:rFonts w:eastAsiaTheme="majorEastAsia"/>
+          <w:color w:val="000000"/>
+          <w:spacing w:val="-10"/>
+          <w:kern w:val="28"/>
+          <w:sz w:val="22"/>
+          <w:szCs w:val="56"/>
+        </w:rPr>
+        <w:t>A. used to</w:t>
+      </w:r>
+    </w:p>
+    <w:p>
+      <w:pPr>
+        <w:keepNext/>
+        <w:shd w:val="clear" w:color="000000" w:fill="auto"/>
+        <w:spacing w:after="40"/>
+        <w:ind w:left="340"/>
+        <w:rPr>
+          <w:rFonts w:eastAsiaTheme="majorEastAsia"/>
+          <w:color w:val="000000"/>
+          <w:spacing w:val="-10"/>
+          <w:kern w:val="28"/>
+          <w:sz w:val="22"/>
+          <w:szCs w:val="56"/>
+        </w:rPr>
+      </w:pPr>
+      <w:r>
+        <w:rPr>
+          <w:rFonts w:eastAsiaTheme="majorEastAsia"/>
+          <w:color w:val="000000"/>
+          <w:spacing w:val="-10"/>
+          <w:kern w:val="28"/>
+          <w:sz w:val="22"/>
+          <w:szCs w:val="56"/>
+        </w:rPr>
+        <w:t>B. use to</w:t>
+      </w:r>
+    </w:p>
+    <w:p>
+      <w:pPr>
+        <w:keepNext/>
+        <w:shd w:val="clear" w:color="000000" w:fill="auto"/>
+        <w:spacing w:after="40"/>
+        <w:ind w:left="340"/>
+        <w:rPr>
+          <w:rFonts w:eastAsiaTheme="majorEastAsia"/>
+          <w:color w:val="000000"/>
+          <w:spacing w:val="-10"/>
+          <w:kern w:val="28"/>
+          <w:sz w:val="22"/>
+          <w:szCs w:val="56"/>
+        </w:rPr>
+      </w:pPr>
+      <w:r>
+        <w:rPr>
+          <w:rFonts w:eastAsiaTheme="majorEastAsia"/>
+          <w:color w:val="000000"/>
+          <w:spacing w:val="-10"/>
+          <w:kern w:val="28"/>
+          <w:sz w:val="22"/>
+          <w:szCs w:val="56"/>
+        </w:rPr>
+        <w:t>C. using to</w:t>
+      </w:r>
+    </w:p>
+    <w:p>
+      <w:pPr>
+        <w:keepNext/>
+        <w:shd w:val="clear" w:color="000000" w:fill="auto"/>
+        <w:spacing w:before="120" w:after="60"/>
+        <w:rPr>
+          <w:rFonts w:eastAsiaTheme="majorEastAsia"/>
+          <w:color w:val="000000"/>
+          <w:spacing w:val="-10"/>
+          <w:kern w:val="28"/>
+          <w:sz w:val="22"/>
+          <w:szCs w:val="56"/>
+        </w:rPr>
+      </w:pPr>
+      <w:r>
+        <w:rPr>
+          <w:rFonts w:eastAsiaTheme="majorEastAsia"/>
+          <w:color w:val="000000"/>
+          <w:spacing w:val="-10"/>
+          <w:kern w:val="28"/>
+          <w:sz w:val="22"/>
+          <w:szCs w:val="56"/>
+        </w:rPr>
+        <w:t>2. She used to ______ in Hue.</w:t>
+      </w:r>
+    </w:p>
+    <w:p>
+      <w:pPr>
+        <w:keepNext/>
+        <w:shd w:val="clear" w:color="000000" w:fill="auto"/>
+        <w:spacing w:after="40"/>
+        <w:ind w:left="340"/>
+        <w:rPr>
+          <w:rFonts w:eastAsiaTheme="majorEastAsia"/>
+          <w:color w:val="000000"/>
+          <w:spacing w:val="-10"/>
+          <w:kern w:val="28"/>
+          <w:sz w:val="22"/>
+          <w:szCs w:val="56"/>
+        </w:rPr>
+      </w:pPr>
+      <w:r>
+        <w:rPr>
+          <w:rFonts w:eastAsiaTheme="majorEastAsia"/>
+          <w:color w:val="000000"/>
+          <w:spacing w:val="-10"/>
+          <w:kern w:val="28"/>
+          <w:sz w:val="22"/>
+          <w:szCs w:val="56"/>
+        </w:rPr>
+        <w:t>A. lived</w:t>
+      </w:r>
+    </w:p>
+    <w:p>
+      <w:pPr>
+        <w:keepNext/>
+        <w:shd w:val="clear" w:color="000000" w:fill="auto"/>
+        <w:spacing w:after="40"/>
+        <w:ind w:left="340"/>
+        <w:rPr>
+          <w:rFonts w:eastAsiaTheme="majorEastAsia"/>
+          <w:color w:val="000000"/>
+          <w:spacing w:val="-10"/>
+          <w:kern w:val="28"/>
+          <w:sz w:val="22"/>
+          <w:szCs w:val="56"/>
+        </w:rPr>
+      </w:pPr>
+      <w:r>
+        <w:rPr>
+          <w:rFonts w:eastAsiaTheme="majorEastAsia"/>
+          <w:color w:val="000000"/>
+          <w:spacing w:val="-10"/>
+          <w:kern w:val="28"/>
+          <w:sz w:val="22"/>
+          <w:szCs w:val="56"/>
+        </w:rPr>
+        <w:t>B. live</w:t>
+      </w:r>
+    </w:p>
+    <w:p>
+      <w:pPr>
+        <w:keepNext/>
+        <w:shd w:val="clear" w:color="000000" w:fill="auto"/>
+        <w:spacing w:after="40"/>
+        <w:ind w:left="340"/>
+        <w:rPr>
+          <w:rFonts w:eastAsiaTheme="majorEastAsia"/>
+          <w:color w:val="000000"/>
+          <w:spacing w:val="-10"/>
+          <w:kern w:val="28"/>
+          <w:sz w:val="22"/>
+          <w:szCs w:val="56"/>
+        </w:rPr>
+      </w:pPr>
+      <w:r>
+        <w:rPr>
+          <w:rFonts w:eastAsiaTheme="majorEastAsia"/>
+          <w:color w:val="000000"/>
+          <w:spacing w:val="-10"/>
+          <w:kern w:val="28"/>
+          <w:sz w:val="22"/>
+          <w:szCs w:val="56"/>
+        </w:rPr>
+        <w:t>C. living</w:t>
+      </w:r>
+    </w:p>
+    <w:p>
+      <w:pPr>
+        <w:keepNext/>
+        <w:shd w:val="clear" w:color="000000" w:fill="auto"/>
+        <w:spacing w:before="120" w:after="60"/>
+        <w:rPr>
+          <w:rFonts w:eastAsiaTheme="majorEastAsia"/>
+          <w:color w:val="000000"/>
+          <w:spacing w:val="-10"/>
+          <w:kern w:val="28"/>
+          <w:sz w:val="22"/>
+          <w:szCs w:val="56"/>
+        </w:rPr>
+      </w:pPr>
+      <w:r>
+        <w:rPr>
+          <w:rFonts w:eastAsiaTheme="majorEastAsia"/>
+          <w:color w:val="000000"/>
+          <w:spacing w:val="-10"/>
+          <w:kern w:val="28"/>
+          <w:sz w:val="22"/>
+          <w:szCs w:val="56"/>
+        </w:rPr>
+        <w:t>3. He didn't ______ like coffee.</w:t>
+      </w:r>
+    </w:p>
+    <w:p>
+      <w:pPr>
+        <w:keepNext/>
+        <w:shd w:val="clear" w:color="000000" w:fill="auto"/>
+        <w:spacing w:after="40"/>
+        <w:ind w:left="340"/>
+        <w:rPr>
+          <w:rFonts w:eastAsiaTheme="majorEastAsia"/>
+          <w:color w:val="000000"/>
+          <w:spacing w:val="-10"/>
+          <w:kern w:val="28"/>
+          <w:sz w:val="22"/>
+          <w:szCs w:val="56"/>
+        </w:rPr>
+      </w:pPr>
+      <w:r>
+        <w:rPr>
+          <w:rFonts w:eastAsiaTheme="majorEastAsia"/>
+          <w:color w:val="000000"/>
+          <w:spacing w:val="-10"/>
+          <w:kern w:val="28"/>
+          <w:sz w:val="22"/>
+          <w:szCs w:val="56"/>
+        </w:rPr>
+        <w:t>A. used to</w:t>
+      </w:r>
+    </w:p>
+    <w:p>
+      <w:pPr>
+        <w:keepNext/>
+        <w:shd w:val="clear" w:color="000000" w:fill="auto"/>
+        <w:spacing w:after="40"/>
+        <w:ind w:left="340"/>
+        <w:rPr>
+          <w:rFonts w:eastAsiaTheme="majorEastAsia"/>
+          <w:color w:val="000000"/>
+          <w:spacing w:val="-10"/>
+          <w:kern w:val="28"/>
+          <w:sz w:val="22"/>
+          <w:szCs w:val="56"/>
+        </w:rPr>
+      </w:pPr>
+      <w:r>
+        <w:rPr>
+          <w:rFonts w:eastAsiaTheme="majorEastAsia"/>
+          <w:color w:val="000000"/>
+          <w:spacing w:val="-10"/>
+          <w:kern w:val="28"/>
+          <w:sz w:val="22"/>
+          <w:szCs w:val="56"/>
+        </w:rPr>
+        <w:t>B. use to</w:t>
+      </w:r>
+    </w:p>
+    <w:p>
+      <w:pPr>
+        <w:keepNext/>
+        <w:shd w:val="clear" w:color="000000" w:fill="auto"/>
+        <w:spacing w:after="40"/>
+        <w:ind w:left="340"/>
+        <w:rPr>
+          <w:rFonts w:eastAsiaTheme="majorEastAsia"/>
+          <w:color w:val="000000"/>
+          <w:spacing w:val="-10"/>
+          <w:kern w:val="28"/>
+          <w:sz w:val="22"/>
+          <w:szCs w:val="56"/>
+        </w:rPr>
+      </w:pPr>
+      <w:r>
+        <w:rPr>
+          <w:rFonts w:eastAsiaTheme="majorEastAsia"/>
+          <w:color w:val="000000"/>
+          <w:spacing w:val="-10"/>
+          <w:kern w:val="28"/>
+          <w:sz w:val="22"/>
+          <w:szCs w:val="56"/>
+        </w:rPr>
+        <w:t>C. using to</w:t>
+      </w:r>
+    </w:p>
+    <w:p>
+      <w:pPr>
+        <w:keepNext/>
+        <w:shd w:val="clear" w:color="000000" w:fill="auto"/>
+        <w:spacing w:before="120" w:after="60"/>
+        <w:rPr>
+          <w:rFonts w:eastAsiaTheme="majorEastAsia"/>
+          <w:color w:val="000000"/>
+          <w:spacing w:val="-10"/>
+          <w:kern w:val="28"/>
+          <w:sz w:val="22"/>
+          <w:szCs w:val="56"/>
+        </w:rPr>
+      </w:pPr>
+      <w:r>
+        <w:rPr>
+          <w:rFonts w:eastAsiaTheme="majorEastAsia"/>
+          <w:color w:val="000000"/>
+          <w:spacing w:val="-10"/>
+          <w:kern w:val="28"/>
+          <w:sz w:val="22"/>
+          <w:szCs w:val="56"/>
+        </w:rPr>
+        <w:t>4. ______ you use to walk to school?</w:t>
+      </w:r>
+    </w:p>
+    <w:p>
+      <w:pPr>
+        <w:keepNext/>
+        <w:shd w:val="clear" w:color="000000" w:fill="auto"/>
+        <w:spacing w:after="40"/>
+        <w:ind w:left="340"/>
+        <w:rPr>
+          <w:rFonts w:eastAsiaTheme="majorEastAsia"/>
+          <w:color w:val="000000"/>
+          <w:spacing w:val="-10"/>
+          <w:kern w:val="28"/>
+          <w:sz w:val="22"/>
+          <w:szCs w:val="56"/>
+        </w:rPr>
+      </w:pPr>
+      <w:r>
+        <w:rPr>
+          <w:rFonts w:eastAsiaTheme="majorEastAsia"/>
+          <w:color w:val="000000"/>
+          <w:spacing w:val="-10"/>
+          <w:kern w:val="28"/>
+          <w:sz w:val="22"/>
+          <w:szCs w:val="56"/>
+        </w:rPr>
+        <w:t>A. Do</w:t>
+      </w:r>
+    </w:p>
+    <w:p>
+      <w:pPr>
+        <w:keepNext/>
+        <w:shd w:val="clear" w:color="000000" w:fill="auto"/>
+        <w:spacing w:after="40"/>
+        <w:ind w:left="340"/>
+        <w:rPr>
+          <w:rFonts w:eastAsiaTheme="majorEastAsia"/>
+          <w:color w:val="000000"/>
+          <w:spacing w:val="-10"/>
+          <w:kern w:val="28"/>
+          <w:sz w:val="22"/>
+          <w:szCs w:val="56"/>
+        </w:rPr>
+      </w:pPr>
+      <w:r>
+        <w:rPr>
+          <w:rFonts w:eastAsiaTheme="majorEastAsia"/>
+          <w:color w:val="000000"/>
+          <w:spacing w:val="-10"/>
+          <w:kern w:val="28"/>
+          <w:sz w:val="22"/>
+          <w:szCs w:val="56"/>
+        </w:rPr>
+        <w:t>B. Were</w:t>
+      </w:r>
+    </w:p>
+    <w:p>
+      <w:pPr>
+        <w:keepNext/>
+        <w:shd w:val="clear" w:color="000000" w:fill="auto"/>
+        <w:spacing w:after="40"/>
+        <w:ind w:left="340"/>
+        <w:rPr>
+          <w:rFonts w:eastAsiaTheme="majorEastAsia"/>
+          <w:color w:val="000000"/>
+          <w:spacing w:val="-10"/>
+          <w:kern w:val="28"/>
+          <w:sz w:val="22"/>
+          <w:szCs w:val="56"/>
+        </w:rPr>
+      </w:pPr>
+      <w:r>
+        <w:rPr>
+          <w:rFonts w:eastAsiaTheme="majorEastAsia"/>
+          <w:color w:val="000000"/>
+          <w:spacing w:val="-10"/>
+          <w:kern w:val="28"/>
+          <w:sz w:val="22"/>
+          <w:szCs w:val="56"/>
+        </w:rPr>
+        <w:t>C. Did</w:t>
+      </w:r>
+    </w:p>
+    <w:p>
+      <w:pPr>
+        <w:keepNext/>
+        <w:shd w:val="clear" w:color="000000" w:fill="auto"/>
+        <w:spacing w:before="120" w:after="60"/>
+        <w:rPr>
+          <w:rFonts w:eastAsiaTheme="majorEastAsia"/>
+          <w:color w:val="000000"/>
+          <w:spacing w:val="-10"/>
+          <w:kern w:val="28"/>
+          <w:sz w:val="22"/>
+          <w:szCs w:val="56"/>
+        </w:rPr>
+      </w:pPr>
+      <w:r>
+        <w:rPr>
+          <w:rFonts w:eastAsiaTheme="majorEastAsia"/>
+          <w:color w:val="000000"/>
+          <w:spacing w:val="-10"/>
+          <w:kern w:val="28"/>
+          <w:sz w:val="22"/>
+          <w:szCs w:val="56"/>
+        </w:rPr>
+        <w:t>5. There ______ be a park here.</w:t>
+      </w:r>
+    </w:p>
+    <w:p>
+      <w:pPr>
+        <w:keepNext/>
+        <w:shd w:val="clear" w:color="000000" w:fill="auto"/>
+        <w:spacing w:after="40"/>
+        <w:ind w:left="340"/>
+        <w:rPr>
+          <w:rFonts w:eastAsiaTheme="majorEastAsia"/>
+          <w:color w:val="000000"/>
+          <w:spacing w:val="-10"/>
+          <w:kern w:val="28"/>
+          <w:sz w:val="22"/>
+          <w:szCs w:val="56"/>
+        </w:rPr>
+      </w:pPr>
+      <w:r>
+        <w:rPr>
+          <w:rFonts w:eastAsiaTheme="majorEastAsia"/>
+          <w:color w:val="000000"/>
+          <w:spacing w:val="-10"/>
+          <w:kern w:val="28"/>
+          <w:sz w:val="22"/>
+          <w:szCs w:val="56"/>
+        </w:rPr>
+        <w:t>A. used to</w:t>
+      </w:r>
+    </w:p>
+    <w:p>
+      <w:pPr>
+        <w:keepNext/>
+        <w:shd w:val="clear" w:color="000000" w:fill="auto"/>
+        <w:spacing w:after="40"/>
+        <w:ind w:left="340"/>
+        <w:rPr>
+          <w:rFonts w:eastAsiaTheme="majorEastAsia"/>
+          <w:color w:val="000000"/>
+          <w:spacing w:val="-10"/>
+          <w:kern w:val="28"/>
+          <w:sz w:val="22"/>
+          <w:szCs w:val="56"/>
+        </w:rPr>
+      </w:pPr>
+      <w:r>
+        <w:rPr>
+          <w:rFonts w:eastAsiaTheme="majorEastAsia"/>
+          <w:color w:val="000000"/>
+          <w:spacing w:val="-10"/>
+          <w:kern w:val="28"/>
+          <w:sz w:val="22"/>
+          <w:szCs w:val="56"/>
+        </w:rPr>
+        <w:t>B. use to</w:t>
+      </w:r>
+    </w:p>
+    <w:p>
+      <w:pPr>
+        <w:keepNext/>
+        <w:shd w:val="clear" w:color="000000" w:fill="auto"/>
+        <w:spacing w:after="40"/>
+        <w:ind w:left="340"/>
+        <w:rPr>
+          <w:rFonts w:eastAsiaTheme="majorEastAsia"/>
+          <w:color w:val="000000"/>
+          <w:spacing w:val="-10"/>
+          <w:kern w:val="28"/>
+          <w:sz w:val="22"/>
+          <w:szCs w:val="56"/>
+        </w:rPr>
+      </w:pPr>
+      <w:r>
+        <w:rPr>
+          <w:rFonts w:eastAsiaTheme="majorEastAsia"/>
+          <w:color w:val="000000"/>
+          <w:spacing w:val="-10"/>
+          <w:kern w:val="28"/>
+          <w:sz w:val="22"/>
+          <w:szCs w:val="56"/>
+        </w:rPr>
+        <w:t>C. was use to</w:t>
+      </w:r>
+    </w:p>
+    <w:p>
+      <w:pPr>
+        <w:keepNext/>
+        <w:shd w:val="clear" w:color="000000" w:fill="auto"/>
+        <w:spacing w:before="120" w:after="60"/>
+        <w:rPr>
+          <w:rFonts w:eastAsiaTheme="majorEastAsia"/>
+          <w:color w:val="000000"/>
+          <w:spacing w:val="-10"/>
+          <w:kern w:val="28"/>
+          <w:sz w:val="22"/>
+          <w:szCs w:val="56"/>
+        </w:rPr>
+      </w:pPr>
+      <w:r>
+        <w:rPr>
+          <w:rFonts w:eastAsiaTheme="majorEastAsia"/>
+          <w:color w:val="000000"/>
+          <w:spacing w:val="-10"/>
+          <w:kern w:val="28"/>
+          <w:sz w:val="22"/>
+          <w:szCs w:val="56"/>
+        </w:rPr>
+        <w:t>6. Lan used to ______ very shy.</w:t>
+      </w:r>
+    </w:p>
+    <w:p>
+      <w:pPr>
+        <w:keepNext/>
+        <w:shd w:val="clear" w:color="000000" w:fill="auto"/>
+        <w:spacing w:after="40"/>
+        <w:ind w:left="340"/>
+        <w:rPr>
+          <w:rFonts w:eastAsiaTheme="majorEastAsia"/>
+          <w:color w:val="000000"/>
+          <w:spacing w:val="-10"/>
+          <w:kern w:val="28"/>
+          <w:sz w:val="22"/>
+          <w:szCs w:val="56"/>
+        </w:rPr>
+      </w:pPr>
+      <w:r>
+        <w:rPr>
+          <w:rFonts w:eastAsiaTheme="majorEastAsia"/>
+          <w:color w:val="000000"/>
+          <w:spacing w:val="-10"/>
+          <w:kern w:val="28"/>
+          <w:sz w:val="22"/>
+          <w:szCs w:val="56"/>
+        </w:rPr>
+        <w:t>A. was</w:t>
+      </w:r>
+    </w:p>
+    <w:p>
+      <w:pPr>
+        <w:keepNext/>
+        <w:shd w:val="clear" w:color="000000" w:fill="auto"/>
+        <w:spacing w:after="40"/>
+        <w:ind w:left="340"/>
+        <w:rPr>
+          <w:rFonts w:eastAsiaTheme="majorEastAsia"/>
+          <w:color w:val="000000"/>
+          <w:spacing w:val="-10"/>
+          <w:kern w:val="28"/>
+          <w:sz w:val="22"/>
+          <w:szCs w:val="56"/>
+        </w:rPr>
+      </w:pPr>
+      <w:r>
+        <w:rPr>
+          <w:rFonts w:eastAsiaTheme="majorEastAsia"/>
+          <w:color w:val="000000"/>
+          <w:spacing w:val="-10"/>
+          <w:kern w:val="28"/>
+          <w:sz w:val="22"/>
+          <w:szCs w:val="56"/>
+        </w:rPr>
+        <w:t>B. be</w:t>
+      </w:r>
+    </w:p>
+    <w:p>
+      <w:pPr>
+        <w:keepNext/>
+        <w:shd w:val="clear" w:color="000000" w:fill="auto"/>
+        <w:spacing w:after="40"/>
+        <w:ind w:left="340"/>
+        <w:rPr>
+          <w:rFonts w:eastAsiaTheme="majorEastAsia"/>
+          <w:color w:val="000000"/>
+          <w:spacing w:val="-10"/>
+          <w:kern w:val="28"/>
+          <w:sz w:val="22"/>
+          <w:szCs w:val="56"/>
+        </w:rPr>
+      </w:pPr>
+      <w:r>
+        <w:rPr>
+          <w:rFonts w:eastAsiaTheme="majorEastAsia"/>
+          <w:color w:val="000000"/>
+          <w:spacing w:val="-10"/>
+          <w:kern w:val="28"/>
+          <w:sz w:val="22"/>
+          <w:szCs w:val="56"/>
+        </w:rPr>
+        <w:t>C. being</w:t>
+      </w:r>
+    </w:p>
+    <w:p>
+      <w:pPr>
+        <w:keepNext/>
+        <w:shd w:val="clear" w:color="000000" w:fill="auto"/>
+        <w:spacing w:before="120" w:after="60"/>
+        <w:rPr>
+          <w:rFonts w:eastAsiaTheme="majorEastAsia"/>
+          <w:color w:val="000000"/>
+          <w:spacing w:val="-10"/>
+          <w:kern w:val="28"/>
+          <w:sz w:val="22"/>
+          <w:szCs w:val="56"/>
+        </w:rPr>
+      </w:pPr>
+      <w:r>
+        <w:rPr>
+          <w:rFonts w:eastAsiaTheme="majorEastAsia"/>
+          <w:color w:val="000000"/>
+          <w:spacing w:val="-10"/>
+          <w:kern w:val="28"/>
+          <w:sz w:val="22"/>
+          <w:szCs w:val="56"/>
+        </w:rPr>
+        <w:t>7. We ______ visit our grandparents every summer.</w:t>
+      </w:r>
+    </w:p>
+    <w:p>
+      <w:pPr>
+        <w:keepNext/>
+        <w:shd w:val="clear" w:color="000000" w:fill="auto"/>
+        <w:spacing w:after="40"/>
+        <w:ind w:left="340"/>
+        <w:rPr>
+          <w:rFonts w:eastAsiaTheme="majorEastAsia"/>
+          <w:color w:val="000000"/>
+          <w:spacing w:val="-10"/>
+          <w:kern w:val="28"/>
+          <w:sz w:val="22"/>
+          <w:szCs w:val="56"/>
+        </w:rPr>
+      </w:pPr>
+      <w:r>
+        <w:rPr>
+          <w:rFonts w:eastAsiaTheme="majorEastAsia"/>
+          <w:color w:val="000000"/>
+          <w:spacing w:val="-10"/>
+          <w:kern w:val="28"/>
+          <w:sz w:val="22"/>
+          <w:szCs w:val="56"/>
+        </w:rPr>
+        <w:t>A. used to</w:t>
+      </w:r>
+    </w:p>
+    <w:p>
+      <w:pPr>
+        <w:keepNext/>
+        <w:shd w:val="clear" w:color="000000" w:fill="auto"/>
+        <w:spacing w:after="40"/>
+        <w:ind w:left="340"/>
+        <w:rPr>
+          <w:rFonts w:eastAsiaTheme="majorEastAsia"/>
+          <w:color w:val="000000"/>
+          <w:spacing w:val="-10"/>
+          <w:kern w:val="28"/>
+          <w:sz w:val="22"/>
+          <w:szCs w:val="56"/>
+        </w:rPr>
+      </w:pPr>
+      <w:r>
+        <w:rPr>
+          <w:rFonts w:eastAsiaTheme="majorEastAsia"/>
+          <w:color w:val="000000"/>
+          <w:spacing w:val="-10"/>
+          <w:kern w:val="28"/>
+          <w:sz w:val="22"/>
+          <w:szCs w:val="56"/>
+        </w:rPr>
+        <w:t>B. are used to</w:t>
+      </w:r>
+    </w:p>
+    <w:p>
+      <w:pPr>
+        <w:keepNext/>
+        <w:shd w:val="clear" w:color="000000" w:fill="auto"/>
+        <w:spacing w:after="40"/>
+        <w:ind w:left="340"/>
+        <w:rPr>
+          <w:rFonts w:eastAsiaTheme="majorEastAsia"/>
+          <w:color w:val="000000"/>
+          <w:spacing w:val="-10"/>
+          <w:kern w:val="28"/>
+          <w:sz w:val="22"/>
+          <w:szCs w:val="56"/>
+        </w:rPr>
+      </w:pPr>
+      <w:r>
+        <w:rPr>
+          <w:rFonts w:eastAsiaTheme="majorEastAsia"/>
+          <w:color w:val="000000"/>
+          <w:spacing w:val="-10"/>
+          <w:kern w:val="28"/>
+          <w:sz w:val="22"/>
+          <w:szCs w:val="56"/>
+        </w:rPr>
+        <w:t>C. use</w:t>
+      </w:r>
+    </w:p>
+    <w:p>
+      <w:pPr>
+        <w:keepNext/>
+        <w:shd w:val="clear" w:color="000000" w:fill="auto"/>
+        <w:spacing w:before="120" w:after="60"/>
+        <w:rPr>
+          <w:rFonts w:eastAsiaTheme="majorEastAsia"/>
+          <w:color w:val="000000"/>
+          <w:spacing w:val="-10"/>
+          <w:kern w:val="28"/>
+          <w:sz w:val="22"/>
+          <w:szCs w:val="56"/>
+        </w:rPr>
+      </w:pPr>
+      <w:r>
+        <w:rPr>
+          <w:rFonts w:eastAsiaTheme="majorEastAsia"/>
+          <w:color w:val="000000"/>
+          <w:spacing w:val="-10"/>
+          <w:kern w:val="28"/>
+          <w:sz w:val="22"/>
+          <w:szCs w:val="56"/>
+        </w:rPr>
+        <w:lastRenderedPageBreak/>
+        <w:t>8. Did he use to ______ glasses?</w:t>
+      </w:r>
+    </w:p>
+    <w:p>
+      <w:pPr>
+        <w:keepNext/>
+        <w:shd w:val="clear" w:color="000000" w:fill="auto"/>
+        <w:spacing w:after="40"/>
+        <w:ind w:left="340"/>
+        <w:rPr>
+          <w:rFonts w:eastAsiaTheme="majorEastAsia"/>
+          <w:color w:val="000000"/>
+          <w:spacing w:val="-10"/>
+          <w:kern w:val="28"/>
+          <w:sz w:val="22"/>
+          <w:szCs w:val="56"/>
+        </w:rPr>
+      </w:pPr>
+      <w:r>
+        <w:rPr>
+          <w:rFonts w:eastAsiaTheme="majorEastAsia"/>
+          <w:color w:val="000000"/>
+          <w:spacing w:val="-10"/>
+          <w:kern w:val="28"/>
+          <w:sz w:val="22"/>
+          <w:szCs w:val="56"/>
+        </w:rPr>
+        <w:t>A. wore</w:t>
+      </w:r>
+    </w:p>
+    <w:p>
+      <w:pPr>
+        <w:keepNext/>
+        <w:shd w:val="clear" w:color="000000" w:fill="auto"/>
+        <w:spacing w:after="40"/>
+        <w:ind w:left="340"/>
+        <w:rPr>
+          <w:rFonts w:eastAsiaTheme="majorEastAsia"/>
+          <w:color w:val="000000"/>
+          <w:spacing w:val="-10"/>
+          <w:kern w:val="28"/>
+          <w:sz w:val="22"/>
+          <w:szCs w:val="56"/>
+        </w:rPr>
+      </w:pPr>
+      <w:r>
+        <w:rPr>
+          <w:rFonts w:eastAsiaTheme="majorEastAsia"/>
+          <w:color w:val="000000"/>
+          <w:spacing w:val="-10"/>
+          <w:kern w:val="28"/>
+          <w:sz w:val="22"/>
+          <w:szCs w:val="56"/>
+        </w:rPr>
+        <w:t>B. wear</w:t>
+      </w:r>
+    </w:p>
+    <w:p>
+      <w:pPr>
+        <w:keepNext/>
+        <w:shd w:val="clear" w:color="000000" w:fill="auto"/>
+        <w:spacing w:after="40"/>
+        <w:ind w:left="340"/>
+        <w:rPr>
+          <w:rFonts w:eastAsiaTheme="majorEastAsia"/>
+          <w:color w:val="000000"/>
+          <w:spacing w:val="-10"/>
+          <w:kern w:val="28"/>
+          <w:sz w:val="22"/>
+          <w:szCs w:val="56"/>
+        </w:rPr>
+      </w:pPr>
+      <w:r>
+        <w:rPr>
+          <w:rFonts w:eastAsiaTheme="majorEastAsia"/>
+          <w:color w:val="000000"/>
+          <w:spacing w:val="-10"/>
+          <w:kern w:val="28"/>
+          <w:sz w:val="22"/>
+          <w:szCs w:val="56"/>
+        </w:rPr>
+        <w:t>C. wearing</w:t>
+      </w:r>
+    </w:p>
+    <w:p>
+      <w:pPr>
+        <w:keepNext/>
+        <w:shd w:val="clear" w:color="000000" w:fill="auto"/>
+        <w:spacing w:before="120" w:after="60"/>
+        <w:rPr>
+          <w:rFonts w:eastAsiaTheme="majorEastAsia"/>
+          <w:color w:val="000000"/>
+          <w:spacing w:val="-10"/>
+          <w:kern w:val="28"/>
+          <w:sz w:val="22"/>
+          <w:szCs w:val="56"/>
+        </w:rPr>
+      </w:pPr>
+      <w:r>
+        <w:rPr>
+          <w:rFonts w:eastAsiaTheme="majorEastAsia"/>
+          <w:color w:val="000000"/>
+          <w:spacing w:val="-10"/>
+          <w:kern w:val="28"/>
+          <w:sz w:val="22"/>
+          <w:szCs w:val="56"/>
+        </w:rPr>
+        <w:t>9. I ______ him yesterday.</w:t>
+      </w:r>
+    </w:p>
+    <w:p>
+      <w:pPr>
+        <w:keepNext/>
+        <w:shd w:val="clear" w:color="000000" w:fill="auto"/>
+        <w:spacing w:after="40"/>
+        <w:ind w:left="340"/>
+        <w:rPr>
+          <w:rFonts w:eastAsiaTheme="majorEastAsia"/>
+          <w:color w:val="000000"/>
+          <w:spacing w:val="-10"/>
+          <w:kern w:val="28"/>
+          <w:sz w:val="22"/>
+          <w:szCs w:val="56"/>
+        </w:rPr>
+      </w:pPr>
+      <w:r>
+        <w:rPr>
+          <w:rFonts w:eastAsiaTheme="majorEastAsia"/>
+          <w:color w:val="000000"/>
+          <w:spacing w:val="-10"/>
+          <w:kern w:val="28"/>
+          <w:sz w:val="22"/>
+          <w:szCs w:val="56"/>
+        </w:rPr>
+        <w:t>A. used to meet</w:t>
+      </w:r>
+    </w:p>
+    <w:p>
+      <w:pPr>
+        <w:keepNext/>
+        <w:shd w:val="clear" w:color="000000" w:fill="auto"/>
+        <w:spacing w:after="40"/>
+        <w:ind w:left="340"/>
+        <w:rPr>
+          <w:rFonts w:eastAsiaTheme="majorEastAsia"/>
+          <w:color w:val="000000"/>
+          <w:spacing w:val="-10"/>
+          <w:kern w:val="28"/>
+          <w:sz w:val="22"/>
+          <w:szCs w:val="56"/>
+        </w:rPr>
+      </w:pPr>
+      <w:r>
+        <w:rPr>
+          <w:rFonts w:eastAsiaTheme="majorEastAsia"/>
+          <w:color w:val="000000"/>
+          <w:spacing w:val="-10"/>
+          <w:kern w:val="28"/>
+          <w:sz w:val="22"/>
+          <w:szCs w:val="56"/>
+        </w:rPr>
+        <w:t>B. met</w:t>
+      </w:r>
+    </w:p>
+    <w:p>
+      <w:pPr>
+        <w:keepNext/>
+        <w:shd w:val="clear" w:color="000000" w:fill="auto"/>
+        <w:spacing w:after="40"/>
+        <w:ind w:left="340"/>
+        <w:rPr>
+          <w:rFonts w:eastAsiaTheme="majorEastAsia"/>
+          <w:color w:val="000000"/>
+          <w:spacing w:val="-10"/>
+          <w:kern w:val="28"/>
+          <w:sz w:val="22"/>
+          <w:szCs w:val="56"/>
+        </w:rPr>
+      </w:pPr>
+      <w:r>
+        <w:rPr>
+          <w:rFonts w:eastAsiaTheme="majorEastAsia"/>
+          <w:color w:val="000000"/>
+          <w:spacing w:val="-10"/>
+          <w:kern w:val="28"/>
+          <w:sz w:val="22"/>
+          <w:szCs w:val="56"/>
+        </w:rPr>
+        <w:t>C. use to meet</w:t>
+      </w:r>
+    </w:p>
+    <w:p>
+      <w:pPr>
+        <w:keepNext/>
+        <w:shd w:val="clear" w:color="000000" w:fill="auto"/>
+        <w:spacing w:before="120" w:after="60"/>
+        <w:rPr>
+          <w:rFonts w:eastAsiaTheme="majorEastAsia"/>
+          <w:color w:val="000000"/>
+          <w:spacing w:val="-10"/>
+          <w:kern w:val="28"/>
+          <w:sz w:val="22"/>
+          <w:szCs w:val="56"/>
+        </w:rPr>
+      </w:pPr>
+      <w:r>
+        <w:rPr>
+          <w:rFonts w:eastAsiaTheme="majorEastAsia"/>
+          <w:color w:val="000000"/>
+          <w:spacing w:val="-10"/>
+          <w:kern w:val="28"/>
+          <w:sz w:val="22"/>
+          <w:szCs w:val="56"/>
+        </w:rPr>
+        <w:t>10. She is used to ______ early.</w:t>
+      </w:r>
+    </w:p>
+    <w:p>
+      <w:pPr>
+        <w:keepNext/>
+        <w:shd w:val="clear" w:color="000000" w:fill="auto"/>
+        <w:spacing w:after="40"/>
+        <w:ind w:left="340"/>
+        <w:rPr>
+          <w:rFonts w:eastAsiaTheme="majorEastAsia"/>
+          <w:color w:val="000000"/>
+          <w:spacing w:val="-10"/>
+          <w:kern w:val="28"/>
+          <w:sz w:val="22"/>
+          <w:szCs w:val="56"/>
+        </w:rPr>
+      </w:pPr>
+      <w:r>
+        <w:rPr>
+          <w:rFonts w:eastAsiaTheme="majorEastAsia"/>
+          <w:color w:val="000000"/>
+          <w:spacing w:val="-10"/>
+          <w:kern w:val="28"/>
+          <w:sz w:val="22"/>
+          <w:szCs w:val="56"/>
+        </w:rPr>
+        <w:t>A. get up</w:t>
+      </w:r>
+    </w:p>
+    <w:p>
+      <w:pPr>
+        <w:keepNext/>
+        <w:shd w:val="clear" w:color="000000" w:fill="auto"/>
+        <w:spacing w:after="40"/>
+        <w:ind w:left="340"/>
+        <w:rPr>
+          <w:rFonts w:eastAsiaTheme="majorEastAsia"/>
+          <w:color w:val="000000"/>
+          <w:spacing w:val="-10"/>
+          <w:kern w:val="28"/>
+          <w:sz w:val="22"/>
+          <w:szCs w:val="56"/>
+        </w:rPr>
+      </w:pPr>
+      <w:r>
+        <w:rPr>
+          <w:rFonts w:eastAsiaTheme="majorEastAsia"/>
+          <w:color w:val="000000"/>
+          <w:spacing w:val="-10"/>
+          <w:kern w:val="28"/>
+          <w:sz w:val="22"/>
+          <w:szCs w:val="56"/>
+        </w:rPr>
+        <w:t>B. getting up</w:t>
+      </w:r>
+    </w:p>
+    <w:p>
+      <w:pPr>
+        <w:keepNext/>
+        <w:shd w:val="clear" w:color="000000" w:fill="auto"/>
+        <w:spacing w:after="40"/>
+        <w:ind w:left="340"/>
+        <w:rPr>
+          <w:rFonts w:eastAsiaTheme="majorEastAsia"/>
+          <w:color w:val="000000"/>
+          <w:spacing w:val="-10"/>
+          <w:kern w:val="28"/>
+          <w:sz w:val="22"/>
+          <w:szCs w:val="56"/>
+        </w:rPr>
+      </w:pPr>
+      <w:r>
+        <w:rPr>
+          <w:rFonts w:eastAsiaTheme="majorEastAsia"/>
+          <w:color w:val="000000"/>
+          <w:spacing w:val="-10"/>
+          <w:kern w:val="28"/>
+          <w:sz w:val="22"/>
+          <w:szCs w:val="56"/>
+        </w:rPr>
+        <w:t>C. got up</w:t>
+      </w:r>
+    </w:p>
+    <w:p>
+      <w:pPr>
+        <w:keepNext/>
+        <w:shd w:val="clear" w:color="000000" w:fill="auto"/>
+        <w:spacing w:before="280" w:after="80"/>
+        <w:rPr>
+          <w:rFonts w:eastAsiaTheme="majorEastAsia"/>
+          <w:b/>
+          <w:color w:val="000000"/>
+          <w:spacing w:val="-10"/>
+          <w:kern w:val="28"/>
+          <w:szCs w:val="56"/>
+        </w:rPr>
+      </w:pPr>
+      <w:r>
+        <w:rPr>
+          <w:rFonts w:eastAsiaTheme="majorEastAsia"/>
+          <w:b/>
+          <w:color w:val="000000"/>
+          <w:spacing w:val="-10"/>
+          <w:kern w:val="28"/>
+          <w:szCs w:val="56"/>
+        </w:rPr>
         <w:t>PHẦN 2. ĐIỀN USED TO HOẶC DIDN'T USE TO (10 điểm)</w:t>
       </w:r>
     </w:p>
     <w:p>
-      <w:r>
+      <w:pPr>
+        <w:keepNext/>
+        <w:shd w:val="clear" w:color="000000" w:fill="auto"/>
+        <w:spacing w:after="80"/>
+        <w:rPr>
+          <w:rFonts w:eastAsiaTheme="majorEastAsia"/>
+          <w:i/>
+          <w:color w:val="000000"/>
+          <w:spacing w:val="-10"/>
+          <w:kern w:val="28"/>
+          <w:sz w:val="22"/>
+          <w:szCs w:val="56"/>
+        </w:rPr>
+      </w:pPr>
+      <w:r>
+        <w:rPr>
+          <w:rFonts w:eastAsiaTheme="majorEastAsia"/>
+          <w:i/>
+          <w:color w:val="000000"/>
+          <w:spacing w:val="-10"/>
+          <w:kern w:val="28"/>
+          <w:sz w:val="22"/>
+          <w:szCs w:val="56"/>
+        </w:rPr>
+        <w:t>Hướng dẫn: Điền từ hoặc cấu trúc phù hợp với nghĩa và ngữ cảnh.</w:t>
+      </w:r>
+    </w:p>
+    <w:p>
+      <w:pPr>
+        <w:keepNext/>
+        <w:shd w:val="clear" w:color="000000" w:fill="auto"/>
+        <w:spacing w:before="120" w:after="60"/>
+        <w:rPr>
+          <w:rFonts w:eastAsiaTheme="majorEastAsia"/>
+          <w:color w:val="000000"/>
+          <w:spacing w:val="-10"/>
+          <w:kern w:val="28"/>
+          <w:sz w:val="22"/>
+          <w:szCs w:val="56"/>
+        </w:rPr>
+      </w:pPr>
+      <w:r>
+        <w:rPr>
+          <w:rFonts w:eastAsiaTheme="majorEastAsia"/>
+          <w:color w:val="000000"/>
+          <w:spacing w:val="-10"/>
+          <w:kern w:val="28"/>
+          <w:sz w:val="22"/>
+          <w:szCs w:val="56"/>
+        </w:rPr>
         <w:t>1. I ______ have long hair, but now it is short.</w:t>
       </w:r>
     </w:p>
     <w:p>
-      <w:r>
+      <w:pPr>
+        <w:keepNext/>
+        <w:shd w:val="clear" w:color="000000" w:fill="auto"/>
+        <w:spacing w:before="120" w:after="60"/>
+        <w:rPr>
+          <w:rFonts w:eastAsiaTheme="majorEastAsia"/>
+          <w:color w:val="000000"/>
+          <w:spacing w:val="-10"/>
+          <w:kern w:val="28"/>
+          <w:sz w:val="22"/>
+          <w:szCs w:val="56"/>
+        </w:rPr>
+      </w:pPr>
+      <w:r>
+        <w:rPr>
+          <w:rFonts w:eastAsiaTheme="majorEastAsia"/>
+          <w:color w:val="000000"/>
+          <w:spacing w:val="-10"/>
+          <w:kern w:val="28"/>
+          <w:sz w:val="22"/>
+          <w:szCs w:val="56"/>
+        </w:rPr>
         <w:t>2. She ______ like spicy food, but now she loves it.</w:t>
       </w:r>
     </w:p>
     <w:p>
-      <w:r>
+      <w:pPr>
+        <w:keepNext/>
+        <w:shd w:val="clear" w:color="000000" w:fill="auto"/>
+        <w:spacing w:before="120" w:after="60"/>
+        <w:rPr>
+          <w:rFonts w:eastAsiaTheme="majorEastAsia"/>
+          <w:color w:val="000000"/>
+          <w:spacing w:val="-10"/>
+          <w:kern w:val="28"/>
+          <w:sz w:val="22"/>
+          <w:szCs w:val="56"/>
+        </w:rPr>
+      </w:pPr>
+      <w:r>
+        <w:rPr>
+          <w:rFonts w:eastAsiaTheme="majorEastAsia"/>
+          <w:color w:val="000000"/>
+          <w:spacing w:val="-10"/>
+          <w:kern w:val="28"/>
+          <w:sz w:val="22"/>
+          <w:szCs w:val="56"/>
+        </w:rPr>
         <w:t>3. We ______ live near the beach.</w:t>
       </w:r>
     </w:p>
     <w:p>
-      <w:r>
+      <w:pPr>
+        <w:keepNext/>
+        <w:shd w:val="clear" w:color="000000" w:fill="auto"/>
+        <w:spacing w:before="120" w:after="60"/>
+        <w:rPr>
+          <w:rFonts w:eastAsiaTheme="majorEastAsia"/>
+          <w:color w:val="000000"/>
+          <w:spacing w:val="-10"/>
+          <w:kern w:val="28"/>
+          <w:sz w:val="22"/>
+          <w:szCs w:val="56"/>
+        </w:rPr>
+      </w:pPr>
+      <w:r>
+        <w:rPr>
+          <w:rFonts w:eastAsiaTheme="majorEastAsia"/>
+          <w:color w:val="000000"/>
+          <w:spacing w:val="-10"/>
+          <w:kern w:val="28"/>
+          <w:sz w:val="22"/>
+          <w:szCs w:val="56"/>
+        </w:rPr>
         <w:t>4. Nam ______ exercise, but now he goes running daily.</w:t>
       </w:r>
     </w:p>
     <w:p>
-      <w:r>
+      <w:pPr>
+        <w:keepNext/>
+        <w:shd w:val="clear" w:color="000000" w:fill="auto"/>
+        <w:spacing w:before="120" w:after="60"/>
+        <w:rPr>
+          <w:rFonts w:eastAsiaTheme="majorEastAsia"/>
+          <w:color w:val="000000"/>
+          <w:spacing w:val="-10"/>
+          <w:kern w:val="28"/>
+          <w:sz w:val="22"/>
+          <w:szCs w:val="56"/>
+        </w:rPr>
+      </w:pPr>
+      <w:r>
+        <w:rPr>
+          <w:rFonts w:eastAsiaTheme="majorEastAsia"/>
+          <w:color w:val="000000"/>
+          <w:spacing w:val="-10"/>
+          <w:kern w:val="28"/>
+          <w:sz w:val="22"/>
+          <w:szCs w:val="56"/>
+        </w:rPr>
         <w:t>5. My father ______ smoke, but he stopped ten years ago.</w:t>
       </w:r>
     </w:p>
     <w:p>
-      <w:r>
+      <w:pPr>
+        <w:keepNext/>
+        <w:shd w:val="clear" w:color="000000" w:fill="auto"/>
+        <w:spacing w:before="120" w:after="60"/>
+        <w:rPr>
+          <w:rFonts w:eastAsiaTheme="majorEastAsia"/>
+          <w:color w:val="000000"/>
+          <w:spacing w:val="-10"/>
+          <w:kern w:val="28"/>
+          <w:sz w:val="22"/>
+          <w:szCs w:val="56"/>
+        </w:rPr>
+      </w:pPr>
+      <w:r>
+        <w:rPr>
+          <w:rFonts w:eastAsiaTheme="majorEastAsia"/>
+          <w:color w:val="000000"/>
+          <w:spacing w:val="-10"/>
+          <w:kern w:val="28"/>
+          <w:sz w:val="22"/>
+          <w:szCs w:val="56"/>
+        </w:rPr>
         <w:t>6. They ______ own a car, so they took the bus.</w:t>
       </w:r>
     </w:p>
     <w:p>
-      <w:r>
+      <w:pPr>
+        <w:keepNext/>
+        <w:shd w:val="clear" w:color="000000" w:fill="auto"/>
+        <w:spacing w:before="120" w:after="60"/>
+        <w:rPr>
+          <w:rFonts w:eastAsiaTheme="majorEastAsia"/>
+          <w:color w:val="000000"/>
+          <w:spacing w:val="-10"/>
+          <w:kern w:val="28"/>
+          <w:sz w:val="22"/>
+          <w:szCs w:val="56"/>
+        </w:rPr>
+      </w:pPr>
+      <w:r>
+        <w:rPr>
+          <w:rFonts w:eastAsiaTheme="majorEastAsia"/>
+          <w:color w:val="000000"/>
+          <w:spacing w:val="-10"/>
+          <w:kern w:val="28"/>
+          <w:sz w:val="22"/>
+          <w:szCs w:val="56"/>
+        </w:rPr>
         <w:t>7. This building ______ be a school.</w:t>
       </w:r>
     </w:p>
     <w:p>
-      <w:r>
+      <w:pPr>
+        <w:keepNext/>
+        <w:shd w:val="clear" w:color="000000" w:fill="auto"/>
+        <w:spacing w:before="120" w:after="60"/>
+        <w:rPr>
+          <w:rFonts w:eastAsiaTheme="majorEastAsia"/>
+          <w:color w:val="000000"/>
+          <w:spacing w:val="-10"/>
+          <w:kern w:val="28"/>
+          <w:sz w:val="22"/>
+          <w:szCs w:val="56"/>
+        </w:rPr>
+      </w:pPr>
+      <w:r>
+        <w:rPr>
+          <w:rFonts w:eastAsiaTheme="majorEastAsia"/>
+          <w:color w:val="000000"/>
+          <w:spacing w:val="-10"/>
+          <w:kern w:val="28"/>
+          <w:sz w:val="22"/>
+          <w:szCs w:val="56"/>
+        </w:rPr>
         <w:t>8. I ______ understand English, but now I can.</w:t>
       </w:r>
     </w:p>
     <w:p>
-      <w:r>
+      <w:pPr>
+        <w:keepNext/>
+        <w:shd w:val="clear" w:color="000000" w:fill="auto"/>
+        <w:spacing w:before="120" w:after="60"/>
+        <w:rPr>
+          <w:rFonts w:eastAsiaTheme="majorEastAsia"/>
+          <w:color w:val="000000"/>
+          <w:spacing w:val="-10"/>
+          <w:kern w:val="28"/>
+          <w:sz w:val="22"/>
+          <w:szCs w:val="56"/>
+        </w:rPr>
+      </w:pPr>
+      <w:r>
+        <w:rPr>
+          <w:rFonts w:eastAsiaTheme="majorEastAsia"/>
+          <w:color w:val="000000"/>
+          <w:spacing w:val="-10"/>
+          <w:kern w:val="28"/>
+          <w:sz w:val="22"/>
+          <w:szCs w:val="56"/>
+        </w:rPr>
         <w:t>9. Lan ______ play the piano when she was young.</w:t>
       </w:r>
     </w:p>
     <w:p>
-      <w:r>
+      <w:pPr>
+        <w:keepNext/>
+        <w:shd w:val="clear" w:color="000000" w:fill="auto"/>
+        <w:spacing w:before="120" w:after="60"/>
+        <w:rPr>
+          <w:rFonts w:eastAsiaTheme="majorEastAsia"/>
+          <w:color w:val="000000"/>
+          <w:spacing w:val="-10"/>
+          <w:kern w:val="28"/>
+          <w:sz w:val="22"/>
+          <w:szCs w:val="56"/>
+        </w:rPr>
+      </w:pPr>
+      <w:r>
+        <w:rPr>
+          <w:rFonts w:eastAsiaTheme="majorEastAsia"/>
+          <w:color w:val="000000"/>
+          <w:spacing w:val="-10"/>
+          <w:kern w:val="28"/>
+          <w:sz w:val="22"/>
+          <w:szCs w:val="56"/>
+        </w:rPr>
         <w:t>10. There ______ be so much traffic here.</w:t>
       </w:r>
     </w:p>
     <w:p>
       <w:pPr>
-        <w:pStyle w:val="Heading1"/>
-      </w:pPr>
-      <w:r>
+        <w:keepNext/>
+        <w:shd w:val="clear" w:color="000000" w:fill="auto"/>
+        <w:spacing w:before="280" w:after="80"/>
+        <w:rPr>
+          <w:rFonts w:eastAsiaTheme="majorEastAsia"/>
+          <w:b/>
+          <w:color w:val="000000"/>
+          <w:spacing w:val="-10"/>
+          <w:kern w:val="28"/>
+          <w:szCs w:val="56"/>
+        </w:rPr>
+      </w:pPr>
+      <w:r>
+        <w:rPr>
+          <w:rFonts w:eastAsiaTheme="majorEastAsia"/>
+          <w:b/>
+          <w:color w:val="000000"/>
+          <w:spacing w:val="-10"/>
+          <w:kern w:val="28"/>
+          <w:szCs w:val="56"/>
+        </w:rPr>
         <w:t>PHẦN 3. CHIA ĐỘNG TỪ TRONG NGOẶC (10 điểm)</w:t>
       </w:r>
     </w:p>
     <w:p>
-      <w:r>
+      <w:pPr>
+        <w:keepNext/>
+        <w:shd w:val="clear" w:color="000000" w:fill="auto"/>
+        <w:spacing w:after="80"/>
+        <w:rPr>
+          <w:rFonts w:eastAsiaTheme="majorEastAsia"/>
+          <w:i/>
+          <w:color w:val="000000"/>
+          <w:spacing w:val="-10"/>
+          <w:kern w:val="28"/>
+          <w:sz w:val="22"/>
+          <w:szCs w:val="56"/>
+        </w:rPr>
+      </w:pPr>
+      <w:r>
+        <w:rPr>
+          <w:rFonts w:eastAsiaTheme="majorEastAsia"/>
+          <w:i/>
+          <w:color w:val="000000"/>
+          <w:spacing w:val="-10"/>
+          <w:kern w:val="28"/>
+          <w:sz w:val="22"/>
+          <w:szCs w:val="56"/>
+        </w:rPr>
+        <w:t>Hướng dẫn: Hoàn thành mỗi câu bằng dạng từ được yêu cầu.</w:t>
+      </w:r>
+    </w:p>
+    <w:p>
+      <w:pPr>
+        <w:keepNext/>
+        <w:shd w:val="clear" w:color="000000" w:fill="auto"/>
+        <w:spacing w:before="120" w:after="60"/>
+        <w:rPr>
+          <w:rFonts w:eastAsiaTheme="majorEastAsia"/>
+          <w:color w:val="000000"/>
+          <w:spacing w:val="-10"/>
+          <w:kern w:val="28"/>
+          <w:sz w:val="22"/>
+          <w:szCs w:val="56"/>
+        </w:rPr>
+      </w:pPr>
+      <w:r>
+        <w:rPr>
+          <w:rFonts w:eastAsiaTheme="majorEastAsia"/>
+          <w:color w:val="000000"/>
+          <w:spacing w:val="-10"/>
+          <w:kern w:val="28"/>
+          <w:sz w:val="22"/>
+          <w:szCs w:val="56"/>
+        </w:rPr>
         <w:t>1. I used to ______ (walk) to school.</w:t>
       </w:r>
     </w:p>
     <w:p>
-      <w:r>
+      <w:pPr>
+        <w:keepNext/>
+        <w:shd w:val="clear" w:color="000000" w:fill="auto"/>
+        <w:spacing w:before="120" w:after="60"/>
+        <w:rPr>
+          <w:rFonts w:eastAsiaTheme="majorEastAsia"/>
+          <w:color w:val="000000"/>
+          <w:spacing w:val="-10"/>
+          <w:kern w:val="28"/>
+          <w:sz w:val="22"/>
+          <w:szCs w:val="56"/>
+        </w:rPr>
+      </w:pPr>
+      <w:r>
+        <w:rPr>
+          <w:rFonts w:eastAsiaTheme="majorEastAsia"/>
+          <w:color w:val="000000"/>
+          <w:spacing w:val="-10"/>
+          <w:kern w:val="28"/>
+          <w:sz w:val="22"/>
+          <w:szCs w:val="56"/>
+        </w:rPr>
         <w:t>2. She used to ______ (be) very quiet.</w:t>
       </w:r>
     </w:p>
     <w:p>
-      <w:r>
+      <w:pPr>
+        <w:keepNext/>
+        <w:shd w:val="clear" w:color="000000" w:fill="auto"/>
+        <w:spacing w:before="120" w:after="60"/>
+        <w:rPr>
+          <w:rFonts w:eastAsiaTheme="majorEastAsia"/>
+          <w:color w:val="000000"/>
+          <w:spacing w:val="-10"/>
+          <w:kern w:val="28"/>
+          <w:sz w:val="22"/>
+          <w:szCs w:val="56"/>
+        </w:rPr>
+      </w:pPr>
+      <w:r>
+        <w:rPr>
+          <w:rFonts w:eastAsiaTheme="majorEastAsia"/>
+          <w:color w:val="000000"/>
+          <w:spacing w:val="-10"/>
+          <w:kern w:val="28"/>
+          <w:sz w:val="22"/>
+          <w:szCs w:val="56"/>
+        </w:rPr>
         <w:t>3. They didn't use to ______ (eat) vegetables.</w:t>
       </w:r>
     </w:p>
     <w:p>
-      <w:r>
+      <w:pPr>
+        <w:keepNext/>
+        <w:shd w:val="clear" w:color="000000" w:fill="auto"/>
+        <w:spacing w:before="120" w:after="60"/>
+        <w:rPr>
+          <w:rFonts w:eastAsiaTheme="majorEastAsia"/>
+          <w:color w:val="000000"/>
+          <w:spacing w:val="-10"/>
+          <w:kern w:val="28"/>
+          <w:sz w:val="22"/>
+          <w:szCs w:val="56"/>
+        </w:rPr>
+      </w:pPr>
+      <w:r>
+        <w:rPr>
+          <w:rFonts w:eastAsiaTheme="majorEastAsia"/>
+          <w:color w:val="000000"/>
+          <w:spacing w:val="-10"/>
+          <w:kern w:val="28"/>
+          <w:sz w:val="22"/>
+          <w:szCs w:val="56"/>
+        </w:rPr>
         <w:t>4. Did Nam use to ______ (work) here?</w:t>
       </w:r>
     </w:p>
     <w:p>
-      <w:r>
+      <w:pPr>
+        <w:keepNext/>
+        <w:shd w:val="clear" w:color="000000" w:fill="auto"/>
+        <w:spacing w:before="120" w:after="60"/>
+        <w:rPr>
+          <w:rFonts w:eastAsiaTheme="majorEastAsia"/>
+          <w:color w:val="000000"/>
+          <w:spacing w:val="-10"/>
+          <w:kern w:val="28"/>
+          <w:sz w:val="22"/>
+          <w:szCs w:val="56"/>
+        </w:rPr>
+      </w:pPr>
+      <w:r>
+        <w:rPr>
+          <w:rFonts w:eastAsiaTheme="majorEastAsia"/>
+          <w:color w:val="000000"/>
+          <w:spacing w:val="-10"/>
+          <w:kern w:val="28"/>
+          <w:sz w:val="22"/>
+          <w:szCs w:val="56"/>
+        </w:rPr>
         <w:t>5. We used to ______ (have) a small garden.</w:t>
       </w:r>
     </w:p>
     <w:p>
-      <w:r>
+      <w:pPr>
+        <w:keepNext/>
+        <w:shd w:val="clear" w:color="000000" w:fill="auto"/>
+        <w:spacing w:before="120" w:after="60"/>
+        <w:rPr>
+          <w:rFonts w:eastAsiaTheme="majorEastAsia"/>
+          <w:color w:val="000000"/>
+          <w:spacing w:val="-10"/>
+          <w:kern w:val="28"/>
+          <w:sz w:val="22"/>
+          <w:szCs w:val="56"/>
+        </w:rPr>
+      </w:pPr>
+      <w:r>
+        <w:rPr>
+          <w:rFonts w:eastAsiaTheme="majorEastAsia"/>
+          <w:color w:val="000000"/>
+          <w:spacing w:val="-10"/>
+          <w:kern w:val="28"/>
+          <w:sz w:val="22"/>
+          <w:szCs w:val="56"/>
+        </w:rPr>
         <w:t>6. He didn't use to ______ (wear) glasses.</w:t>
       </w:r>
     </w:p>
     <w:p>
-      <w:r>
+      <w:pPr>
+        <w:keepNext/>
+        <w:shd w:val="clear" w:color="000000" w:fill="auto"/>
+        <w:spacing w:before="120" w:after="60"/>
+        <w:rPr>
+          <w:rFonts w:eastAsiaTheme="majorEastAsia"/>
+          <w:color w:val="000000"/>
+          <w:spacing w:val="-10"/>
+          <w:kern w:val="28"/>
+          <w:sz w:val="22"/>
+          <w:szCs w:val="56"/>
+        </w:rPr>
+      </w:pPr>
+      <w:r>
+        <w:rPr>
+          <w:rFonts w:eastAsiaTheme="majorEastAsia"/>
+          <w:color w:val="000000"/>
+          <w:spacing w:val="-10"/>
+          <w:kern w:val="28"/>
+          <w:sz w:val="22"/>
+          <w:szCs w:val="56"/>
+        </w:rPr>
         <w:t>7. Did you use to ______ (play) chess?</w:t>
       </w:r>
     </w:p>
     <w:p>
-      <w:r>
+      <w:pPr>
+        <w:keepNext/>
+        <w:shd w:val="clear" w:color="000000" w:fill="auto"/>
+        <w:spacing w:before="120" w:after="60"/>
+        <w:rPr>
+          <w:rFonts w:eastAsiaTheme="majorEastAsia"/>
+          <w:color w:val="000000"/>
+          <w:spacing w:val="-10"/>
+          <w:kern w:val="28"/>
+          <w:sz w:val="22"/>
+          <w:szCs w:val="56"/>
+        </w:rPr>
+      </w:pPr>
+      <w:r>
+        <w:rPr>
+          <w:rFonts w:eastAsiaTheme="majorEastAsia"/>
+          <w:color w:val="000000"/>
+          <w:spacing w:val="-10"/>
+          <w:kern w:val="28"/>
+          <w:sz w:val="22"/>
+          <w:szCs w:val="56"/>
+        </w:rPr>
         <w:t>8. There used to ______ (be) a cinema here.</w:t>
       </w:r>
     </w:p>
     <w:p>
-      <w:r>
+      <w:pPr>
+        <w:keepNext/>
+        <w:shd w:val="clear" w:color="000000" w:fill="auto"/>
+        <w:spacing w:before="120" w:after="60"/>
+        <w:rPr>
+          <w:rFonts w:eastAsiaTheme="majorEastAsia"/>
+          <w:color w:val="000000"/>
+          <w:spacing w:val="-10"/>
+          <w:kern w:val="28"/>
+          <w:sz w:val="22"/>
+          <w:szCs w:val="56"/>
+        </w:rPr>
+      </w:pPr>
+      <w:r>
+        <w:rPr>
+          <w:rFonts w:eastAsiaTheme="majorEastAsia"/>
+          <w:color w:val="000000"/>
+          <w:spacing w:val="-10"/>
+          <w:kern w:val="28"/>
+          <w:sz w:val="22"/>
+          <w:szCs w:val="56"/>
+        </w:rPr>
+        <w:lastRenderedPageBreak/>
         <w:t>9. My mother used to ______ (make) bread.</w:t>
       </w:r>
     </w:p>
     <w:p>
-      <w:r>
+      <w:pPr>
+        <w:keepNext/>
+        <w:shd w:val="clear" w:color="000000" w:fill="auto"/>
+        <w:spacing w:before="120" w:after="60"/>
+        <w:rPr>
+          <w:rFonts w:eastAsiaTheme="majorEastAsia"/>
+          <w:color w:val="000000"/>
+          <w:spacing w:val="-10"/>
+          <w:kern w:val="28"/>
+          <w:sz w:val="22"/>
+          <w:szCs w:val="56"/>
+        </w:rPr>
+      </w:pPr>
+      <w:r>
+        <w:rPr>
+          <w:rFonts w:eastAsiaTheme="majorEastAsia"/>
+          <w:color w:val="000000"/>
+          <w:spacing w:val="-10"/>
+          <w:kern w:val="28"/>
+          <w:sz w:val="22"/>
+          <w:szCs w:val="56"/>
+        </w:rPr>
         <w:t>10. I didn't use to ______ (know) the answer.</w:t>
       </w:r>
     </w:p>
     <w:p>
       <w:pPr>
-        <w:pStyle w:val="Heading1"/>
-      </w:pPr>
-      <w:r>
+        <w:keepNext/>
+        <w:shd w:val="clear" w:color="000000" w:fill="auto"/>
+        <w:spacing w:before="280" w:after="80"/>
+        <w:rPr>
+          <w:rFonts w:eastAsiaTheme="majorEastAsia"/>
+          <w:b/>
+          <w:color w:val="000000"/>
+          <w:spacing w:val="-10"/>
+          <w:kern w:val="28"/>
+          <w:szCs w:val="56"/>
+        </w:rPr>
+      </w:pPr>
+      <w:r>
+        <w:rPr>
+          <w:rFonts w:eastAsiaTheme="majorEastAsia"/>
+          <w:b/>
+          <w:color w:val="000000"/>
+          <w:spacing w:val="-10"/>
+          <w:kern w:val="28"/>
+          <w:szCs w:val="56"/>
+        </w:rPr>
         <w:t>PHẦN 4. CHUYỂN SANG CÂU PHỦ ĐỊNH (10 điểm)</w:t>
       </w:r>
     </w:p>
     <w:p>
-      <w:r>
+      <w:pPr>
+        <w:keepNext/>
+        <w:shd w:val="clear" w:color="000000" w:fill="auto"/>
+        <w:spacing w:after="80"/>
+        <w:rPr>
+          <w:rFonts w:eastAsiaTheme="majorEastAsia"/>
+          <w:i/>
+          <w:color w:val="000000"/>
+          <w:spacing w:val="-10"/>
+          <w:kern w:val="28"/>
+          <w:sz w:val="22"/>
+          <w:szCs w:val="56"/>
+        </w:rPr>
+      </w:pPr>
+      <w:r>
+        <w:rPr>
+          <w:rFonts w:eastAsiaTheme="majorEastAsia"/>
+          <w:i/>
+          <w:color w:val="000000"/>
+          <w:spacing w:val="-10"/>
+          <w:kern w:val="28"/>
+          <w:sz w:val="22"/>
+          <w:szCs w:val="56"/>
+        </w:rPr>
+        <w:t>Hướng dẫn: Điền, chọn hoặc chuyển đổi câu theo yêu cầu.</w:t>
+      </w:r>
+    </w:p>
+    <w:p>
+      <w:pPr>
+        <w:keepNext/>
+        <w:shd w:val="clear" w:color="000000" w:fill="auto"/>
+        <w:spacing w:before="120" w:after="60"/>
+        <w:rPr>
+          <w:rFonts w:eastAsiaTheme="majorEastAsia"/>
+          <w:color w:val="000000"/>
+          <w:spacing w:val="-10"/>
+          <w:kern w:val="28"/>
+          <w:sz w:val="22"/>
+          <w:szCs w:val="56"/>
+        </w:rPr>
+      </w:pPr>
+      <w:r>
+        <w:rPr>
+          <w:rFonts w:eastAsiaTheme="majorEastAsia"/>
+          <w:color w:val="000000"/>
+          <w:spacing w:val="-10"/>
+          <w:kern w:val="28"/>
+          <w:sz w:val="22"/>
+          <w:szCs w:val="56"/>
+        </w:rPr>
         <w:t>1. I used to play football. → ______________________________</w:t>
       </w:r>
     </w:p>
     <w:p>
-      <w:r>
+      <w:pPr>
+        <w:keepNext/>
+        <w:shd w:val="clear" w:color="000000" w:fill="auto"/>
+        <w:spacing w:before="120" w:after="60"/>
+        <w:rPr>
+          <w:rFonts w:eastAsiaTheme="majorEastAsia"/>
+          <w:color w:val="000000"/>
+          <w:spacing w:val="-10"/>
+          <w:kern w:val="28"/>
+          <w:sz w:val="22"/>
+          <w:szCs w:val="56"/>
+        </w:rPr>
+      </w:pPr>
+      <w:r>
+        <w:rPr>
+          <w:rFonts w:eastAsiaTheme="majorEastAsia"/>
+          <w:color w:val="000000"/>
+          <w:spacing w:val="-10"/>
+          <w:kern w:val="28"/>
+          <w:sz w:val="22"/>
+          <w:szCs w:val="56"/>
+        </w:rPr>
         <w:t>2. She used to live in Hanoi. → ______________________________</w:t>
       </w:r>
     </w:p>
     <w:p>
-      <w:r>
+      <w:pPr>
+        <w:keepNext/>
+        <w:shd w:val="clear" w:color="000000" w:fill="auto"/>
+        <w:spacing w:before="120" w:after="60"/>
+        <w:rPr>
+          <w:rFonts w:eastAsiaTheme="majorEastAsia"/>
+          <w:color w:val="000000"/>
+          <w:spacing w:val="-10"/>
+          <w:kern w:val="28"/>
+          <w:sz w:val="22"/>
+          <w:szCs w:val="56"/>
+        </w:rPr>
+      </w:pPr>
+      <w:r>
+        <w:rPr>
+          <w:rFonts w:eastAsiaTheme="majorEastAsia"/>
+          <w:color w:val="000000"/>
+          <w:spacing w:val="-10"/>
+          <w:kern w:val="28"/>
+          <w:sz w:val="22"/>
+          <w:szCs w:val="56"/>
+        </w:rPr>
         <w:t>3. They used to be neighbors. → ______________________________</w:t>
       </w:r>
     </w:p>
     <w:p>
-      <w:r>
+      <w:pPr>
+        <w:keepNext/>
+        <w:shd w:val="clear" w:color="000000" w:fill="auto"/>
+        <w:spacing w:before="120" w:after="60"/>
+        <w:rPr>
+          <w:rFonts w:eastAsiaTheme="majorEastAsia"/>
+          <w:color w:val="000000"/>
+          <w:spacing w:val="-10"/>
+          <w:kern w:val="28"/>
+          <w:sz w:val="22"/>
+          <w:szCs w:val="56"/>
+        </w:rPr>
+      </w:pPr>
+      <w:r>
+        <w:rPr>
+          <w:rFonts w:eastAsiaTheme="majorEastAsia"/>
+          <w:color w:val="000000"/>
+          <w:spacing w:val="-10"/>
+          <w:kern w:val="28"/>
+          <w:sz w:val="22"/>
+          <w:szCs w:val="56"/>
+        </w:rPr>
         <w:t>4. Nam used to wear glasses. → ______________________________</w:t>
       </w:r>
     </w:p>
     <w:p>
-      <w:r>
+      <w:pPr>
+        <w:keepNext/>
+        <w:shd w:val="clear" w:color="000000" w:fill="auto"/>
+        <w:spacing w:before="120" w:after="60"/>
+        <w:rPr>
+          <w:rFonts w:eastAsiaTheme="majorEastAsia"/>
+          <w:color w:val="000000"/>
+          <w:spacing w:val="-10"/>
+          <w:kern w:val="28"/>
+          <w:sz w:val="22"/>
+          <w:szCs w:val="56"/>
+        </w:rPr>
+      </w:pPr>
+      <w:r>
+        <w:rPr>
+          <w:rFonts w:eastAsiaTheme="majorEastAsia"/>
+          <w:color w:val="000000"/>
+          <w:spacing w:val="-10"/>
+          <w:kern w:val="28"/>
+          <w:sz w:val="22"/>
+          <w:szCs w:val="56"/>
+        </w:rPr>
         <w:t>5. We used to walk to school. → ______________________________</w:t>
       </w:r>
     </w:p>
     <w:p>
-      <w:r>
+      <w:pPr>
+        <w:keepNext/>
+        <w:shd w:val="clear" w:color="000000" w:fill="auto"/>
+        <w:spacing w:before="120" w:after="60"/>
+        <w:rPr>
+          <w:rFonts w:eastAsiaTheme="majorEastAsia"/>
+          <w:color w:val="000000"/>
+          <w:spacing w:val="-10"/>
+          <w:kern w:val="28"/>
+          <w:sz w:val="22"/>
+          <w:szCs w:val="56"/>
+        </w:rPr>
+      </w:pPr>
+      <w:r>
+        <w:rPr>
+          <w:rFonts w:eastAsiaTheme="majorEastAsia"/>
+          <w:color w:val="000000"/>
+          <w:spacing w:val="-10"/>
+          <w:kern w:val="28"/>
+          <w:sz w:val="22"/>
+          <w:szCs w:val="56"/>
+        </w:rPr>
         <w:t>6. He used to have a motorbike. → ______________________________</w:t>
       </w:r>
     </w:p>
     <w:p>
-      <w:r>
+      <w:pPr>
+        <w:keepNext/>
+        <w:shd w:val="clear" w:color="000000" w:fill="auto"/>
+        <w:spacing w:before="120" w:after="60"/>
+        <w:rPr>
+          <w:rFonts w:eastAsiaTheme="majorEastAsia"/>
+          <w:color w:val="000000"/>
+          <w:spacing w:val="-10"/>
+          <w:kern w:val="28"/>
+          <w:sz w:val="22"/>
+          <w:szCs w:val="56"/>
+        </w:rPr>
+      </w:pPr>
+      <w:r>
+        <w:rPr>
+          <w:rFonts w:eastAsiaTheme="majorEastAsia"/>
+          <w:color w:val="000000"/>
+          <w:spacing w:val="-10"/>
+          <w:kern w:val="28"/>
+          <w:sz w:val="22"/>
+          <w:szCs w:val="56"/>
+        </w:rPr>
         <w:t>7. Lan used to like tea. → ______________________________</w:t>
       </w:r>
     </w:p>
     <w:p>
-      <w:r>
+      <w:pPr>
+        <w:keepNext/>
+        <w:shd w:val="clear" w:color="000000" w:fill="auto"/>
+        <w:spacing w:before="120" w:after="60"/>
+        <w:rPr>
+          <w:rFonts w:eastAsiaTheme="majorEastAsia"/>
+          <w:color w:val="000000"/>
+          <w:spacing w:val="-10"/>
+          <w:kern w:val="28"/>
+          <w:sz w:val="22"/>
+          <w:szCs w:val="56"/>
+        </w:rPr>
+      </w:pPr>
+      <w:r>
+        <w:rPr>
+          <w:rFonts w:eastAsiaTheme="majorEastAsia"/>
+          <w:color w:val="000000"/>
+          <w:spacing w:val="-10"/>
+          <w:kern w:val="28"/>
+          <w:sz w:val="22"/>
+          <w:szCs w:val="56"/>
+        </w:rPr>
         <w:t>8. There used to be a shop here. → ______________________________</w:t>
       </w:r>
     </w:p>
     <w:p>
-      <w:r>
+      <w:pPr>
+        <w:keepNext/>
+        <w:shd w:val="clear" w:color="000000" w:fill="auto"/>
+        <w:spacing w:before="120" w:after="60"/>
+        <w:rPr>
+          <w:rFonts w:eastAsiaTheme="majorEastAsia"/>
+          <w:color w:val="000000"/>
+          <w:spacing w:val="-10"/>
+          <w:kern w:val="28"/>
+          <w:sz w:val="22"/>
+          <w:szCs w:val="56"/>
+        </w:rPr>
+      </w:pPr>
+      <w:r>
+        <w:rPr>
+          <w:rFonts w:eastAsiaTheme="majorEastAsia"/>
+          <w:color w:val="000000"/>
+          <w:spacing w:val="-10"/>
+          <w:kern w:val="28"/>
+          <w:sz w:val="22"/>
+          <w:szCs w:val="56"/>
+        </w:rPr>
         <w:t>9. My parents used to travel often. → ______________________________</w:t>
       </w:r>
     </w:p>
     <w:p>
-      <w:r>
+      <w:pPr>
+        <w:keepNext/>
+        <w:shd w:val="clear" w:color="000000" w:fill="auto"/>
+        <w:spacing w:before="120" w:after="60"/>
+        <w:rPr>
+          <w:rFonts w:eastAsiaTheme="majorEastAsia"/>
+          <w:color w:val="000000"/>
+          <w:spacing w:val="-10"/>
+          <w:kern w:val="28"/>
+          <w:sz w:val="22"/>
+          <w:szCs w:val="56"/>
+        </w:rPr>
+      </w:pPr>
+      <w:r>
+        <w:rPr>
+          <w:rFonts w:eastAsiaTheme="majorEastAsia"/>
+          <w:color w:val="000000"/>
+          <w:spacing w:val="-10"/>
+          <w:kern w:val="28"/>
+          <w:sz w:val="22"/>
+          <w:szCs w:val="56"/>
+        </w:rPr>
         <w:t>10. I used to get up late. → ______________________________</w:t>
       </w:r>
     </w:p>
     <w:p>
       <w:pPr>
-        <w:pStyle w:val="Heading1"/>
-      </w:pPr>
-      <w:r>
+        <w:keepNext/>
+        <w:shd w:val="clear" w:color="000000" w:fill="auto"/>
+        <w:spacing w:before="280" w:after="80"/>
+        <w:rPr>
+          <w:rFonts w:eastAsiaTheme="majorEastAsia"/>
+          <w:b/>
+          <w:color w:val="000000"/>
+          <w:spacing w:val="-10"/>
+          <w:kern w:val="28"/>
+          <w:szCs w:val="56"/>
+        </w:rPr>
+      </w:pPr>
+      <w:r>
+        <w:rPr>
+          <w:rFonts w:eastAsiaTheme="majorEastAsia"/>
+          <w:b/>
+          <w:color w:val="000000"/>
+          <w:spacing w:val="-10"/>
+          <w:kern w:val="28"/>
+          <w:szCs w:val="56"/>
+        </w:rPr>
         <w:t>PHẦN 5. CHUYỂN SANG CÂU NGHI VẤN (10 điểm)</w:t>
       </w:r>
     </w:p>
     <w:p>
-      <w:r>
+      <w:pPr>
+        <w:keepNext/>
+        <w:shd w:val="clear" w:color="000000" w:fill="auto"/>
+        <w:spacing w:after="80"/>
+        <w:rPr>
+          <w:rFonts w:eastAsiaTheme="majorEastAsia"/>
+          <w:i/>
+          <w:color w:val="000000"/>
+          <w:spacing w:val="-10"/>
+          <w:kern w:val="28"/>
+          <w:sz w:val="22"/>
+          <w:szCs w:val="56"/>
+        </w:rPr>
+      </w:pPr>
+      <w:r>
+        <w:rPr>
+          <w:rFonts w:eastAsiaTheme="majorEastAsia"/>
+          <w:i/>
+          <w:color w:val="000000"/>
+          <w:spacing w:val="-10"/>
+          <w:kern w:val="28"/>
+          <w:sz w:val="22"/>
+          <w:szCs w:val="56"/>
+        </w:rPr>
+        <w:t>Hướng dẫn: Điền hoặc chuyển đổi từng câu bằng cấu trúc phù hợp.</w:t>
+      </w:r>
+    </w:p>
+    <w:p>
+      <w:pPr>
+        <w:keepNext/>
+        <w:shd w:val="clear" w:color="000000" w:fill="auto"/>
+        <w:spacing w:before="120" w:after="60"/>
+        <w:rPr>
+          <w:rFonts w:eastAsiaTheme="majorEastAsia"/>
+          <w:color w:val="000000"/>
+          <w:spacing w:val="-10"/>
+          <w:kern w:val="28"/>
+          <w:sz w:val="22"/>
+          <w:szCs w:val="56"/>
+        </w:rPr>
+      </w:pPr>
+      <w:r>
+        <w:rPr>
+          <w:rFonts w:eastAsiaTheme="majorEastAsia"/>
+          <w:color w:val="000000"/>
+          <w:spacing w:val="-10"/>
+          <w:kern w:val="28"/>
+          <w:sz w:val="22"/>
+          <w:szCs w:val="56"/>
+        </w:rPr>
         <w:t>1. You used to live here. → ______________________________</w:t>
       </w:r>
     </w:p>
     <w:p>
-      <w:r>
+      <w:pPr>
+        <w:keepNext/>
+        <w:shd w:val="clear" w:color="000000" w:fill="auto"/>
+        <w:spacing w:before="120" w:after="60"/>
+        <w:rPr>
+          <w:rFonts w:eastAsiaTheme="majorEastAsia"/>
+          <w:color w:val="000000"/>
+          <w:spacing w:val="-10"/>
+          <w:kern w:val="28"/>
+          <w:sz w:val="22"/>
+          <w:szCs w:val="56"/>
+        </w:rPr>
+      </w:pPr>
+      <w:r>
+        <w:rPr>
+          <w:rFonts w:eastAsiaTheme="majorEastAsia"/>
+          <w:color w:val="000000"/>
+          <w:spacing w:val="-10"/>
+          <w:kern w:val="28"/>
+          <w:sz w:val="22"/>
+          <w:szCs w:val="56"/>
+        </w:rPr>
         <w:t>2. She used to work at this school. → ______________________________</w:t>
       </w:r>
     </w:p>
     <w:p>
-      <w:r>
+      <w:pPr>
+        <w:keepNext/>
+        <w:shd w:val="clear" w:color="000000" w:fill="auto"/>
+        <w:spacing w:before="120" w:after="60"/>
+        <w:rPr>
+          <w:rFonts w:eastAsiaTheme="majorEastAsia"/>
+          <w:color w:val="000000"/>
+          <w:spacing w:val="-10"/>
+          <w:kern w:val="28"/>
+          <w:sz w:val="22"/>
+          <w:szCs w:val="56"/>
+        </w:rPr>
+      </w:pPr>
+      <w:r>
+        <w:rPr>
+          <w:rFonts w:eastAsiaTheme="majorEastAsia"/>
+          <w:color w:val="000000"/>
+          <w:spacing w:val="-10"/>
+          <w:kern w:val="28"/>
+          <w:sz w:val="22"/>
+          <w:szCs w:val="56"/>
+        </w:rPr>
         <w:t>3. Nam used to play tennis. → ______________________________</w:t>
       </w:r>
     </w:p>
     <w:p>
-      <w:r>
+      <w:pPr>
+        <w:keepNext/>
+        <w:shd w:val="clear" w:color="000000" w:fill="auto"/>
+        <w:spacing w:before="120" w:after="60"/>
+        <w:rPr>
+          <w:rFonts w:eastAsiaTheme="majorEastAsia"/>
+          <w:color w:val="000000"/>
+          <w:spacing w:val="-10"/>
+          <w:kern w:val="28"/>
+          <w:sz w:val="22"/>
+          <w:szCs w:val="56"/>
+        </w:rPr>
+      </w:pPr>
+      <w:r>
+        <w:rPr>
+          <w:rFonts w:eastAsiaTheme="majorEastAsia"/>
+          <w:color w:val="000000"/>
+          <w:spacing w:val="-10"/>
+          <w:kern w:val="28"/>
+          <w:sz w:val="22"/>
+          <w:szCs w:val="56"/>
+        </w:rPr>
         <w:t>4. They used to be friends. → ______________________________</w:t>
       </w:r>
     </w:p>
     <w:p>
-      <w:r>
+      <w:pPr>
+        <w:keepNext/>
+        <w:shd w:val="clear" w:color="000000" w:fill="auto"/>
+        <w:spacing w:before="120" w:after="60"/>
+        <w:rPr>
+          <w:rFonts w:eastAsiaTheme="majorEastAsia"/>
+          <w:color w:val="000000"/>
+          <w:spacing w:val="-10"/>
+          <w:kern w:val="28"/>
+          <w:sz w:val="22"/>
+          <w:szCs w:val="56"/>
+        </w:rPr>
+      </w:pPr>
+      <w:r>
+        <w:rPr>
+          <w:rFonts w:eastAsiaTheme="majorEastAsia"/>
+          <w:color w:val="000000"/>
+          <w:spacing w:val="-10"/>
+          <w:kern w:val="28"/>
+          <w:sz w:val="22"/>
+          <w:szCs w:val="56"/>
+        </w:rPr>
         <w:t>5. Lan used to have long hair. → ______________________________</w:t>
       </w:r>
     </w:p>
     <w:p>
-      <w:r>
+      <w:pPr>
+        <w:keepNext/>
+        <w:shd w:val="clear" w:color="000000" w:fill="auto"/>
+        <w:spacing w:before="120" w:after="60"/>
+        <w:rPr>
+          <w:rFonts w:eastAsiaTheme="majorEastAsia"/>
+          <w:color w:val="000000"/>
+          <w:spacing w:val="-10"/>
+          <w:kern w:val="28"/>
+          <w:sz w:val="22"/>
+          <w:szCs w:val="56"/>
+        </w:rPr>
+      </w:pPr>
+      <w:r>
+        <w:rPr>
+          <w:rFonts w:eastAsiaTheme="majorEastAsia"/>
+          <w:color w:val="000000"/>
+          <w:spacing w:val="-10"/>
+          <w:kern w:val="28"/>
+          <w:sz w:val="22"/>
+          <w:szCs w:val="56"/>
+        </w:rPr>
         <w:t>6. Your father used to smoke. → ______________________________</w:t>
       </w:r>
     </w:p>
     <w:p>
-      <w:r>
+      <w:pPr>
+        <w:keepNext/>
+        <w:shd w:val="clear" w:color="000000" w:fill="auto"/>
+        <w:spacing w:before="120" w:after="60"/>
+        <w:rPr>
+          <w:rFonts w:eastAsiaTheme="majorEastAsia"/>
+          <w:color w:val="000000"/>
+          <w:spacing w:val="-10"/>
+          <w:kern w:val="28"/>
+          <w:sz w:val="22"/>
+          <w:szCs w:val="56"/>
+        </w:rPr>
+      </w:pPr>
+      <w:r>
+        <w:rPr>
+          <w:rFonts w:eastAsiaTheme="majorEastAsia"/>
+          <w:color w:val="000000"/>
+          <w:spacing w:val="-10"/>
+          <w:kern w:val="28"/>
+          <w:sz w:val="22"/>
+          <w:szCs w:val="56"/>
+        </w:rPr>
         <w:t>7. The children used to walk to school. → ______________________________</w:t>
       </w:r>
     </w:p>
     <w:p>
-      <w:r>
+      <w:pPr>
+        <w:keepNext/>
+        <w:shd w:val="clear" w:color="000000" w:fill="auto"/>
+        <w:spacing w:before="120" w:after="60"/>
+        <w:rPr>
+          <w:rFonts w:eastAsiaTheme="majorEastAsia"/>
+          <w:color w:val="000000"/>
+          <w:spacing w:val="-10"/>
+          <w:kern w:val="28"/>
+          <w:sz w:val="22"/>
+          <w:szCs w:val="56"/>
+        </w:rPr>
+      </w:pPr>
+      <w:r>
+        <w:rPr>
+          <w:rFonts w:eastAsiaTheme="majorEastAsia"/>
+          <w:color w:val="000000"/>
+          <w:spacing w:val="-10"/>
+          <w:kern w:val="28"/>
+          <w:sz w:val="22"/>
+          <w:szCs w:val="56"/>
+        </w:rPr>
         <w:t>8. There used to be a bank here. → ______________________________</w:t>
       </w:r>
     </w:p>
     <w:p>
-      <w:r>
+      <w:pPr>
+        <w:keepNext/>
+        <w:shd w:val="clear" w:color="000000" w:fill="auto"/>
+        <w:spacing w:before="120" w:after="60"/>
+        <w:rPr>
+          <w:rFonts w:eastAsiaTheme="majorEastAsia"/>
+          <w:color w:val="000000"/>
+          <w:spacing w:val="-10"/>
+          <w:kern w:val="28"/>
+          <w:sz w:val="22"/>
+          <w:szCs w:val="56"/>
+        </w:rPr>
+      </w:pPr>
+      <w:r>
+        <w:rPr>
+          <w:rFonts w:eastAsiaTheme="majorEastAsia"/>
+          <w:color w:val="000000"/>
+          <w:spacing w:val="-10"/>
+          <w:kern w:val="28"/>
+          <w:sz w:val="22"/>
+          <w:szCs w:val="56"/>
+        </w:rPr>
         <w:t>9. He used to speak French. → ______________________________</w:t>
       </w:r>
     </w:p>
     <w:p>
-      <w:r>
+      <w:pPr>
+        <w:keepNext/>
+        <w:shd w:val="clear" w:color="000000" w:fill="auto"/>
+        <w:spacing w:before="120" w:after="60"/>
+        <w:rPr>
+          <w:rFonts w:eastAsiaTheme="majorEastAsia"/>
+          <w:color w:val="000000"/>
+          <w:spacing w:val="-10"/>
+          <w:kern w:val="28"/>
+          <w:sz w:val="22"/>
+          <w:szCs w:val="56"/>
+        </w:rPr>
+      </w:pPr>
+      <w:r>
+        <w:rPr>
+          <w:rFonts w:eastAsiaTheme="majorEastAsia"/>
+          <w:color w:val="000000"/>
+          <w:spacing w:val="-10"/>
+          <w:kern w:val="28"/>
+          <w:sz w:val="22"/>
+          <w:szCs w:val="56"/>
+        </w:rPr>
         <w:t>10. You used to visit this town. → ______________________________</w:t>
       </w:r>
     </w:p>
     <w:p>
       <w:pPr>
-        <w:pStyle w:val="Heading1"/>
-      </w:pPr>
-      <w:r>
+        <w:keepNext/>
+        <w:shd w:val="clear" w:color="000000" w:fill="auto"/>
+        <w:spacing w:before="280" w:after="80"/>
+        <w:rPr>
+          <w:rFonts w:eastAsiaTheme="majorEastAsia"/>
+          <w:b/>
+          <w:color w:val="000000"/>
+          <w:spacing w:val="-10"/>
+          <w:kern w:val="28"/>
+          <w:szCs w:val="56"/>
+        </w:rPr>
+      </w:pPr>
+      <w:r>
+        <w:rPr>
+          <w:rFonts w:eastAsiaTheme="majorEastAsia"/>
+          <w:b/>
+          <w:color w:val="000000"/>
+          <w:spacing w:val="-10"/>
+          <w:kern w:val="28"/>
+          <w:szCs w:val="56"/>
+        </w:rPr>
         <w:t>PHẦN 6. VIẾT LẠI CÂU VỚI USED TO (10 điểm)</w:t>
       </w:r>
     </w:p>
     <w:p>
-      <w:r>
+      <w:pPr>
+        <w:keepNext/>
+        <w:shd w:val="clear" w:color="000000" w:fill="auto"/>
+        <w:spacing w:after="80"/>
+        <w:rPr>
+          <w:rFonts w:eastAsiaTheme="majorEastAsia"/>
+          <w:i/>
+          <w:color w:val="000000"/>
+          <w:spacing w:val="-10"/>
+          <w:kern w:val="28"/>
+          <w:sz w:val="22"/>
+          <w:szCs w:val="56"/>
+        </w:rPr>
+      </w:pPr>
+      <w:r>
+        <w:rPr>
+          <w:rFonts w:eastAsiaTheme="majorEastAsia"/>
+          <w:i/>
+          <w:color w:val="000000"/>
+          <w:spacing w:val="-10"/>
+          <w:kern w:val="28"/>
+          <w:sz w:val="22"/>
+          <w:szCs w:val="56"/>
+        </w:rPr>
+        <w:t>Hướng dẫn: Chọn từ đúng hoặc viết lại câu theo yêu cầu.</w:t>
+      </w:r>
+    </w:p>
+    <w:p>
+      <w:pPr>
+        <w:keepNext/>
+        <w:shd w:val="clear" w:color="000000" w:fill="auto"/>
+        <w:spacing w:before="120" w:after="60"/>
+        <w:rPr>
+          <w:rFonts w:eastAsiaTheme="majorEastAsia"/>
+          <w:color w:val="000000"/>
+          <w:spacing w:val="-10"/>
+          <w:kern w:val="28"/>
+          <w:sz w:val="22"/>
+          <w:szCs w:val="56"/>
+        </w:rPr>
+      </w:pPr>
+      <w:r>
+        <w:rPr>
+          <w:rFonts w:eastAsiaTheme="majorEastAsia"/>
+          <w:color w:val="000000"/>
+          <w:spacing w:val="-10"/>
+          <w:kern w:val="28"/>
+          <w:sz w:val="22"/>
+          <w:szCs w:val="56"/>
+        </w:rPr>
         <w:t>1. In the past, I played outside every day. → ______________________________</w:t>
       </w:r>
     </w:p>
     <w:p>
-      <w:r>
+      <w:pPr>
+        <w:keepNext/>
+        <w:shd w:val="clear" w:color="000000" w:fill="auto"/>
+        <w:spacing w:before="120" w:after="60"/>
+        <w:rPr>
+          <w:rFonts w:eastAsiaTheme="majorEastAsia"/>
+          <w:color w:val="000000"/>
+          <w:spacing w:val="-10"/>
+          <w:kern w:val="28"/>
+          <w:sz w:val="22"/>
+          <w:szCs w:val="56"/>
+        </w:rPr>
+      </w:pPr>
+      <w:r>
+        <w:rPr>
+          <w:rFonts w:eastAsiaTheme="majorEastAsia"/>
+          <w:color w:val="000000"/>
+          <w:spacing w:val="-10"/>
+          <w:kern w:val="28"/>
+          <w:sz w:val="22"/>
+          <w:szCs w:val="56"/>
+        </w:rPr>
         <w:t>2. She was shy, but now she is confident. → ______________________________</w:t>
       </w:r>
     </w:p>
     <w:p>
-      <w:r>
+      <w:pPr>
+        <w:keepNext/>
+        <w:shd w:val="clear" w:color="000000" w:fill="auto"/>
+        <w:spacing w:before="120" w:after="60"/>
+        <w:rPr>
+          <w:rFonts w:eastAsiaTheme="majorEastAsia"/>
+          <w:color w:val="000000"/>
+          <w:spacing w:val="-10"/>
+          <w:kern w:val="28"/>
+          <w:sz w:val="22"/>
+          <w:szCs w:val="56"/>
+        </w:rPr>
+      </w:pPr>
+      <w:r>
+        <w:rPr>
+          <w:rFonts w:eastAsiaTheme="majorEastAsia"/>
+          <w:color w:val="000000"/>
+          <w:spacing w:val="-10"/>
+          <w:kern w:val="28"/>
+          <w:sz w:val="22"/>
+          <w:szCs w:val="56"/>
+        </w:rPr>
         <w:t>3. We lived in a small apartment before. → ______________________________</w:t>
       </w:r>
     </w:p>
     <w:p>
-      <w:r>
+      <w:pPr>
+        <w:keepNext/>
+        <w:shd w:val="clear" w:color="000000" w:fill="auto"/>
+        <w:spacing w:before="120" w:after="60"/>
+        <w:rPr>
+          <w:rFonts w:eastAsiaTheme="majorEastAsia"/>
+          <w:color w:val="000000"/>
+          <w:spacing w:val="-10"/>
+          <w:kern w:val="28"/>
+          <w:sz w:val="22"/>
+          <w:szCs w:val="56"/>
+        </w:rPr>
+      </w:pPr>
+      <w:r>
+        <w:rPr>
+          <w:rFonts w:eastAsiaTheme="majorEastAsia"/>
+          <w:color w:val="000000"/>
+          <w:spacing w:val="-10"/>
+          <w:kern w:val="28"/>
+          <w:sz w:val="22"/>
+          <w:szCs w:val="56"/>
+        </w:rPr>
         <w:t>4. Nam often rode his bike to school. → ______________________________</w:t>
       </w:r>
     </w:p>
     <w:p>
-      <w:r>
+      <w:pPr>
+        <w:keepNext/>
+        <w:shd w:val="clear" w:color="000000" w:fill="auto"/>
+        <w:spacing w:before="120" w:after="60"/>
+        <w:rPr>
+          <w:rFonts w:eastAsiaTheme="majorEastAsia"/>
+          <w:color w:val="000000"/>
+          <w:spacing w:val="-10"/>
+          <w:kern w:val="28"/>
+          <w:sz w:val="22"/>
+          <w:szCs w:val="56"/>
+        </w:rPr>
+      </w:pPr>
+      <w:r>
+        <w:rPr>
+          <w:rFonts w:eastAsiaTheme="majorEastAsia"/>
+          <w:color w:val="000000"/>
+          <w:spacing w:val="-10"/>
+          <w:kern w:val="28"/>
+          <w:sz w:val="22"/>
+          <w:szCs w:val="56"/>
+        </w:rPr>
         <w:t>5. This place was a rice field in the past. → ______________________________</w:t>
       </w:r>
     </w:p>
     <w:p>
-      <w:r>
+      <w:pPr>
+        <w:keepNext/>
+        <w:shd w:val="clear" w:color="000000" w:fill="auto"/>
+        <w:spacing w:before="120" w:after="60"/>
+        <w:rPr>
+          <w:rFonts w:eastAsiaTheme="majorEastAsia"/>
+          <w:color w:val="000000"/>
+          <w:spacing w:val="-10"/>
+          <w:kern w:val="28"/>
+          <w:sz w:val="22"/>
+          <w:szCs w:val="56"/>
+        </w:rPr>
+      </w:pPr>
+      <w:r>
+        <w:rPr>
+          <w:rFonts w:eastAsiaTheme="majorEastAsia"/>
+          <w:color w:val="000000"/>
+          <w:spacing w:val="-10"/>
+          <w:kern w:val="28"/>
+          <w:sz w:val="22"/>
+          <w:szCs w:val="56"/>
+        </w:rPr>
         <w:t>6. My mother had long hair when she was young. → ______________________________</w:t>
       </w:r>
     </w:p>
     <w:p>
-      <w:r>
+      <w:pPr>
+        <w:keepNext/>
+        <w:shd w:val="clear" w:color="000000" w:fill="auto"/>
+        <w:spacing w:before="120" w:after="60"/>
+        <w:rPr>
+          <w:rFonts w:eastAsiaTheme="majorEastAsia"/>
+          <w:color w:val="000000"/>
+          <w:spacing w:val="-10"/>
+          <w:kern w:val="28"/>
+          <w:sz w:val="22"/>
+          <w:szCs w:val="56"/>
+        </w:rPr>
+      </w:pPr>
+      <w:r>
+        <w:rPr>
+          <w:rFonts w:eastAsiaTheme="majorEastAsia"/>
+          <w:color w:val="000000"/>
+          <w:spacing w:val="-10"/>
+          <w:kern w:val="28"/>
+          <w:sz w:val="22"/>
+          <w:szCs w:val="56"/>
+        </w:rPr>
         <w:t>7. They often visited us on Sundays. → ______________________________</w:t>
       </w:r>
     </w:p>
     <w:p>
-      <w:r>
+      <w:pPr>
+        <w:keepNext/>
+        <w:shd w:val="clear" w:color="000000" w:fill="auto"/>
+        <w:spacing w:before="120" w:after="60"/>
+        <w:rPr>
+          <w:rFonts w:eastAsiaTheme="majorEastAsia"/>
+          <w:color w:val="000000"/>
+          <w:spacing w:val="-10"/>
+          <w:kern w:val="28"/>
+          <w:sz w:val="22"/>
+          <w:szCs w:val="56"/>
+        </w:rPr>
+      </w:pPr>
+      <w:r>
+        <w:rPr>
+          <w:rFonts w:eastAsiaTheme="majorEastAsia"/>
+          <w:color w:val="000000"/>
+          <w:spacing w:val="-10"/>
+          <w:kern w:val="28"/>
+          <w:sz w:val="22"/>
+          <w:szCs w:val="56"/>
+        </w:rPr>
         <w:t>8. I didn't like coffee in the past. → ______________________________</w:t>
       </w:r>
     </w:p>
     <w:p>
-      <w:r>
+      <w:pPr>
+        <w:keepNext/>
+        <w:shd w:val="clear" w:color="000000" w:fill="auto"/>
+        <w:spacing w:before="120" w:after="60"/>
+        <w:rPr>
+          <w:rFonts w:eastAsiaTheme="majorEastAsia"/>
+          <w:color w:val="000000"/>
+          <w:spacing w:val="-10"/>
+          <w:kern w:val="28"/>
+          <w:sz w:val="22"/>
+          <w:szCs w:val="56"/>
+        </w:rPr>
+      </w:pPr>
+      <w:r>
+        <w:rPr>
+          <w:rFonts w:eastAsiaTheme="majorEastAsia"/>
+          <w:color w:val="000000"/>
+          <w:spacing w:val="-10"/>
+          <w:kern w:val="28"/>
+          <w:sz w:val="22"/>
+          <w:szCs w:val="56"/>
+        </w:rPr>
         <w:t>9. He never exercised before. → ______________________________</w:t>
       </w:r>
     </w:p>
     <w:p>
-      <w:r>
+      <w:pPr>
+        <w:keepNext/>
+        <w:shd w:val="clear" w:color="000000" w:fill="auto"/>
+        <w:spacing w:before="120" w:after="60"/>
+        <w:rPr>
+          <w:rFonts w:eastAsiaTheme="majorEastAsia"/>
+          <w:color w:val="000000"/>
+          <w:spacing w:val="-10"/>
+          <w:kern w:val="28"/>
+          <w:sz w:val="22"/>
+          <w:szCs w:val="56"/>
+        </w:rPr>
+      </w:pPr>
+      <w:r>
+        <w:rPr>
+          <w:rFonts w:eastAsiaTheme="majorEastAsia"/>
+          <w:color w:val="000000"/>
+          <w:spacing w:val="-10"/>
+          <w:kern w:val="28"/>
+          <w:sz w:val="22"/>
+          <w:szCs w:val="56"/>
+        </w:rPr>
         <w:t>10. There was a cinema on this street years ago. → ______________________________</w:t>
       </w:r>
     </w:p>
     <w:p>
       <w:pPr>
-        <w:pStyle w:val="Heading1"/>
-      </w:pPr>
-      <w:r>
+        <w:keepNext/>
+        <w:shd w:val="clear" w:color="000000" w:fill="auto"/>
+        <w:spacing w:before="280" w:after="80"/>
+        <w:rPr>
+          <w:rFonts w:eastAsiaTheme="majorEastAsia"/>
+          <w:b/>
+          <w:color w:val="000000"/>
+          <w:spacing w:val="-10"/>
+          <w:kern w:val="28"/>
+          <w:szCs w:val="56"/>
+        </w:rPr>
+      </w:pPr>
+      <w:r>
+        <w:rPr>
+          <w:rFonts w:eastAsiaTheme="majorEastAsia"/>
+          <w:b/>
+          <w:color w:val="000000"/>
+          <w:spacing w:val="-10"/>
+          <w:kern w:val="28"/>
+          <w:szCs w:val="56"/>
+        </w:rPr>
         <w:t>PHẦN 7. SỬA LỖI SAI (10 điểm)</w:t>
       </w:r>
     </w:p>
     <w:p>
-      <w:r>
+      <w:pPr>
+        <w:keepNext/>
+        <w:shd w:val="clear" w:color="000000" w:fill="auto"/>
+        <w:spacing w:after="80"/>
+        <w:rPr>
+          <w:rFonts w:eastAsiaTheme="majorEastAsia"/>
+          <w:i/>
+          <w:color w:val="000000"/>
+          <w:spacing w:val="-10"/>
+          <w:kern w:val="28"/>
+          <w:sz w:val="22"/>
+          <w:szCs w:val="56"/>
+        </w:rPr>
+      </w:pPr>
+      <w:r>
+        <w:rPr>
+          <w:rFonts w:eastAsiaTheme="majorEastAsia"/>
+          <w:i/>
+          <w:color w:val="000000"/>
+          <w:spacing w:val="-10"/>
+          <w:kern w:val="28"/>
+          <w:sz w:val="22"/>
+          <w:szCs w:val="56"/>
+        </w:rPr>
+        <w:t>Hướng dẫn: Tìm lỗi và viết lại toàn bộ câu cho đúng.</w:t>
+      </w:r>
+    </w:p>
+    <w:p>
+      <w:pPr>
+        <w:keepNext/>
+        <w:shd w:val="clear" w:color="000000" w:fill="auto"/>
+        <w:spacing w:before="120" w:after="60"/>
+        <w:rPr>
+          <w:rFonts w:eastAsiaTheme="majorEastAsia"/>
+          <w:color w:val="000000"/>
+          <w:spacing w:val="-10"/>
+          <w:kern w:val="28"/>
+          <w:sz w:val="22"/>
+          <w:szCs w:val="56"/>
+        </w:rPr>
+      </w:pPr>
+      <w:r>
+        <w:rPr>
+          <w:rFonts w:eastAsiaTheme="majorEastAsia"/>
+          <w:color w:val="000000"/>
+          <w:spacing w:val="-10"/>
+          <w:kern w:val="28"/>
+          <w:sz w:val="22"/>
+          <w:szCs w:val="56"/>
+        </w:rPr>
         <w:t>1. I use to play football. → ______________________________</w:t>
       </w:r>
     </w:p>
     <w:p>
-      <w:r>
+      <w:pPr>
+        <w:keepNext/>
+        <w:shd w:val="clear" w:color="000000" w:fill="auto"/>
+        <w:spacing w:before="120" w:after="60"/>
+        <w:rPr>
+          <w:rFonts w:eastAsiaTheme="majorEastAsia"/>
+          <w:color w:val="000000"/>
+          <w:spacing w:val="-10"/>
+          <w:kern w:val="28"/>
+          <w:sz w:val="22"/>
+          <w:szCs w:val="56"/>
+        </w:rPr>
+      </w:pPr>
+      <w:r>
+        <w:rPr>
+          <w:rFonts w:eastAsiaTheme="majorEastAsia"/>
+          <w:color w:val="000000"/>
+          <w:spacing w:val="-10"/>
+          <w:kern w:val="28"/>
+          <w:sz w:val="22"/>
+          <w:szCs w:val="56"/>
+        </w:rPr>
         <w:t>2. She used to lived here. → ______________________________</w:t>
       </w:r>
     </w:p>
     <w:p>
-      <w:r>
+      <w:pPr>
+        <w:keepNext/>
+        <w:shd w:val="clear" w:color="000000" w:fill="auto"/>
+        <w:spacing w:before="120" w:after="60"/>
+        <w:rPr>
+          <w:rFonts w:eastAsiaTheme="majorEastAsia"/>
+          <w:color w:val="000000"/>
+          <w:spacing w:val="-10"/>
+          <w:kern w:val="28"/>
+          <w:sz w:val="22"/>
+          <w:szCs w:val="56"/>
+        </w:rPr>
+      </w:pPr>
+      <w:r>
+        <w:rPr>
+          <w:rFonts w:eastAsiaTheme="majorEastAsia"/>
+          <w:color w:val="000000"/>
+          <w:spacing w:val="-10"/>
+          <w:kern w:val="28"/>
+          <w:sz w:val="22"/>
+          <w:szCs w:val="56"/>
+        </w:rPr>
         <w:t>3. He didn't used to smoke. → ______________________________</w:t>
       </w:r>
     </w:p>
     <w:p>
-      <w:r>
+      <w:pPr>
+        <w:keepNext/>
+        <w:shd w:val="clear" w:color="000000" w:fill="auto"/>
+        <w:spacing w:before="120" w:after="60"/>
+        <w:rPr>
+          <w:rFonts w:eastAsiaTheme="majorEastAsia"/>
+          <w:color w:val="000000"/>
+          <w:spacing w:val="-10"/>
+          <w:kern w:val="28"/>
+          <w:sz w:val="22"/>
+          <w:szCs w:val="56"/>
+        </w:rPr>
+      </w:pPr>
+      <w:r>
+        <w:rPr>
+          <w:rFonts w:eastAsiaTheme="majorEastAsia"/>
+          <w:color w:val="000000"/>
+          <w:spacing w:val="-10"/>
+          <w:kern w:val="28"/>
+          <w:sz w:val="22"/>
+          <w:szCs w:val="56"/>
+        </w:rPr>
         <w:t>4. Did you used to walk to school? → ______________________________</w:t>
       </w:r>
     </w:p>
     <w:p>
-      <w:r>
+      <w:pPr>
+        <w:keepNext/>
+        <w:shd w:val="clear" w:color="000000" w:fill="auto"/>
+        <w:spacing w:before="120" w:after="60"/>
+        <w:rPr>
+          <w:rFonts w:eastAsiaTheme="majorEastAsia"/>
+          <w:color w:val="000000"/>
+          <w:spacing w:val="-10"/>
+          <w:kern w:val="28"/>
+          <w:sz w:val="22"/>
+          <w:szCs w:val="56"/>
+        </w:rPr>
+      </w:pPr>
+      <w:r>
+        <w:rPr>
+          <w:rFonts w:eastAsiaTheme="majorEastAsia"/>
+          <w:color w:val="000000"/>
+          <w:spacing w:val="-10"/>
+          <w:kern w:val="28"/>
+          <w:sz w:val="22"/>
+          <w:szCs w:val="56"/>
+        </w:rPr>
         <w:t>5. They used to were friends. → ______________________________</w:t>
       </w:r>
     </w:p>
     <w:p>
-      <w:r>
+      <w:pPr>
+        <w:keepNext/>
+        <w:shd w:val="clear" w:color="000000" w:fill="auto"/>
+        <w:spacing w:before="120" w:after="60"/>
+        <w:rPr>
+          <w:rFonts w:eastAsiaTheme="majorEastAsia"/>
+          <w:color w:val="000000"/>
+          <w:spacing w:val="-10"/>
+          <w:kern w:val="28"/>
+          <w:sz w:val="22"/>
+          <w:szCs w:val="56"/>
+        </w:rPr>
+      </w:pPr>
+      <w:r>
+        <w:rPr>
+          <w:rFonts w:eastAsiaTheme="majorEastAsia"/>
+          <w:color w:val="000000"/>
+          <w:spacing w:val="-10"/>
+          <w:kern w:val="28"/>
+          <w:sz w:val="22"/>
+          <w:szCs w:val="56"/>
+        </w:rPr>
         <w:t>6. Nam didn't use to played chess. → ______________________________</w:t>
       </w:r>
     </w:p>
     <w:p>
-      <w:r>
+      <w:pPr>
+        <w:keepNext/>
+        <w:shd w:val="clear" w:color="000000" w:fill="auto"/>
+        <w:spacing w:before="120" w:after="60"/>
+        <w:rPr>
+          <w:rFonts w:eastAsiaTheme="majorEastAsia"/>
+          <w:color w:val="000000"/>
+          <w:spacing w:val="-10"/>
+          <w:kern w:val="28"/>
+          <w:sz w:val="22"/>
+          <w:szCs w:val="56"/>
+        </w:rPr>
+      </w:pPr>
+      <w:r>
+        <w:rPr>
+          <w:rFonts w:eastAsiaTheme="majorEastAsia"/>
+          <w:color w:val="000000"/>
+          <w:spacing w:val="-10"/>
+          <w:kern w:val="28"/>
+          <w:sz w:val="22"/>
+          <w:szCs w:val="56"/>
+        </w:rPr>
         <w:t>7. Did Lan use to wore glasses? → ______________________________</w:t>
       </w:r>
     </w:p>
     <w:p>
-      <w:r>
+      <w:pPr>
+        <w:keepNext/>
+        <w:shd w:val="clear" w:color="000000" w:fill="auto"/>
+        <w:spacing w:before="120" w:after="60"/>
+        <w:rPr>
+          <w:rFonts w:eastAsiaTheme="majorEastAsia"/>
+          <w:color w:val="000000"/>
+          <w:spacing w:val="-10"/>
+          <w:kern w:val="28"/>
+          <w:sz w:val="22"/>
+          <w:szCs w:val="56"/>
+        </w:rPr>
+      </w:pPr>
+      <w:r>
+        <w:rPr>
+          <w:rFonts w:eastAsiaTheme="majorEastAsia"/>
+          <w:color w:val="000000"/>
+          <w:spacing w:val="-10"/>
+          <w:kern w:val="28"/>
+          <w:sz w:val="22"/>
+          <w:szCs w:val="56"/>
+        </w:rPr>
         <w:t>8. There use to be a shop here. → ______________________________</w:t>
       </w:r>
     </w:p>
     <w:p>
-      <w:r>
+      <w:pPr>
+        <w:keepNext/>
+        <w:shd w:val="clear" w:color="000000" w:fill="auto"/>
+        <w:spacing w:before="120" w:after="60"/>
+        <w:rPr>
+          <w:rFonts w:eastAsiaTheme="majorEastAsia"/>
+          <w:color w:val="000000"/>
+          <w:spacing w:val="-10"/>
+          <w:kern w:val="28"/>
+          <w:sz w:val="22"/>
+          <w:szCs w:val="56"/>
+        </w:rPr>
+      </w:pPr>
+      <w:r>
+        <w:rPr>
+          <w:rFonts w:eastAsiaTheme="majorEastAsia"/>
+          <w:color w:val="000000"/>
+          <w:spacing w:val="-10"/>
+          <w:kern w:val="28"/>
+          <w:sz w:val="22"/>
+          <w:szCs w:val="56"/>
+        </w:rPr>
         <w:t>9. I used to met her yesterday. → ______________________________</w:t>
       </w:r>
     </w:p>
     <w:p>
-      <w:r>
+      <w:pPr>
+        <w:keepNext/>
+        <w:shd w:val="clear" w:color="000000" w:fill="auto"/>
+        <w:spacing w:before="120" w:after="60"/>
+        <w:rPr>
+          <w:rFonts w:eastAsiaTheme="majorEastAsia"/>
+          <w:color w:val="000000"/>
+          <w:spacing w:val="-10"/>
+          <w:kern w:val="28"/>
+          <w:sz w:val="22"/>
+          <w:szCs w:val="56"/>
+        </w:rPr>
+      </w:pPr>
+      <w:r>
+        <w:rPr>
+          <w:rFonts w:eastAsiaTheme="majorEastAsia"/>
+          <w:color w:val="000000"/>
+          <w:spacing w:val="-10"/>
+          <w:kern w:val="28"/>
+          <w:sz w:val="22"/>
+          <w:szCs w:val="56"/>
+        </w:rPr>
         <w:t>10. She is used to get up early. → ______________________________</w:t>
       </w:r>
     </w:p>
     <w:p>
       <w:pPr>
-        <w:pStyle w:val="Heading1"/>
-      </w:pPr>
-      <w:r>
+        <w:keepNext/>
+        <w:shd w:val="clear" w:color="000000" w:fill="auto"/>
+        <w:spacing w:before="280" w:after="80"/>
+        <w:rPr>
+          <w:rFonts w:eastAsiaTheme="majorEastAsia"/>
+          <w:b/>
+          <w:color w:val="000000"/>
+          <w:spacing w:val="-10"/>
+          <w:kern w:val="28"/>
+          <w:szCs w:val="56"/>
+        </w:rPr>
+      </w:pPr>
+      <w:r>
+        <w:rPr>
+          <w:rFonts w:eastAsiaTheme="majorEastAsia"/>
+          <w:b/>
+          <w:color w:val="000000"/>
+          <w:spacing w:val="-10"/>
+          <w:kern w:val="28"/>
+          <w:szCs w:val="56"/>
+        </w:rPr>
         <w:t>PHẦN 8. DỊCH SANG TIẾNG ANH (10 điểm)</w:t>
       </w:r>
     </w:p>
     <w:p>
-      <w:r>
+      <w:pPr>
+        <w:keepNext/>
+        <w:shd w:val="clear" w:color="000000" w:fill="auto"/>
+        <w:spacing w:after="80"/>
+        <w:rPr>
+          <w:rFonts w:eastAsiaTheme="majorEastAsia"/>
+          <w:i/>
+          <w:color w:val="000000"/>
+          <w:spacing w:val="-10"/>
+          <w:kern w:val="28"/>
+          <w:sz w:val="22"/>
+          <w:szCs w:val="56"/>
+        </w:rPr>
+      </w:pPr>
+      <w:r>
+        <w:rPr>
+          <w:rFonts w:eastAsiaTheme="majorEastAsia"/>
+          <w:i/>
+          <w:color w:val="000000"/>
+          <w:spacing w:val="-10"/>
+          <w:kern w:val="28"/>
+          <w:sz w:val="22"/>
+          <w:szCs w:val="56"/>
+        </w:rPr>
+        <w:t>Hướng dẫn: Dịch từng câu sang tiếng Anh tự nhiên và đúng ngữ pháp.</w:t>
+      </w:r>
+    </w:p>
+    <w:p>
+      <w:pPr>
+        <w:keepNext/>
+        <w:shd w:val="clear" w:color="000000" w:fill="auto"/>
+        <w:spacing w:before="120" w:after="60"/>
+        <w:rPr>
+          <w:rFonts w:eastAsiaTheme="majorEastAsia"/>
+          <w:color w:val="000000"/>
+          <w:spacing w:val="-10"/>
+          <w:kern w:val="28"/>
+          <w:sz w:val="22"/>
+          <w:szCs w:val="56"/>
+        </w:rPr>
+      </w:pPr>
+      <w:r>
+        <w:rPr>
+          <w:rFonts w:eastAsiaTheme="majorEastAsia"/>
+          <w:color w:val="000000"/>
+          <w:spacing w:val="-10"/>
+          <w:kern w:val="28"/>
+          <w:sz w:val="22"/>
+          <w:szCs w:val="56"/>
+        </w:rPr>
         <w:t>1. Trước đây tôi thường đi bộ đến trường.</w:t>
       </w:r>
     </w:p>
     <w:p>
-      <w:r>
+      <w:pPr>
+        <w:keepNext/>
+        <w:shd w:val="clear" w:color="000000" w:fill="auto"/>
+        <w:spacing w:before="120" w:after="60"/>
+        <w:rPr>
+          <w:rFonts w:eastAsiaTheme="majorEastAsia"/>
+          <w:color w:val="000000"/>
+          <w:spacing w:val="-10"/>
+          <w:kern w:val="28"/>
+          <w:sz w:val="22"/>
+          <w:szCs w:val="56"/>
+        </w:rPr>
+      </w:pPr>
+      <w:r>
+        <w:rPr>
+          <w:rFonts w:eastAsiaTheme="majorEastAsia"/>
+          <w:color w:val="000000"/>
+          <w:spacing w:val="-10"/>
+          <w:kern w:val="28"/>
+          <w:sz w:val="22"/>
+          <w:szCs w:val="56"/>
+        </w:rPr>
         <w:t>2. Cô ấy từng sống ở Huế.</w:t>
       </w:r>
     </w:p>
     <w:p>
-      <w:r>
+      <w:pPr>
+        <w:keepNext/>
+        <w:shd w:val="clear" w:color="000000" w:fill="auto"/>
+        <w:spacing w:before="120" w:after="60"/>
+        <w:rPr>
+          <w:rFonts w:eastAsiaTheme="majorEastAsia"/>
+          <w:color w:val="000000"/>
+          <w:spacing w:val="-10"/>
+          <w:kern w:val="28"/>
+          <w:sz w:val="22"/>
+          <w:szCs w:val="56"/>
+        </w:rPr>
+      </w:pPr>
+      <w:r>
+        <w:rPr>
+          <w:rFonts w:eastAsiaTheme="majorEastAsia"/>
+          <w:color w:val="000000"/>
+          <w:spacing w:val="-10"/>
+          <w:kern w:val="28"/>
+          <w:sz w:val="22"/>
+          <w:szCs w:val="56"/>
+        </w:rPr>
         <w:t>3. Trước đây Nam không thích cà phê.</w:t>
       </w:r>
     </w:p>
     <w:p>
-      <w:r>
+      <w:pPr>
+        <w:keepNext/>
+        <w:shd w:val="clear" w:color="000000" w:fill="auto"/>
+        <w:spacing w:before="120" w:after="60"/>
+        <w:rPr>
+          <w:rFonts w:eastAsiaTheme="majorEastAsia"/>
+          <w:color w:val="000000"/>
+          <w:spacing w:val="-10"/>
+          <w:kern w:val="28"/>
+          <w:sz w:val="22"/>
+          <w:szCs w:val="56"/>
+        </w:rPr>
+      </w:pPr>
+      <w:r>
+        <w:rPr>
+          <w:rFonts w:eastAsiaTheme="majorEastAsia"/>
+          <w:color w:val="000000"/>
+          <w:spacing w:val="-10"/>
+          <w:kern w:val="28"/>
+          <w:sz w:val="22"/>
+          <w:szCs w:val="56"/>
+        </w:rPr>
         <w:t>4. Bạn từng chơi bóng đá phải không?</w:t>
       </w:r>
     </w:p>
     <w:p>
-      <w:r>
+      <w:pPr>
+        <w:keepNext/>
+        <w:shd w:val="clear" w:color="000000" w:fill="auto"/>
+        <w:spacing w:before="120" w:after="60"/>
+        <w:rPr>
+          <w:rFonts w:eastAsiaTheme="majorEastAsia"/>
+          <w:color w:val="000000"/>
+          <w:spacing w:val="-10"/>
+          <w:kern w:val="28"/>
+          <w:sz w:val="22"/>
+          <w:szCs w:val="56"/>
+        </w:rPr>
+      </w:pPr>
+      <w:r>
+        <w:rPr>
+          <w:rFonts w:eastAsiaTheme="majorEastAsia"/>
+          <w:color w:val="000000"/>
+          <w:spacing w:val="-10"/>
+          <w:kern w:val="28"/>
+          <w:sz w:val="22"/>
+          <w:szCs w:val="56"/>
+        </w:rPr>
         <w:t>5. Trước đây từng có một công viên ở đây.</w:t>
       </w:r>
     </w:p>
     <w:p>
-      <w:r>
+      <w:pPr>
+        <w:keepNext/>
+        <w:shd w:val="clear" w:color="000000" w:fill="auto"/>
+        <w:spacing w:before="120" w:after="60"/>
+        <w:rPr>
+          <w:rFonts w:eastAsiaTheme="majorEastAsia"/>
+          <w:color w:val="000000"/>
+          <w:spacing w:val="-10"/>
+          <w:kern w:val="28"/>
+          <w:sz w:val="22"/>
+          <w:szCs w:val="56"/>
+        </w:rPr>
+      </w:pPr>
+      <w:r>
+        <w:rPr>
+          <w:rFonts w:eastAsiaTheme="majorEastAsia"/>
+          <w:color w:val="000000"/>
+          <w:spacing w:val="-10"/>
+          <w:kern w:val="28"/>
+          <w:sz w:val="22"/>
+          <w:szCs w:val="56"/>
+        </w:rPr>
         <w:t>6. Hồi nhỏ tôi từng rất nhút nhát.</w:t>
       </w:r>
     </w:p>
     <w:p>
-      <w:r>
+      <w:pPr>
+        <w:keepNext/>
+        <w:shd w:val="clear" w:color="000000" w:fill="auto"/>
+        <w:spacing w:before="120" w:after="60"/>
+        <w:rPr>
+          <w:rFonts w:eastAsiaTheme="majorEastAsia"/>
+          <w:color w:val="000000"/>
+          <w:spacing w:val="-10"/>
+          <w:kern w:val="28"/>
+          <w:sz w:val="22"/>
+          <w:szCs w:val="56"/>
+        </w:rPr>
+      </w:pPr>
+      <w:r>
+        <w:rPr>
+          <w:rFonts w:eastAsiaTheme="majorEastAsia"/>
+          <w:color w:val="000000"/>
+          <w:spacing w:val="-10"/>
+          <w:kern w:val="28"/>
+          <w:sz w:val="22"/>
+          <w:szCs w:val="56"/>
+        </w:rPr>
         <w:t>7. Họ từng là hàng xóm.</w:t>
       </w:r>
     </w:p>
     <w:p>
-      <w:r>
+      <w:pPr>
+        <w:keepNext/>
+        <w:shd w:val="clear" w:color="000000" w:fill="auto"/>
+        <w:spacing w:before="120" w:after="60"/>
+        <w:rPr>
+          <w:rFonts w:eastAsiaTheme="majorEastAsia"/>
+          <w:color w:val="000000"/>
+          <w:spacing w:val="-10"/>
+          <w:kern w:val="28"/>
+          <w:sz w:val="22"/>
+          <w:szCs w:val="56"/>
+        </w:rPr>
+      </w:pPr>
+      <w:r>
+        <w:rPr>
+          <w:rFonts w:eastAsiaTheme="majorEastAsia"/>
+          <w:color w:val="000000"/>
+          <w:spacing w:val="-10"/>
+          <w:kern w:val="28"/>
+          <w:sz w:val="22"/>
+          <w:szCs w:val="56"/>
+        </w:rPr>
         <w:t>8. Bố tôi từng hút thuốc nhưng giờ đã bỏ.</w:t>
       </w:r>
     </w:p>
     <w:p>
-      <w:r>
+      <w:pPr>
+        <w:keepNext/>
+        <w:shd w:val="clear" w:color="000000" w:fill="auto"/>
+        <w:spacing w:before="120" w:after="60"/>
+        <w:rPr>
+          <w:rFonts w:eastAsiaTheme="majorEastAsia"/>
+          <w:color w:val="000000"/>
+          <w:spacing w:val="-10"/>
+          <w:kern w:val="28"/>
+          <w:sz w:val="22"/>
+          <w:szCs w:val="56"/>
+        </w:rPr>
+      </w:pPr>
+      <w:r>
+        <w:rPr>
+          <w:rFonts w:eastAsiaTheme="majorEastAsia"/>
+          <w:color w:val="000000"/>
+          <w:spacing w:val="-10"/>
+          <w:kern w:val="28"/>
+          <w:sz w:val="22"/>
+          <w:szCs w:val="56"/>
+        </w:rPr>
         <w:t>9. Trước đây bạn thường làm gì sau giờ học?</w:t>
       </w:r>
     </w:p>
     <w:p>
-      <w:r>
+      <w:pPr>
+        <w:keepNext/>
+        <w:shd w:val="clear" w:color="000000" w:fill="auto"/>
+        <w:spacing w:before="120" w:after="60"/>
+        <w:rPr>
+          <w:rFonts w:eastAsiaTheme="majorEastAsia"/>
+          <w:color w:val="000000"/>
+          <w:spacing w:val="-10"/>
+          <w:kern w:val="28"/>
+          <w:sz w:val="22"/>
+          <w:szCs w:val="56"/>
+        </w:rPr>
+      </w:pPr>
+      <w:r>
+        <w:rPr>
+          <w:rFonts w:eastAsiaTheme="majorEastAsia"/>
+          <w:color w:val="000000"/>
+          <w:spacing w:val="-10"/>
+          <w:kern w:val="28"/>
+          <w:sz w:val="22"/>
+          <w:szCs w:val="56"/>
+        </w:rPr>
         <w:t>10. Hôm qua tôi đã gặp Lan.</w:t>
       </w:r>
     </w:p>
     <w:p>
       <w:pPr>
-        <w:pStyle w:val="Heading1"/>
-      </w:pPr>
-      <w:r>
+        <w:keepNext/>
+        <w:shd w:val="clear" w:color="000000" w:fill="auto"/>
+        <w:spacing w:before="280" w:after="80"/>
+        <w:rPr>
+          <w:rFonts w:eastAsiaTheme="majorEastAsia"/>
+          <w:b/>
+          <w:color w:val="000000"/>
+          <w:spacing w:val="-10"/>
+          <w:kern w:val="28"/>
+          <w:szCs w:val="56"/>
+        </w:rPr>
+      </w:pPr>
+      <w:r>
+        <w:rPr>
+          <w:rFonts w:eastAsiaTheme="majorEastAsia"/>
+          <w:b/>
+          <w:color w:val="000000"/>
+          <w:spacing w:val="-10"/>
+          <w:kern w:val="28"/>
+          <w:szCs w:val="56"/>
+        </w:rPr>
         <w:t>PHẦN 9. ĐỌC HIỂU (10 điểm)</w:t>
       </w:r>
     </w:p>
     <w:p>
-      <w:r>
+      <w:pPr>
+        <w:keepNext/>
+        <w:shd w:val="clear" w:color="000000" w:fill="auto"/>
+        <w:spacing w:after="80"/>
+        <w:rPr>
+          <w:rFonts w:eastAsiaTheme="majorEastAsia"/>
+          <w:i/>
+          <w:color w:val="000000"/>
+          <w:spacing w:val="-10"/>
+          <w:kern w:val="28"/>
+          <w:sz w:val="22"/>
+          <w:szCs w:val="56"/>
+        </w:rPr>
+      </w:pPr>
+      <w:r>
+        <w:rPr>
+          <w:rFonts w:eastAsiaTheme="majorEastAsia"/>
+          <w:i/>
+          <w:color w:val="000000"/>
+          <w:spacing w:val="-10"/>
+          <w:kern w:val="28"/>
+          <w:sz w:val="22"/>
+          <w:szCs w:val="56"/>
+        </w:rPr>
+        <w:t>Hướng dẫn: Đọc đoạn văn, xác định bằng chứng rồi trả lời từng câu hỏi.</w:t>
+      </w:r>
+    </w:p>
+    <w:p>
+      <w:pPr>
+        <w:keepNext/>
+        <w:shd w:val="clear" w:color="000000" w:fill="auto"/>
+        <w:spacing w:before="120" w:after="80"/>
+        <w:rPr>
+          <w:rFonts w:eastAsiaTheme="majorEastAsia"/>
+          <w:b/>
+          <w:color w:val="000000"/>
+          <w:spacing w:val="-10"/>
+          <w:kern w:val="28"/>
+          <w:sz w:val="22"/>
+          <w:szCs w:val="56"/>
+        </w:rPr>
+      </w:pPr>
+      <w:r>
+        <w:rPr>
+          <w:rFonts w:eastAsiaTheme="majorEastAsia"/>
+          <w:b/>
+          <w:color w:val="000000"/>
+          <w:spacing w:val="-10"/>
+          <w:kern w:val="28"/>
+          <w:sz w:val="22"/>
+          <w:szCs w:val="56"/>
+        </w:rPr>
         <w:t>Đọc đoạn văn:</w:t>
       </w:r>
     </w:p>
     <w:p>
-      <w:r>
+      <w:pPr>
+        <w:keepLines/>
+        <w:shd w:val="clear" w:color="000000" w:fill="auto"/>
+        <w:spacing w:after="160"/>
+        <w:rPr>
+          <w:rFonts w:eastAsiaTheme="majorEastAsia"/>
+          <w:color w:val="000000"/>
+          <w:spacing w:val="-10"/>
+          <w:kern w:val="28"/>
+          <w:sz w:val="22"/>
+          <w:szCs w:val="56"/>
+        </w:rPr>
+      </w:pPr>
+      <w:r>
+        <w:rPr>
+          <w:rFonts w:eastAsiaTheme="majorEastAsia"/>
+          <w:color w:val="000000"/>
+          <w:spacing w:val="-10"/>
+          <w:kern w:val="28"/>
+          <w:sz w:val="22"/>
+          <w:szCs w:val="56"/>
+        </w:rPr>
         <w:t>When Mr. Long was young, he used to live in a small village. He used to walk five kilometers to school and play football with his friends after class. His family didn't use to have a television, so they used to listen to the radio in the evening. There used to be only a few houses in the village. Now Mr. Long lives in a busy city, drives to work and watches the news online. He sometimes misses his old life.</w:t>
       </w:r>
     </w:p>
     <w:p>
-      <w:r>
+      <w:pPr>
+        <w:keepNext/>
+        <w:shd w:val="clear" w:color="000000" w:fill="auto"/>
+        <w:spacing w:before="120" w:after="80"/>
+        <w:rPr>
+          <w:rFonts w:eastAsiaTheme="majorEastAsia"/>
+          <w:b/>
+          <w:color w:val="000000"/>
+          <w:spacing w:val="-10"/>
+          <w:kern w:val="28"/>
+          <w:sz w:val="22"/>
+          <w:szCs w:val="56"/>
+        </w:rPr>
+      </w:pPr>
+      <w:r>
+        <w:rPr>
+          <w:rFonts w:eastAsiaTheme="majorEastAsia"/>
+          <w:b/>
+          <w:color w:val="000000"/>
+          <w:spacing w:val="-10"/>
+          <w:kern w:val="28"/>
+          <w:sz w:val="22"/>
+          <w:szCs w:val="56"/>
+        </w:rPr>
         <w:t>Trả lời câu hỏi:</w:t>
       </w:r>
     </w:p>
     <w:p>
-      <w:r>
+      <w:pPr>
+        <w:keepNext/>
+        <w:shd w:val="clear" w:color="000000" w:fill="auto"/>
+        <w:spacing w:before="120" w:after="60"/>
+        <w:rPr>
+          <w:rFonts w:eastAsiaTheme="majorEastAsia"/>
+          <w:color w:val="000000"/>
+          <w:spacing w:val="-10"/>
+          <w:kern w:val="28"/>
+          <w:sz w:val="22"/>
+          <w:szCs w:val="56"/>
+        </w:rPr>
+      </w:pPr>
+      <w:r>
+        <w:rPr>
+          <w:rFonts w:eastAsiaTheme="majorEastAsia"/>
+          <w:color w:val="000000"/>
+          <w:spacing w:val="-10"/>
+          <w:kern w:val="28"/>
+          <w:sz w:val="22"/>
+          <w:szCs w:val="56"/>
+        </w:rPr>
         <w:t>1. Where did Mr. Long use to live?</w:t>
       </w:r>
     </w:p>
     <w:p>
-      <w:r>
+      <w:pPr>
+        <w:keepNext/>
+        <w:shd w:val="clear" w:color="000000" w:fill="auto"/>
+        <w:spacing w:before="120" w:after="60"/>
+        <w:rPr>
+          <w:rFonts w:eastAsiaTheme="majorEastAsia"/>
+          <w:color w:val="000000"/>
+          <w:spacing w:val="-10"/>
+          <w:kern w:val="28"/>
+          <w:sz w:val="22"/>
+          <w:szCs w:val="56"/>
+        </w:rPr>
+      </w:pPr>
+      <w:r>
+        <w:rPr>
+          <w:rFonts w:eastAsiaTheme="majorEastAsia"/>
+          <w:color w:val="000000"/>
+          <w:spacing w:val="-10"/>
+          <w:kern w:val="28"/>
+          <w:sz w:val="22"/>
+          <w:szCs w:val="56"/>
+        </w:rPr>
         <w:t>2. How far did he use to walk to school?</w:t>
       </w:r>
     </w:p>
     <w:p>
-      <w:r>
+      <w:pPr>
+        <w:keepNext/>
+        <w:shd w:val="clear" w:color="000000" w:fill="auto"/>
+        <w:spacing w:before="120" w:after="60"/>
+        <w:rPr>
+          <w:rFonts w:eastAsiaTheme="majorEastAsia"/>
+          <w:color w:val="000000"/>
+          <w:spacing w:val="-10"/>
+          <w:kern w:val="28"/>
+          <w:sz w:val="22"/>
+          <w:szCs w:val="56"/>
+        </w:rPr>
+      </w:pPr>
+      <w:r>
+        <w:rPr>
+          <w:rFonts w:eastAsiaTheme="majorEastAsia"/>
+          <w:color w:val="000000"/>
+          <w:spacing w:val="-10"/>
+          <w:kern w:val="28"/>
+          <w:sz w:val="22"/>
+          <w:szCs w:val="56"/>
+        </w:rPr>
         <w:t>3. What did he use to do after class?</w:t>
       </w:r>
     </w:p>
     <w:p>
-      <w:r>
+      <w:pPr>
+        <w:keepNext/>
+        <w:shd w:val="clear" w:color="000000" w:fill="auto"/>
+        <w:spacing w:before="120" w:after="60"/>
+        <w:rPr>
+          <w:rFonts w:eastAsiaTheme="majorEastAsia"/>
+          <w:color w:val="000000"/>
+          <w:spacing w:val="-10"/>
+          <w:kern w:val="28"/>
+          <w:sz w:val="22"/>
+          <w:szCs w:val="56"/>
+        </w:rPr>
+      </w:pPr>
+      <w:r>
+        <w:rPr>
+          <w:rFonts w:eastAsiaTheme="majorEastAsia"/>
+          <w:color w:val="000000"/>
+          <w:spacing w:val="-10"/>
+          <w:kern w:val="28"/>
+          <w:sz w:val="22"/>
+          <w:szCs w:val="56"/>
+        </w:rPr>
         <w:t>4. Did his family use to have a television?</w:t>
       </w:r>
     </w:p>
     <w:p>
-      <w:r>
+      <w:pPr>
+        <w:keepNext/>
+        <w:shd w:val="clear" w:color="000000" w:fill="auto"/>
+        <w:spacing w:before="120" w:after="60"/>
+        <w:rPr>
+          <w:rFonts w:eastAsiaTheme="majorEastAsia"/>
+          <w:color w:val="000000"/>
+          <w:spacing w:val="-10"/>
+          <w:kern w:val="28"/>
+          <w:sz w:val="22"/>
+          <w:szCs w:val="56"/>
+        </w:rPr>
+      </w:pPr>
+      <w:r>
+        <w:rPr>
+          <w:rFonts w:eastAsiaTheme="majorEastAsia"/>
+          <w:color w:val="000000"/>
+          <w:spacing w:val="-10"/>
+          <w:kern w:val="28"/>
+          <w:sz w:val="22"/>
+          <w:szCs w:val="56"/>
+        </w:rPr>
         <w:t>5. What did they use to do in the evening?</w:t>
       </w:r>
     </w:p>
     <w:p>
-      <w:r>
+      <w:pPr>
+        <w:keepNext/>
+        <w:shd w:val="clear" w:color="000000" w:fill="auto"/>
+        <w:spacing w:before="120" w:after="60"/>
+        <w:rPr>
+          <w:rFonts w:eastAsiaTheme="majorEastAsia"/>
+          <w:color w:val="000000"/>
+          <w:spacing w:val="-10"/>
+          <w:kern w:val="28"/>
+          <w:sz w:val="22"/>
+          <w:szCs w:val="56"/>
+        </w:rPr>
+      </w:pPr>
+      <w:r>
+        <w:rPr>
+          <w:rFonts w:eastAsiaTheme="majorEastAsia"/>
+          <w:color w:val="000000"/>
+          <w:spacing w:val="-10"/>
+          <w:kern w:val="28"/>
+          <w:sz w:val="22"/>
+          <w:szCs w:val="56"/>
+        </w:rPr>
         <w:t>6. Were there many houses in the village?</w:t>
       </w:r>
     </w:p>
     <w:p>
-      <w:r>
+      <w:pPr>
+        <w:keepNext/>
+        <w:shd w:val="clear" w:color="000000" w:fill="auto"/>
+        <w:spacing w:before="120" w:after="60"/>
+        <w:rPr>
+          <w:rFonts w:eastAsiaTheme="majorEastAsia"/>
+          <w:color w:val="000000"/>
+          <w:spacing w:val="-10"/>
+          <w:kern w:val="28"/>
+          <w:sz w:val="22"/>
+          <w:szCs w:val="56"/>
+        </w:rPr>
+      </w:pPr>
+      <w:r>
+        <w:rPr>
+          <w:rFonts w:eastAsiaTheme="majorEastAsia"/>
+          <w:color w:val="000000"/>
+          <w:spacing w:val="-10"/>
+          <w:kern w:val="28"/>
+          <w:sz w:val="22"/>
+          <w:szCs w:val="56"/>
+        </w:rPr>
         <w:t>7. Where does he live now?</w:t>
       </w:r>
     </w:p>
     <w:p>
-      <w:r>
+      <w:pPr>
+        <w:keepNext/>
+        <w:shd w:val="clear" w:color="000000" w:fill="auto"/>
+        <w:spacing w:before="120" w:after="60"/>
+        <w:rPr>
+          <w:rFonts w:eastAsiaTheme="majorEastAsia"/>
+          <w:color w:val="000000"/>
+          <w:spacing w:val="-10"/>
+          <w:kern w:val="28"/>
+          <w:sz w:val="22"/>
+          <w:szCs w:val="56"/>
+        </w:rPr>
+      </w:pPr>
+      <w:r>
+        <w:rPr>
+          <w:rFonts w:eastAsiaTheme="majorEastAsia"/>
+          <w:color w:val="000000"/>
+          <w:spacing w:val="-10"/>
+          <w:kern w:val="28"/>
+          <w:sz w:val="22"/>
+          <w:szCs w:val="56"/>
+        </w:rPr>
         <w:t>8. How does he go to work now?</w:t>
       </w:r>
     </w:p>
     <w:p>
-      <w:r>
+      <w:pPr>
+        <w:keepNext/>
+        <w:shd w:val="clear" w:color="000000" w:fill="auto"/>
+        <w:spacing w:before="120" w:after="60"/>
+        <w:rPr>
+          <w:rFonts w:eastAsiaTheme="majorEastAsia"/>
+          <w:color w:val="000000"/>
+          <w:spacing w:val="-10"/>
+          <w:kern w:val="28"/>
+          <w:sz w:val="22"/>
+          <w:szCs w:val="56"/>
+        </w:rPr>
+      </w:pPr>
+      <w:r>
+        <w:rPr>
+          <w:rFonts w:eastAsiaTheme="majorEastAsia"/>
+          <w:color w:val="000000"/>
+          <w:spacing w:val="-10"/>
+          <w:kern w:val="28"/>
+          <w:sz w:val="22"/>
+          <w:szCs w:val="56"/>
+        </w:rPr>
         <w:t>9. Where does he watch the news?</w:t>
       </w:r>
     </w:p>
     <w:p>
-      <w:r>
+      <w:pPr>
+        <w:keepNext/>
+        <w:shd w:val="clear" w:color="000000" w:fill="auto"/>
+        <w:spacing w:before="120" w:after="60"/>
+        <w:rPr>
+          <w:rFonts w:eastAsiaTheme="majorEastAsia"/>
+          <w:color w:val="000000"/>
+          <w:spacing w:val="-10"/>
+          <w:kern w:val="28"/>
+          <w:sz w:val="22"/>
+          <w:szCs w:val="56"/>
+        </w:rPr>
+      </w:pPr>
+      <w:r>
+        <w:rPr>
+          <w:rFonts w:eastAsiaTheme="majorEastAsia"/>
+          <w:color w:val="000000"/>
+          <w:spacing w:val="-10"/>
+          <w:kern w:val="28"/>
+          <w:sz w:val="22"/>
+          <w:szCs w:val="56"/>
+        </w:rPr>
         <w:t>10. Does he ever miss his old life?</w:t>
       </w:r>
     </w:p>
     <w:p>
       <w:pPr>
-        <w:pStyle w:val="Heading1"/>
-      </w:pPr>
-      <w:r>
+        <w:keepNext/>
+        <w:shd w:val="clear" w:color="000000" w:fill="auto"/>
+        <w:spacing w:before="280" w:after="80"/>
+        <w:rPr>
+          <w:rFonts w:eastAsiaTheme="majorEastAsia"/>
+          <w:b/>
+          <w:color w:val="000000"/>
+          <w:spacing w:val="-10"/>
+          <w:kern w:val="28"/>
+          <w:szCs w:val="56"/>
+        </w:rPr>
+      </w:pPr>
+      <w:r>
+        <w:rPr>
+          <w:rFonts w:eastAsiaTheme="majorEastAsia"/>
+          <w:b/>
+          <w:color w:val="000000"/>
+          <w:spacing w:val="-10"/>
+          <w:kern w:val="28"/>
+          <w:szCs w:val="56"/>
+        </w:rPr>
         <w:t>PHẦN 10. VIẾT CÂU HOÀN CHỈNH (10 điểm)</w:t>
       </w:r>
     </w:p>
     <w:p>
-      <w:r>
+      <w:pPr>
+        <w:keepNext/>
+        <w:shd w:val="clear" w:color="000000" w:fill="auto"/>
+        <w:spacing w:after="80"/>
+        <w:rPr>
+          <w:rFonts w:eastAsiaTheme="majorEastAsia"/>
+          <w:i/>
+          <w:color w:val="000000"/>
+          <w:spacing w:val="-10"/>
+          <w:kern w:val="28"/>
+          <w:sz w:val="22"/>
+          <w:szCs w:val="56"/>
+        </w:rPr>
+      </w:pPr>
+      <w:r>
+        <w:rPr>
+          <w:rFonts w:eastAsiaTheme="majorEastAsia"/>
+          <w:i/>
+          <w:color w:val="000000"/>
+          <w:spacing w:val="-10"/>
+          <w:kern w:val="28"/>
+          <w:sz w:val="22"/>
+          <w:szCs w:val="56"/>
+        </w:rPr>
+        <w:t>Hướng dẫn: Sắp xếp các từ hoặc cụm từ để tạo thành câu hoàn chỉnh.</w:t>
+      </w:r>
+    </w:p>
+    <w:p>
+      <w:pPr>
+        <w:keepNext/>
+        <w:shd w:val="clear" w:color="000000" w:fill="auto"/>
+        <w:spacing w:before="120" w:after="60"/>
+        <w:rPr>
+          <w:rFonts w:eastAsiaTheme="majorEastAsia"/>
+          <w:color w:val="000000"/>
+          <w:spacing w:val="-10"/>
+          <w:kern w:val="28"/>
+          <w:sz w:val="22"/>
+          <w:szCs w:val="56"/>
+        </w:rPr>
+      </w:pPr>
+      <w:r>
+        <w:rPr>
+          <w:rFonts w:eastAsiaTheme="majorEastAsia"/>
+          <w:color w:val="000000"/>
+          <w:spacing w:val="-10"/>
+          <w:kern w:val="28"/>
+          <w:sz w:val="22"/>
+          <w:szCs w:val="56"/>
+        </w:rPr>
         <w:t>1. I / used to / play / outside → ______________________________</w:t>
       </w:r>
     </w:p>
     <w:p>
-      <w:r>
+      <w:pPr>
+        <w:keepNext/>
+        <w:shd w:val="clear" w:color="000000" w:fill="auto"/>
+        <w:spacing w:before="120" w:after="60"/>
+        <w:rPr>
+          <w:rFonts w:eastAsiaTheme="majorEastAsia"/>
+          <w:color w:val="000000"/>
+          <w:spacing w:val="-10"/>
+          <w:kern w:val="28"/>
+          <w:sz w:val="22"/>
+          <w:szCs w:val="56"/>
+        </w:rPr>
+      </w:pPr>
+      <w:r>
+        <w:rPr>
+          <w:rFonts w:eastAsiaTheme="majorEastAsia"/>
+          <w:color w:val="000000"/>
+          <w:spacing w:val="-10"/>
+          <w:kern w:val="28"/>
+          <w:sz w:val="22"/>
+          <w:szCs w:val="56"/>
+        </w:rPr>
         <w:t>2. she / used to / be / shy → ______________________________</w:t>
       </w:r>
     </w:p>
     <w:p>
-      <w:r>
+      <w:pPr>
+        <w:keepNext/>
+        <w:shd w:val="clear" w:color="000000" w:fill="auto"/>
+        <w:spacing w:before="120" w:after="60"/>
+        <w:rPr>
+          <w:rFonts w:eastAsiaTheme="majorEastAsia"/>
+          <w:color w:val="000000"/>
+          <w:spacing w:val="-10"/>
+          <w:kern w:val="28"/>
+          <w:sz w:val="22"/>
+          <w:szCs w:val="56"/>
+        </w:rPr>
+      </w:pPr>
+      <w:r>
+        <w:rPr>
+          <w:rFonts w:eastAsiaTheme="majorEastAsia"/>
+          <w:color w:val="000000"/>
+          <w:spacing w:val="-10"/>
+          <w:kern w:val="28"/>
+          <w:sz w:val="22"/>
+          <w:szCs w:val="56"/>
+        </w:rPr>
         <w:t>3. we / not use to / live / here → ______________________________</w:t>
       </w:r>
     </w:p>
     <w:p>
-      <w:r>
+      <w:pPr>
+        <w:keepNext/>
+        <w:shd w:val="clear" w:color="000000" w:fill="auto"/>
+        <w:spacing w:before="120" w:after="60"/>
+        <w:rPr>
+          <w:rFonts w:eastAsiaTheme="majorEastAsia"/>
+          <w:color w:val="000000"/>
+          <w:spacing w:val="-10"/>
+          <w:kern w:val="28"/>
+          <w:sz w:val="22"/>
+          <w:szCs w:val="56"/>
+        </w:rPr>
+      </w:pPr>
+      <w:r>
+        <w:rPr>
+          <w:rFonts w:eastAsiaTheme="majorEastAsia"/>
+          <w:color w:val="000000"/>
+          <w:spacing w:val="-10"/>
+          <w:kern w:val="28"/>
+          <w:sz w:val="22"/>
+          <w:szCs w:val="56"/>
+        </w:rPr>
         <w:t>4. did / you / use to / swim / ? → ______________________________</w:t>
       </w:r>
     </w:p>
     <w:p>
-      <w:r>
+      <w:pPr>
+        <w:keepNext/>
+        <w:shd w:val="clear" w:color="000000" w:fill="auto"/>
+        <w:spacing w:before="120" w:after="60"/>
+        <w:rPr>
+          <w:rFonts w:eastAsiaTheme="majorEastAsia"/>
+          <w:color w:val="000000"/>
+          <w:spacing w:val="-10"/>
+          <w:kern w:val="28"/>
+          <w:sz w:val="22"/>
+          <w:szCs w:val="56"/>
+        </w:rPr>
+      </w:pPr>
+      <w:r>
+        <w:rPr>
+          <w:rFonts w:eastAsiaTheme="majorEastAsia"/>
+          <w:color w:val="000000"/>
+          <w:spacing w:val="-10"/>
+          <w:kern w:val="28"/>
+          <w:sz w:val="22"/>
+          <w:szCs w:val="56"/>
+        </w:rPr>
         <w:t>5. there / used to / be / market / here → ______________________________</w:t>
       </w:r>
     </w:p>
     <w:p>
-      <w:r>
+      <w:pPr>
+        <w:keepNext/>
+        <w:shd w:val="clear" w:color="000000" w:fill="auto"/>
+        <w:spacing w:before="120" w:after="60"/>
+        <w:rPr>
+          <w:rFonts w:eastAsiaTheme="majorEastAsia"/>
+          <w:color w:val="000000"/>
+          <w:spacing w:val="-10"/>
+          <w:kern w:val="28"/>
+          <w:sz w:val="22"/>
+          <w:szCs w:val="56"/>
+        </w:rPr>
+      </w:pPr>
+      <w:r>
+        <w:rPr>
+          <w:rFonts w:eastAsiaTheme="majorEastAsia"/>
+          <w:color w:val="000000"/>
+          <w:spacing w:val="-10"/>
+          <w:kern w:val="28"/>
+          <w:sz w:val="22"/>
+          <w:szCs w:val="56"/>
+        </w:rPr>
         <w:t>6. Nam / used to / have / long hair → ______________________________</w:t>
       </w:r>
     </w:p>
     <w:p>
-      <w:r>
+      <w:pPr>
+        <w:keepNext/>
+        <w:shd w:val="clear" w:color="000000" w:fill="auto"/>
+        <w:spacing w:before="120" w:after="60"/>
+        <w:rPr>
+          <w:rFonts w:eastAsiaTheme="majorEastAsia"/>
+          <w:color w:val="000000"/>
+          <w:spacing w:val="-10"/>
+          <w:kern w:val="28"/>
+          <w:sz w:val="22"/>
+          <w:szCs w:val="56"/>
+        </w:rPr>
+      </w:pPr>
+      <w:r>
+        <w:rPr>
+          <w:rFonts w:eastAsiaTheme="majorEastAsia"/>
+          <w:color w:val="000000"/>
+          <w:spacing w:val="-10"/>
+          <w:kern w:val="28"/>
+          <w:sz w:val="22"/>
+          <w:szCs w:val="56"/>
+        </w:rPr>
         <w:t>7. they / not use to / own / car → ______________________________</w:t>
       </w:r>
     </w:p>
     <w:p>
-      <w:r>
+      <w:pPr>
+        <w:keepNext/>
+        <w:shd w:val="clear" w:color="000000" w:fill="auto"/>
+        <w:spacing w:before="120" w:after="60"/>
+        <w:rPr>
+          <w:rFonts w:eastAsiaTheme="majorEastAsia"/>
+          <w:color w:val="000000"/>
+          <w:spacing w:val="-10"/>
+          <w:kern w:val="28"/>
+          <w:sz w:val="22"/>
+          <w:szCs w:val="56"/>
+        </w:rPr>
+      </w:pPr>
+      <w:r>
+        <w:rPr>
+          <w:rFonts w:eastAsiaTheme="majorEastAsia"/>
+          <w:color w:val="000000"/>
+          <w:spacing w:val="-10"/>
+          <w:kern w:val="28"/>
+          <w:sz w:val="22"/>
+          <w:szCs w:val="56"/>
+        </w:rPr>
         <w:t>8. what / she / use to / do / ? → ______________________________</w:t>
       </w:r>
     </w:p>
     <w:p>
-      <w:r>
+      <w:pPr>
+        <w:keepNext/>
+        <w:shd w:val="clear" w:color="000000" w:fill="auto"/>
+        <w:spacing w:before="120" w:after="60"/>
+        <w:rPr>
+          <w:rFonts w:eastAsiaTheme="majorEastAsia"/>
+          <w:color w:val="000000"/>
+          <w:spacing w:val="-10"/>
+          <w:kern w:val="28"/>
+          <w:sz w:val="22"/>
+          <w:szCs w:val="56"/>
+        </w:rPr>
+      </w:pPr>
+      <w:r>
+        <w:rPr>
+          <w:rFonts w:eastAsiaTheme="majorEastAsia"/>
+          <w:color w:val="000000"/>
+          <w:spacing w:val="-10"/>
+          <w:kern w:val="28"/>
+          <w:sz w:val="22"/>
+          <w:szCs w:val="56"/>
+        </w:rPr>
         <w:t>9. my father / used to / smoke / but / stop → ______________________________</w:t>
       </w:r>
     </w:p>
     <w:p>
-      <w:r>
+      <w:pPr>
+        <w:keepNext/>
+        <w:shd w:val="clear" w:color="000000" w:fill="auto"/>
+        <w:spacing w:before="120" w:after="60"/>
+        <w:rPr>
+          <w:rFonts w:eastAsiaTheme="majorEastAsia"/>
+          <w:color w:val="000000"/>
+          <w:spacing w:val="-10"/>
+          <w:kern w:val="28"/>
+          <w:sz w:val="22"/>
+          <w:szCs w:val="56"/>
+        </w:rPr>
+      </w:pPr>
+      <w:r>
+        <w:rPr>
+          <w:rFonts w:eastAsiaTheme="majorEastAsia"/>
+          <w:color w:val="000000"/>
+          <w:spacing w:val="-10"/>
+          <w:kern w:val="28"/>
+          <w:sz w:val="22"/>
+          <w:szCs w:val="56"/>
+        </w:rPr>
         <w:t>10. I / meet / Lan / yesterday → ______________________________</w:t>
       </w:r>
     </w:p>
     <w:p>
       <w:pPr>
-        <w:spacing w:after="160"/>
-      </w:pPr>
-      <w:r>
-        <w:br w:type="page"/>
-      </w:r>
-    </w:p>
-    <w:p>
-      <w:pPr>
-        <w:pStyle w:val="Title"/>
+        <w:keepNext/>
+        <w:pageBreakBefore/>
+        <w:shd w:val="clear" w:color="000000" w:fill="auto"/>
+        <w:spacing w:before="240" w:after="80"/>
         <w:jc w:val="center"/>
         <w:rPr>
-          <w:rFonts w:ascii="Arial" w:hAnsi="Arial" w:cs="Arial"/>
+          <w:rFonts w:eastAsiaTheme="majorEastAsia"/>
           <w:b/>
-          <w:sz w:val="32"/>
-        </w:rPr>
-      </w:pPr>
-      <w:r>
-        <w:rPr>
-          <w:rFonts w:ascii="Arial" w:hAnsi="Arial" w:cs="Arial"/>
+          <w:color w:val="000000"/>
+          <w:spacing w:val="-10"/>
+          <w:kern w:val="28"/>
+          <w:sz w:val="30"/>
+          <w:szCs w:val="56"/>
+        </w:rPr>
+      </w:pPr>
+      <w:r>
+        <w:rPr>
+          <w:rFonts w:eastAsiaTheme="majorEastAsia"/>
           <w:b/>
-          <w:sz w:val="32"/>
+          <w:color w:val="000000"/>
+          <w:spacing w:val="-10"/>
+          <w:kern w:val="28"/>
+          <w:sz w:val="30"/>
+          <w:szCs w:val="56"/>
         </w:rPr>
         <w:t>ĐÁP ÁN</w:t>
       </w:r>
     </w:p>
     <w:p>
       <w:pPr>
-        <w:pStyle w:val="Title"/>
+        <w:keepNext/>
+        <w:pageBreakBefore/>
+        <w:shd w:val="clear" w:color="000000" w:fill="auto"/>
+        <w:spacing w:after="240"/>
         <w:jc w:val="center"/>
         <w:rPr>
-          <w:rFonts w:ascii="Arial" w:hAnsi="Arial" w:cs="Arial"/>
+          <w:rFonts w:eastAsiaTheme="majorEastAsia"/>
           <w:b/>
-          <w:sz w:val="36"/>
-        </w:rPr>
-      </w:pPr>
-      <w:r>
-        <w:rPr>
-          <w:rFonts w:ascii="Arial" w:hAnsi="Arial" w:cs="Arial"/>
+          <w:color w:val="000000"/>
+          <w:spacing w:val="-10"/>
+          <w:kern w:val="28"/>
+          <w:sz w:val="30"/>
+          <w:szCs w:val="56"/>
+        </w:rPr>
+      </w:pPr>
+      <w:r>
+        <w:rPr>
+          <w:rFonts w:eastAsiaTheme="majorEastAsia"/>
           <w:b/>
-          <w:sz w:val="36"/>
-        </w:rPr>
-        <w:t>BÀI TẬP NGÀY 38 – USED TO</w:t>
-      </w:r>
-    </w:p>
-    <w:p>
-      <w:pPr>
-        <w:pStyle w:val="Heading1"/>
-      </w:pPr>
-      <w:r>
+          <w:color w:val="000000"/>
+          <w:spacing w:val="-10"/>
+          <w:kern w:val="28"/>
+          <w:sz w:val="30"/>
+          <w:szCs w:val="56"/>
+        </w:rPr>
         <w:t>PHẦN 1</w:t>
       </w:r>
     </w:p>
     <w:p>
-      <w:r>
-        <w:t>1. A</w:t>
-      </w:r>
-    </w:p>
-    <w:p>
-      <w:r>
-        <w:t>2. B</w:t>
-      </w:r>
-    </w:p>
-    <w:p>
-      <w:r>
-        <w:t>3. B</w:t>
-      </w:r>
-    </w:p>
-    <w:p>
-      <w:r>
-        <w:t>4. C</w:t>
-      </w:r>
-    </w:p>
-    <w:p>
-      <w:r>
-        <w:t>5. A</w:t>
-      </w:r>
-    </w:p>
-    <w:p>
-      <w:r>
-        <w:t>6. B</w:t>
-      </w:r>
-    </w:p>
-    <w:p>
-      <w:r>
-        <w:t>7. A</w:t>
-      </w:r>
-    </w:p>
-    <w:p>
-      <w:r>
-        <w:t>8. B</w:t>
-      </w:r>
-    </w:p>
-    <w:p>
-      <w:r>
-        <w:t>9. B</w:t>
-      </w:r>
-    </w:p>
-    <w:p>
-      <w:r>
-        <w:t>10. B</w:t>
-      </w:r>
-    </w:p>
-    <w:p>
-      <w:pPr>
-        <w:pStyle w:val="Heading1"/>
-      </w:pPr>
-      <w:r>
+      <w:pPr>
+        <w:shd w:val="clear" w:color="000000" w:fill="auto"/>
+        <w:spacing w:after="160"/>
+        <w:ind w:left="198"/>
+        <w:rPr>
+          <w:rFonts w:eastAsiaTheme="majorEastAsia"/>
+          <w:color w:val="000000"/>
+          <w:spacing w:val="-10"/>
+          <w:kern w:val="28"/>
+          <w:sz w:val="22"/>
+          <w:szCs w:val="56"/>
+        </w:rPr>
+      </w:pPr>
+      <w:r>
+        <w:rPr>
+          <w:rFonts w:eastAsiaTheme="majorEastAsia"/>
+          <w:color w:val="000000"/>
+          <w:spacing w:val="-10"/>
+          <w:kern w:val="28"/>
+          <w:sz w:val="22"/>
+          <w:szCs w:val="56"/>
+        </w:rPr>
+        <w:t>Câu 1: A</w:t>
+      </w:r>
+    </w:p>
+    <w:p>
+      <w:pPr>
+        <w:shd w:val="clear" w:color="000000" w:fill="auto"/>
+        <w:spacing w:after="160"/>
+        <w:ind w:left="198"/>
+        <w:rPr>
+          <w:rFonts w:eastAsiaTheme="majorEastAsia"/>
+          <w:color w:val="000000"/>
+          <w:spacing w:val="-10"/>
+          <w:kern w:val="28"/>
+          <w:sz w:val="22"/>
+          <w:szCs w:val="56"/>
+        </w:rPr>
+      </w:pPr>
+      <w:r>
+        <w:rPr>
+          <w:rFonts w:eastAsiaTheme="majorEastAsia"/>
+          <w:color w:val="000000"/>
+          <w:spacing w:val="-10"/>
+          <w:kern w:val="28"/>
+          <w:sz w:val="22"/>
+          <w:szCs w:val="56"/>
+        </w:rPr>
+        <w:t>Câu 2: B</w:t>
+      </w:r>
+    </w:p>
+    <w:p>
+      <w:pPr>
+        <w:shd w:val="clear" w:color="000000" w:fill="auto"/>
+        <w:spacing w:after="160"/>
+        <w:ind w:left="198"/>
+        <w:rPr>
+          <w:rFonts w:eastAsiaTheme="majorEastAsia"/>
+          <w:color w:val="000000"/>
+          <w:spacing w:val="-10"/>
+          <w:kern w:val="28"/>
+          <w:sz w:val="22"/>
+          <w:szCs w:val="56"/>
+        </w:rPr>
+      </w:pPr>
+      <w:r>
+        <w:rPr>
+          <w:rFonts w:eastAsiaTheme="majorEastAsia"/>
+          <w:color w:val="000000"/>
+          <w:spacing w:val="-10"/>
+          <w:kern w:val="28"/>
+          <w:sz w:val="22"/>
+          <w:szCs w:val="56"/>
+        </w:rPr>
+        <w:t>Câu 3: B</w:t>
+      </w:r>
+    </w:p>
+    <w:p>
+      <w:pPr>
+        <w:shd w:val="clear" w:color="000000" w:fill="auto"/>
+        <w:spacing w:after="160"/>
+        <w:ind w:left="198"/>
+        <w:rPr>
+          <w:rFonts w:eastAsiaTheme="majorEastAsia"/>
+          <w:color w:val="000000"/>
+          <w:spacing w:val="-10"/>
+          <w:kern w:val="28"/>
+          <w:sz w:val="22"/>
+          <w:szCs w:val="56"/>
+        </w:rPr>
+      </w:pPr>
+      <w:r>
+        <w:rPr>
+          <w:rFonts w:eastAsiaTheme="majorEastAsia"/>
+          <w:color w:val="000000"/>
+          <w:spacing w:val="-10"/>
+          <w:kern w:val="28"/>
+          <w:sz w:val="22"/>
+          <w:szCs w:val="56"/>
+        </w:rPr>
+        <w:t>Câu 4: C</w:t>
+      </w:r>
+    </w:p>
+    <w:p>
+      <w:pPr>
+        <w:shd w:val="clear" w:color="000000" w:fill="auto"/>
+        <w:spacing w:after="160"/>
+        <w:ind w:left="198"/>
+        <w:rPr>
+          <w:rFonts w:eastAsiaTheme="majorEastAsia"/>
+          <w:color w:val="000000"/>
+          <w:spacing w:val="-10"/>
+          <w:kern w:val="28"/>
+          <w:sz w:val="22"/>
+          <w:szCs w:val="56"/>
+        </w:rPr>
+      </w:pPr>
+      <w:r>
+        <w:rPr>
+          <w:rFonts w:eastAsiaTheme="majorEastAsia"/>
+          <w:color w:val="000000"/>
+          <w:spacing w:val="-10"/>
+          <w:kern w:val="28"/>
+          <w:sz w:val="22"/>
+          <w:szCs w:val="56"/>
+        </w:rPr>
+        <w:t>Câu 5: A</w:t>
+      </w:r>
+    </w:p>
+    <w:p>
+      <w:pPr>
+        <w:shd w:val="clear" w:color="000000" w:fill="auto"/>
+        <w:spacing w:after="160"/>
+        <w:ind w:left="198"/>
+        <w:rPr>
+          <w:rFonts w:eastAsiaTheme="majorEastAsia"/>
+          <w:color w:val="000000"/>
+          <w:spacing w:val="-10"/>
+          <w:kern w:val="28"/>
+          <w:sz w:val="22"/>
+          <w:szCs w:val="56"/>
+        </w:rPr>
+      </w:pPr>
+      <w:r>
+        <w:rPr>
+          <w:rFonts w:eastAsiaTheme="majorEastAsia"/>
+          <w:color w:val="000000"/>
+          <w:spacing w:val="-10"/>
+          <w:kern w:val="28"/>
+          <w:sz w:val="22"/>
+          <w:szCs w:val="56"/>
+        </w:rPr>
+        <w:t>Câu 6: B</w:t>
+      </w:r>
+    </w:p>
+    <w:p>
+      <w:pPr>
+        <w:shd w:val="clear" w:color="000000" w:fill="auto"/>
+        <w:spacing w:after="160"/>
+        <w:ind w:left="198"/>
+        <w:rPr>
+          <w:rFonts w:eastAsiaTheme="majorEastAsia"/>
+          <w:color w:val="000000"/>
+          <w:spacing w:val="-10"/>
+          <w:kern w:val="28"/>
+          <w:sz w:val="22"/>
+          <w:szCs w:val="56"/>
+        </w:rPr>
+      </w:pPr>
+      <w:r>
+        <w:rPr>
+          <w:rFonts w:eastAsiaTheme="majorEastAsia"/>
+          <w:color w:val="000000"/>
+          <w:spacing w:val="-10"/>
+          <w:kern w:val="28"/>
+          <w:sz w:val="22"/>
+          <w:szCs w:val="56"/>
+        </w:rPr>
+        <w:t>Câu 7: A</w:t>
+      </w:r>
+    </w:p>
+    <w:p>
+      <w:pPr>
+        <w:shd w:val="clear" w:color="000000" w:fill="auto"/>
+        <w:spacing w:after="160"/>
+        <w:ind w:left="198"/>
+        <w:rPr>
+          <w:rFonts w:eastAsiaTheme="majorEastAsia"/>
+          <w:color w:val="000000"/>
+          <w:spacing w:val="-10"/>
+          <w:kern w:val="28"/>
+          <w:sz w:val="22"/>
+          <w:szCs w:val="56"/>
+        </w:rPr>
+      </w:pPr>
+      <w:r>
+        <w:rPr>
+          <w:rFonts w:eastAsiaTheme="majorEastAsia"/>
+          <w:color w:val="000000"/>
+          <w:spacing w:val="-10"/>
+          <w:kern w:val="28"/>
+          <w:sz w:val="22"/>
+          <w:szCs w:val="56"/>
+        </w:rPr>
+        <w:t>Câu 8: B</w:t>
+      </w:r>
+    </w:p>
+    <w:p>
+      <w:pPr>
+        <w:shd w:val="clear" w:color="000000" w:fill="auto"/>
+        <w:spacing w:after="160"/>
+        <w:ind w:left="198"/>
+        <w:rPr>
+          <w:rFonts w:eastAsiaTheme="majorEastAsia"/>
+          <w:color w:val="000000"/>
+          <w:spacing w:val="-10"/>
+          <w:kern w:val="28"/>
+          <w:sz w:val="22"/>
+          <w:szCs w:val="56"/>
+        </w:rPr>
+      </w:pPr>
+      <w:r>
+        <w:rPr>
+          <w:rFonts w:eastAsiaTheme="majorEastAsia"/>
+          <w:color w:val="000000"/>
+          <w:spacing w:val="-10"/>
+          <w:kern w:val="28"/>
+          <w:sz w:val="22"/>
+          <w:szCs w:val="56"/>
+        </w:rPr>
+        <w:t>Câu 9: B</w:t>
+      </w:r>
+    </w:p>
+    <w:p>
+      <w:pPr>
+        <w:shd w:val="clear" w:color="000000" w:fill="auto"/>
+        <w:spacing w:after="160"/>
+        <w:ind w:left="198"/>
+        <w:rPr>
+          <w:rFonts w:eastAsiaTheme="majorEastAsia"/>
+          <w:color w:val="000000"/>
+          <w:spacing w:val="-10"/>
+          <w:kern w:val="28"/>
+          <w:sz w:val="22"/>
+          <w:szCs w:val="56"/>
+        </w:rPr>
+      </w:pPr>
+      <w:r>
+        <w:rPr>
+          <w:rFonts w:eastAsiaTheme="majorEastAsia"/>
+          <w:color w:val="000000"/>
+          <w:spacing w:val="-10"/>
+          <w:kern w:val="28"/>
+          <w:sz w:val="22"/>
+          <w:szCs w:val="56"/>
+        </w:rPr>
+        <w:t>Câu 10: B</w:t>
+      </w:r>
+    </w:p>
+    <w:p>
+      <w:pPr>
+        <w:keepNext/>
+        <w:shd w:val="clear" w:color="000000" w:fill="auto"/>
+        <w:spacing w:before="240" w:after="80"/>
+        <w:rPr>
+          <w:rFonts w:eastAsiaTheme="majorEastAsia"/>
+          <w:b/>
+          <w:color w:val="000000"/>
+          <w:spacing w:val="-10"/>
+          <w:kern w:val="28"/>
+          <w:sz w:val="22"/>
+          <w:szCs w:val="56"/>
+        </w:rPr>
+      </w:pPr>
+      <w:r>
+        <w:rPr>
+          <w:rFonts w:eastAsiaTheme="majorEastAsia"/>
+          <w:b/>
+          <w:color w:val="000000"/>
+          <w:spacing w:val="-10"/>
+          <w:kern w:val="28"/>
+          <w:sz w:val="22"/>
+          <w:szCs w:val="56"/>
+        </w:rPr>
         <w:t>PHẦN 2</w:t>
       </w:r>
     </w:p>
     <w:p>
-      <w:r>
-        <w:t>1. used to</w:t>
-      </w:r>
-    </w:p>
-    <w:p>
-      <w:r>
-        <w:t>2. didn't use to</w:t>
-      </w:r>
-    </w:p>
-    <w:p>
-      <w:r>
-        <w:t>3. used to</w:t>
-      </w:r>
-    </w:p>
-    <w:p>
-      <w:r>
-        <w:t>4. didn't use to</w:t>
-      </w:r>
-    </w:p>
-    <w:p>
-      <w:r>
-        <w:t>5. used to</w:t>
-      </w:r>
-    </w:p>
-    <w:p>
-      <w:r>
-        <w:t>6. didn't use to</w:t>
-      </w:r>
-    </w:p>
-    <w:p>
-      <w:r>
-        <w:t>7. used to</w:t>
-      </w:r>
-    </w:p>
-    <w:p>
-      <w:r>
-        <w:t>8. didn't use to</w:t>
-      </w:r>
-    </w:p>
-    <w:p>
-      <w:r>
-        <w:t>9. used to</w:t>
-      </w:r>
-    </w:p>
-    <w:p>
-      <w:r>
-        <w:t>10. didn't use to</w:t>
-      </w:r>
-    </w:p>
-    <w:p>
-      <w:pPr>
-        <w:pStyle w:val="Heading1"/>
-      </w:pPr>
-      <w:r>
+      <w:pPr>
+        <w:shd w:val="clear" w:color="000000" w:fill="auto"/>
+        <w:spacing w:after="160"/>
+        <w:ind w:left="198"/>
+        <w:rPr>
+          <w:rFonts w:eastAsiaTheme="majorEastAsia"/>
+          <w:color w:val="000000"/>
+          <w:spacing w:val="-10"/>
+          <w:kern w:val="28"/>
+          <w:sz w:val="22"/>
+          <w:szCs w:val="56"/>
+        </w:rPr>
+      </w:pPr>
+      <w:r>
+        <w:rPr>
+          <w:rFonts w:eastAsiaTheme="majorEastAsia"/>
+          <w:color w:val="000000"/>
+          <w:spacing w:val="-10"/>
+          <w:kern w:val="28"/>
+          <w:sz w:val="22"/>
+          <w:szCs w:val="56"/>
+        </w:rPr>
+        <w:t>Câu 1: used to</w:t>
+      </w:r>
+    </w:p>
+    <w:p>
+      <w:pPr>
+        <w:shd w:val="clear" w:color="000000" w:fill="auto"/>
+        <w:spacing w:after="160"/>
+        <w:ind w:left="198"/>
+        <w:rPr>
+          <w:rFonts w:eastAsiaTheme="majorEastAsia"/>
+          <w:color w:val="000000"/>
+          <w:spacing w:val="-10"/>
+          <w:kern w:val="28"/>
+          <w:sz w:val="22"/>
+          <w:szCs w:val="56"/>
+        </w:rPr>
+      </w:pPr>
+      <w:r>
+        <w:rPr>
+          <w:rFonts w:eastAsiaTheme="majorEastAsia"/>
+          <w:color w:val="000000"/>
+          <w:spacing w:val="-10"/>
+          <w:kern w:val="28"/>
+          <w:sz w:val="22"/>
+          <w:szCs w:val="56"/>
+        </w:rPr>
+        <w:t>Câu 2: didn't use to</w:t>
+      </w:r>
+    </w:p>
+    <w:p>
+      <w:pPr>
+        <w:shd w:val="clear" w:color="000000" w:fill="auto"/>
+        <w:spacing w:after="160"/>
+        <w:ind w:left="198"/>
+        <w:rPr>
+          <w:rFonts w:eastAsiaTheme="majorEastAsia"/>
+          <w:color w:val="000000"/>
+          <w:spacing w:val="-10"/>
+          <w:kern w:val="28"/>
+          <w:sz w:val="22"/>
+          <w:szCs w:val="56"/>
+        </w:rPr>
+      </w:pPr>
+      <w:r>
+        <w:rPr>
+          <w:rFonts w:eastAsiaTheme="majorEastAsia"/>
+          <w:color w:val="000000"/>
+          <w:spacing w:val="-10"/>
+          <w:kern w:val="28"/>
+          <w:sz w:val="22"/>
+          <w:szCs w:val="56"/>
+        </w:rPr>
+        <w:t>Câu 3: used to</w:t>
+      </w:r>
+    </w:p>
+    <w:p>
+      <w:pPr>
+        <w:shd w:val="clear" w:color="000000" w:fill="auto"/>
+        <w:spacing w:after="160"/>
+        <w:ind w:left="198"/>
+        <w:rPr>
+          <w:rFonts w:eastAsiaTheme="majorEastAsia"/>
+          <w:color w:val="000000"/>
+          <w:spacing w:val="-10"/>
+          <w:kern w:val="28"/>
+          <w:sz w:val="22"/>
+          <w:szCs w:val="56"/>
+        </w:rPr>
+      </w:pPr>
+      <w:r>
+        <w:rPr>
+          <w:rFonts w:eastAsiaTheme="majorEastAsia"/>
+          <w:color w:val="000000"/>
+          <w:spacing w:val="-10"/>
+          <w:kern w:val="28"/>
+          <w:sz w:val="22"/>
+          <w:szCs w:val="56"/>
+        </w:rPr>
+        <w:t>Câu 4: didn't use to</w:t>
+      </w:r>
+    </w:p>
+    <w:p>
+      <w:pPr>
+        <w:shd w:val="clear" w:color="000000" w:fill="auto"/>
+        <w:spacing w:after="160"/>
+        <w:ind w:left="198"/>
+        <w:rPr>
+          <w:rFonts w:eastAsiaTheme="majorEastAsia"/>
+          <w:color w:val="000000"/>
+          <w:spacing w:val="-10"/>
+          <w:kern w:val="28"/>
+          <w:sz w:val="22"/>
+          <w:szCs w:val="56"/>
+        </w:rPr>
+      </w:pPr>
+      <w:r>
+        <w:rPr>
+          <w:rFonts w:eastAsiaTheme="majorEastAsia"/>
+          <w:color w:val="000000"/>
+          <w:spacing w:val="-10"/>
+          <w:kern w:val="28"/>
+          <w:sz w:val="22"/>
+          <w:szCs w:val="56"/>
+        </w:rPr>
+        <w:t>Câu 5: used to</w:t>
+      </w:r>
+    </w:p>
+    <w:p>
+      <w:pPr>
+        <w:shd w:val="clear" w:color="000000" w:fill="auto"/>
+        <w:spacing w:after="160"/>
+        <w:ind w:left="198"/>
+        <w:rPr>
+          <w:rFonts w:eastAsiaTheme="majorEastAsia"/>
+          <w:color w:val="000000"/>
+          <w:spacing w:val="-10"/>
+          <w:kern w:val="28"/>
+          <w:sz w:val="22"/>
+          <w:szCs w:val="56"/>
+        </w:rPr>
+      </w:pPr>
+      <w:r>
+        <w:rPr>
+          <w:rFonts w:eastAsiaTheme="majorEastAsia"/>
+          <w:color w:val="000000"/>
+          <w:spacing w:val="-10"/>
+          <w:kern w:val="28"/>
+          <w:sz w:val="22"/>
+          <w:szCs w:val="56"/>
+        </w:rPr>
+        <w:t>Câu 6: didn't use to</w:t>
+      </w:r>
+    </w:p>
+    <w:p>
+      <w:pPr>
+        <w:shd w:val="clear" w:color="000000" w:fill="auto"/>
+        <w:spacing w:after="160"/>
+        <w:ind w:left="198"/>
+        <w:rPr>
+          <w:rFonts w:eastAsiaTheme="majorEastAsia"/>
+          <w:color w:val="000000"/>
+          <w:spacing w:val="-10"/>
+          <w:kern w:val="28"/>
+          <w:sz w:val="22"/>
+          <w:szCs w:val="56"/>
+        </w:rPr>
+      </w:pPr>
+      <w:r>
+        <w:rPr>
+          <w:rFonts w:eastAsiaTheme="majorEastAsia"/>
+          <w:color w:val="000000"/>
+          <w:spacing w:val="-10"/>
+          <w:kern w:val="28"/>
+          <w:sz w:val="22"/>
+          <w:szCs w:val="56"/>
+        </w:rPr>
+        <w:t>Câu 7: used to</w:t>
+      </w:r>
+    </w:p>
+    <w:p>
+      <w:pPr>
+        <w:shd w:val="clear" w:color="000000" w:fill="auto"/>
+        <w:spacing w:after="160"/>
+        <w:ind w:left="198"/>
+        <w:rPr>
+          <w:rFonts w:eastAsiaTheme="majorEastAsia"/>
+          <w:color w:val="000000"/>
+          <w:spacing w:val="-10"/>
+          <w:kern w:val="28"/>
+          <w:sz w:val="22"/>
+          <w:szCs w:val="56"/>
+        </w:rPr>
+      </w:pPr>
+      <w:r>
+        <w:rPr>
+          <w:rFonts w:eastAsiaTheme="majorEastAsia"/>
+          <w:color w:val="000000"/>
+          <w:spacing w:val="-10"/>
+          <w:kern w:val="28"/>
+          <w:sz w:val="22"/>
+          <w:szCs w:val="56"/>
+        </w:rPr>
+        <w:t>Câu 8: didn't use to</w:t>
+      </w:r>
+    </w:p>
+    <w:p>
+      <w:pPr>
+        <w:shd w:val="clear" w:color="000000" w:fill="auto"/>
+        <w:spacing w:after="160"/>
+        <w:ind w:left="198"/>
+        <w:rPr>
+          <w:rFonts w:eastAsiaTheme="majorEastAsia"/>
+          <w:color w:val="000000"/>
+          <w:spacing w:val="-10"/>
+          <w:kern w:val="28"/>
+          <w:sz w:val="22"/>
+          <w:szCs w:val="56"/>
+        </w:rPr>
+      </w:pPr>
+      <w:r>
+        <w:rPr>
+          <w:rFonts w:eastAsiaTheme="majorEastAsia"/>
+          <w:color w:val="000000"/>
+          <w:spacing w:val="-10"/>
+          <w:kern w:val="28"/>
+          <w:sz w:val="22"/>
+          <w:szCs w:val="56"/>
+        </w:rPr>
+        <w:t>Câu 9: used to</w:t>
+      </w:r>
+    </w:p>
+    <w:p>
+      <w:pPr>
+        <w:shd w:val="clear" w:color="000000" w:fill="auto"/>
+        <w:spacing w:after="160"/>
+        <w:ind w:left="198"/>
+        <w:rPr>
+          <w:rFonts w:eastAsiaTheme="majorEastAsia"/>
+          <w:color w:val="000000"/>
+          <w:spacing w:val="-10"/>
+          <w:kern w:val="28"/>
+          <w:sz w:val="22"/>
+          <w:szCs w:val="56"/>
+        </w:rPr>
+      </w:pPr>
+      <w:r>
+        <w:rPr>
+          <w:rFonts w:eastAsiaTheme="majorEastAsia"/>
+          <w:color w:val="000000"/>
+          <w:spacing w:val="-10"/>
+          <w:kern w:val="28"/>
+          <w:sz w:val="22"/>
+          <w:szCs w:val="56"/>
+        </w:rPr>
+        <w:t>Câu 10: didn't use to</w:t>
+      </w:r>
+    </w:p>
+    <w:p>
+      <w:pPr>
+        <w:keepNext/>
+        <w:shd w:val="clear" w:color="000000" w:fill="auto"/>
+        <w:spacing w:before="240" w:after="80"/>
+        <w:rPr>
+          <w:rFonts w:eastAsiaTheme="majorEastAsia"/>
+          <w:b/>
+          <w:color w:val="000000"/>
+          <w:spacing w:val="-10"/>
+          <w:kern w:val="28"/>
+          <w:sz w:val="22"/>
+          <w:szCs w:val="56"/>
+        </w:rPr>
+      </w:pPr>
+      <w:r>
+        <w:rPr>
+          <w:rFonts w:eastAsiaTheme="majorEastAsia"/>
+          <w:b/>
+          <w:color w:val="000000"/>
+          <w:spacing w:val="-10"/>
+          <w:kern w:val="28"/>
+          <w:sz w:val="22"/>
+          <w:szCs w:val="56"/>
+        </w:rPr>
         <w:t>PHẦN 3</w:t>
       </w:r>
     </w:p>
     <w:p>
-      <w:r>
-        <w:t>1. walk</w:t>
-      </w:r>
-    </w:p>
-    <w:p>
-      <w:r>
-        <w:t>2. be</w:t>
-      </w:r>
-    </w:p>
-    <w:p>
-      <w:r>
-        <w:t>3. eat</w:t>
-      </w:r>
-    </w:p>
-    <w:p>
-      <w:r>
-        <w:t>4. work</w:t>
-      </w:r>
-    </w:p>
-    <w:p>
-      <w:r>
-        <w:t>5. have</w:t>
-      </w:r>
-    </w:p>
-    <w:p>
-      <w:r>
-        <w:t>6. wear</w:t>
-      </w:r>
-    </w:p>
-    <w:p>
-      <w:r>
-        <w:t>7. play</w:t>
-      </w:r>
-    </w:p>
-    <w:p>
-      <w:r>
-        <w:t>8. be</w:t>
-      </w:r>
-    </w:p>
-    <w:p>
-      <w:r>
-        <w:t>9. make</w:t>
-      </w:r>
-    </w:p>
-    <w:p>
-      <w:r>
-        <w:t>10. know</w:t>
-      </w:r>
-    </w:p>
-    <w:p>
-      <w:pPr>
-        <w:pStyle w:val="Heading1"/>
-      </w:pPr>
-      <w:r>
+      <w:pPr>
+        <w:shd w:val="clear" w:color="000000" w:fill="auto"/>
+        <w:spacing w:after="160"/>
+        <w:ind w:left="198"/>
+        <w:rPr>
+          <w:rFonts w:eastAsiaTheme="majorEastAsia"/>
+          <w:color w:val="000000"/>
+          <w:spacing w:val="-10"/>
+          <w:kern w:val="28"/>
+          <w:sz w:val="22"/>
+          <w:szCs w:val="56"/>
+        </w:rPr>
+      </w:pPr>
+      <w:r>
+        <w:rPr>
+          <w:rFonts w:eastAsiaTheme="majorEastAsia"/>
+          <w:color w:val="000000"/>
+          <w:spacing w:val="-10"/>
+          <w:kern w:val="28"/>
+          <w:sz w:val="22"/>
+          <w:szCs w:val="56"/>
+        </w:rPr>
+        <w:t>Câu 1: walk</w:t>
+      </w:r>
+    </w:p>
+    <w:p>
+      <w:pPr>
+        <w:shd w:val="clear" w:color="000000" w:fill="auto"/>
+        <w:spacing w:after="160"/>
+        <w:ind w:left="198"/>
+        <w:rPr>
+          <w:rFonts w:eastAsiaTheme="majorEastAsia"/>
+          <w:color w:val="000000"/>
+          <w:spacing w:val="-10"/>
+          <w:kern w:val="28"/>
+          <w:sz w:val="22"/>
+          <w:szCs w:val="56"/>
+        </w:rPr>
+      </w:pPr>
+      <w:r>
+        <w:rPr>
+          <w:rFonts w:eastAsiaTheme="majorEastAsia"/>
+          <w:color w:val="000000"/>
+          <w:spacing w:val="-10"/>
+          <w:kern w:val="28"/>
+          <w:sz w:val="22"/>
+          <w:szCs w:val="56"/>
+        </w:rPr>
+        <w:t>Câu 2: be</w:t>
+      </w:r>
+    </w:p>
+    <w:p>
+      <w:pPr>
+        <w:shd w:val="clear" w:color="000000" w:fill="auto"/>
+        <w:spacing w:after="160"/>
+        <w:ind w:left="198"/>
+        <w:rPr>
+          <w:rFonts w:eastAsiaTheme="majorEastAsia"/>
+          <w:color w:val="000000"/>
+          <w:spacing w:val="-10"/>
+          <w:kern w:val="28"/>
+          <w:sz w:val="22"/>
+          <w:szCs w:val="56"/>
+        </w:rPr>
+      </w:pPr>
+      <w:r>
+        <w:rPr>
+          <w:rFonts w:eastAsiaTheme="majorEastAsia"/>
+          <w:color w:val="000000"/>
+          <w:spacing w:val="-10"/>
+          <w:kern w:val="28"/>
+          <w:sz w:val="22"/>
+          <w:szCs w:val="56"/>
+        </w:rPr>
+        <w:t>Câu 3: eat</w:t>
+      </w:r>
+    </w:p>
+    <w:p>
+      <w:pPr>
+        <w:shd w:val="clear" w:color="000000" w:fill="auto"/>
+        <w:spacing w:after="160"/>
+        <w:ind w:left="198"/>
+        <w:rPr>
+          <w:rFonts w:eastAsiaTheme="majorEastAsia"/>
+          <w:color w:val="000000"/>
+          <w:spacing w:val="-10"/>
+          <w:kern w:val="28"/>
+          <w:sz w:val="22"/>
+          <w:szCs w:val="56"/>
+        </w:rPr>
+      </w:pPr>
+      <w:r>
+        <w:rPr>
+          <w:rFonts w:eastAsiaTheme="majorEastAsia"/>
+          <w:color w:val="000000"/>
+          <w:spacing w:val="-10"/>
+          <w:kern w:val="28"/>
+          <w:sz w:val="22"/>
+          <w:szCs w:val="56"/>
+        </w:rPr>
+        <w:t>Câu 4: work</w:t>
+      </w:r>
+    </w:p>
+    <w:p>
+      <w:pPr>
+        <w:shd w:val="clear" w:color="000000" w:fill="auto"/>
+        <w:spacing w:after="160"/>
+        <w:ind w:left="198"/>
+        <w:rPr>
+          <w:rFonts w:eastAsiaTheme="majorEastAsia"/>
+          <w:color w:val="000000"/>
+          <w:spacing w:val="-10"/>
+          <w:kern w:val="28"/>
+          <w:sz w:val="22"/>
+          <w:szCs w:val="56"/>
+        </w:rPr>
+      </w:pPr>
+      <w:r>
+        <w:rPr>
+          <w:rFonts w:eastAsiaTheme="majorEastAsia"/>
+          <w:color w:val="000000"/>
+          <w:spacing w:val="-10"/>
+          <w:kern w:val="28"/>
+          <w:sz w:val="22"/>
+          <w:szCs w:val="56"/>
+        </w:rPr>
+        <w:t>Câu 5: have</w:t>
+      </w:r>
+    </w:p>
+    <w:p>
+      <w:pPr>
+        <w:shd w:val="clear" w:color="000000" w:fill="auto"/>
+        <w:spacing w:after="160"/>
+        <w:ind w:left="198"/>
+        <w:rPr>
+          <w:rFonts w:eastAsiaTheme="majorEastAsia"/>
+          <w:color w:val="000000"/>
+          <w:spacing w:val="-10"/>
+          <w:kern w:val="28"/>
+          <w:sz w:val="22"/>
+          <w:szCs w:val="56"/>
+        </w:rPr>
+      </w:pPr>
+      <w:r>
+        <w:rPr>
+          <w:rFonts w:eastAsiaTheme="majorEastAsia"/>
+          <w:color w:val="000000"/>
+          <w:spacing w:val="-10"/>
+          <w:kern w:val="28"/>
+          <w:sz w:val="22"/>
+          <w:szCs w:val="56"/>
+        </w:rPr>
+        <w:t>Câu 6: wear</w:t>
+      </w:r>
+    </w:p>
+    <w:p>
+      <w:pPr>
+        <w:shd w:val="clear" w:color="000000" w:fill="auto"/>
+        <w:spacing w:after="160"/>
+        <w:ind w:left="198"/>
+        <w:rPr>
+          <w:rFonts w:eastAsiaTheme="majorEastAsia"/>
+          <w:color w:val="000000"/>
+          <w:spacing w:val="-10"/>
+          <w:kern w:val="28"/>
+          <w:sz w:val="22"/>
+          <w:szCs w:val="56"/>
+        </w:rPr>
+      </w:pPr>
+      <w:r>
+        <w:rPr>
+          <w:rFonts w:eastAsiaTheme="majorEastAsia"/>
+          <w:color w:val="000000"/>
+          <w:spacing w:val="-10"/>
+          <w:kern w:val="28"/>
+          <w:sz w:val="22"/>
+          <w:szCs w:val="56"/>
+        </w:rPr>
+        <w:t>Câu 7: play</w:t>
+      </w:r>
+    </w:p>
+    <w:p>
+      <w:pPr>
+        <w:shd w:val="clear" w:color="000000" w:fill="auto"/>
+        <w:spacing w:after="160"/>
+        <w:ind w:left="198"/>
+        <w:rPr>
+          <w:rFonts w:eastAsiaTheme="majorEastAsia"/>
+          <w:color w:val="000000"/>
+          <w:spacing w:val="-10"/>
+          <w:kern w:val="28"/>
+          <w:sz w:val="22"/>
+          <w:szCs w:val="56"/>
+        </w:rPr>
+      </w:pPr>
+      <w:r>
+        <w:rPr>
+          <w:rFonts w:eastAsiaTheme="majorEastAsia"/>
+          <w:color w:val="000000"/>
+          <w:spacing w:val="-10"/>
+          <w:kern w:val="28"/>
+          <w:sz w:val="22"/>
+          <w:szCs w:val="56"/>
+        </w:rPr>
+        <w:t>Câu 8: be</w:t>
+      </w:r>
+    </w:p>
+    <w:p>
+      <w:pPr>
+        <w:shd w:val="clear" w:color="000000" w:fill="auto"/>
+        <w:spacing w:after="160"/>
+        <w:ind w:left="198"/>
+        <w:rPr>
+          <w:rFonts w:eastAsiaTheme="majorEastAsia"/>
+          <w:color w:val="000000"/>
+          <w:spacing w:val="-10"/>
+          <w:kern w:val="28"/>
+          <w:sz w:val="22"/>
+          <w:szCs w:val="56"/>
+        </w:rPr>
+      </w:pPr>
+      <w:r>
+        <w:rPr>
+          <w:rFonts w:eastAsiaTheme="majorEastAsia"/>
+          <w:color w:val="000000"/>
+          <w:spacing w:val="-10"/>
+          <w:kern w:val="28"/>
+          <w:sz w:val="22"/>
+          <w:szCs w:val="56"/>
+        </w:rPr>
+        <w:t>Câu 9: make</w:t>
+      </w:r>
+    </w:p>
+    <w:p>
+      <w:pPr>
+        <w:shd w:val="clear" w:color="000000" w:fill="auto"/>
+        <w:spacing w:after="160"/>
+        <w:ind w:left="198"/>
+        <w:rPr>
+          <w:rFonts w:eastAsiaTheme="majorEastAsia"/>
+          <w:color w:val="000000"/>
+          <w:spacing w:val="-10"/>
+          <w:kern w:val="28"/>
+          <w:sz w:val="22"/>
+          <w:szCs w:val="56"/>
+        </w:rPr>
+      </w:pPr>
+      <w:r>
+        <w:rPr>
+          <w:rFonts w:eastAsiaTheme="majorEastAsia"/>
+          <w:color w:val="000000"/>
+          <w:spacing w:val="-10"/>
+          <w:kern w:val="28"/>
+          <w:sz w:val="22"/>
+          <w:szCs w:val="56"/>
+        </w:rPr>
+        <w:t>Câu 10: know</w:t>
+      </w:r>
+    </w:p>
+    <w:p>
+      <w:pPr>
+        <w:keepNext/>
+        <w:shd w:val="clear" w:color="000000" w:fill="auto"/>
+        <w:spacing w:before="240" w:after="80"/>
+        <w:rPr>
+          <w:rFonts w:eastAsiaTheme="majorEastAsia"/>
+          <w:b/>
+          <w:color w:val="000000"/>
+          <w:spacing w:val="-10"/>
+          <w:kern w:val="28"/>
+          <w:sz w:val="22"/>
+          <w:szCs w:val="56"/>
+        </w:rPr>
+      </w:pPr>
+      <w:r>
+        <w:rPr>
+          <w:rFonts w:eastAsiaTheme="majorEastAsia"/>
+          <w:b/>
+          <w:color w:val="000000"/>
+          <w:spacing w:val="-10"/>
+          <w:kern w:val="28"/>
+          <w:sz w:val="22"/>
+          <w:szCs w:val="56"/>
+        </w:rPr>
         <w:t>PHẦN 4</w:t>
       </w:r>
     </w:p>
     <w:p>
-      <w:r>
-        <w:t>1. I didn't use to play football.</w:t>
-      </w:r>
-    </w:p>
-    <w:p>
-      <w:r>
-        <w:t>2. She didn't use to live in Hanoi.</w:t>
-      </w:r>
-    </w:p>
-    <w:p>
-      <w:r>
-        <w:t>3. They didn't use to be neighbors.</w:t>
-      </w:r>
-    </w:p>
-    <w:p>
-      <w:r>
-        <w:t>4. Nam didn't use to wear glasses.</w:t>
-      </w:r>
-    </w:p>
-    <w:p>
-      <w:r>
-        <w:t>5. We didn't use to walk to school.</w:t>
-      </w:r>
-    </w:p>
-    <w:p>
-      <w:r>
-        <w:t>6. He didn't use to have a motorbike.</w:t>
-      </w:r>
-    </w:p>
-    <w:p>
-      <w:r>
-        <w:t>7. Lan didn't use to like tea.</w:t>
-      </w:r>
-    </w:p>
-    <w:p>
-      <w:r>
-        <w:t>8. There didn't use to be a shop here.</w:t>
-      </w:r>
-    </w:p>
-    <w:p>
-      <w:r>
-        <w:t>9. My parents didn't use to travel often.</w:t>
-      </w:r>
-    </w:p>
-    <w:p>
-      <w:r>
-        <w:t>10. I didn't use to get up late.</w:t>
-      </w:r>
-    </w:p>
-    <w:p>
-      <w:pPr>
-        <w:pStyle w:val="Heading1"/>
-      </w:pPr>
-      <w:r>
+      <w:pPr>
+        <w:shd w:val="clear" w:color="000000" w:fill="auto"/>
+        <w:spacing w:after="160"/>
+        <w:ind w:left="198"/>
+        <w:rPr>
+          <w:rFonts w:eastAsiaTheme="majorEastAsia"/>
+          <w:color w:val="000000"/>
+          <w:spacing w:val="-10"/>
+          <w:kern w:val="28"/>
+          <w:sz w:val="22"/>
+          <w:szCs w:val="56"/>
+        </w:rPr>
+      </w:pPr>
+      <w:r>
+        <w:rPr>
+          <w:rFonts w:eastAsiaTheme="majorEastAsia"/>
+          <w:color w:val="000000"/>
+          <w:spacing w:val="-10"/>
+          <w:kern w:val="28"/>
+          <w:sz w:val="22"/>
+          <w:szCs w:val="56"/>
+        </w:rPr>
+        <w:t>Câu 1: I didn't use to play football.</w:t>
+      </w:r>
+    </w:p>
+    <w:p>
+      <w:pPr>
+        <w:shd w:val="clear" w:color="000000" w:fill="auto"/>
+        <w:spacing w:after="160"/>
+        <w:ind w:left="198"/>
+        <w:rPr>
+          <w:rFonts w:eastAsiaTheme="majorEastAsia"/>
+          <w:color w:val="000000"/>
+          <w:spacing w:val="-10"/>
+          <w:kern w:val="28"/>
+          <w:sz w:val="22"/>
+          <w:szCs w:val="56"/>
+        </w:rPr>
+      </w:pPr>
+      <w:r>
+        <w:rPr>
+          <w:rFonts w:eastAsiaTheme="majorEastAsia"/>
+          <w:color w:val="000000"/>
+          <w:spacing w:val="-10"/>
+          <w:kern w:val="28"/>
+          <w:sz w:val="22"/>
+          <w:szCs w:val="56"/>
+        </w:rPr>
+        <w:t>Câu 2: She didn't use to live in Hanoi.</w:t>
+      </w:r>
+    </w:p>
+    <w:p>
+      <w:pPr>
+        <w:shd w:val="clear" w:color="000000" w:fill="auto"/>
+        <w:spacing w:after="160"/>
+        <w:ind w:left="198"/>
+        <w:rPr>
+          <w:rFonts w:eastAsiaTheme="majorEastAsia"/>
+          <w:color w:val="000000"/>
+          <w:spacing w:val="-10"/>
+          <w:kern w:val="28"/>
+          <w:sz w:val="22"/>
+          <w:szCs w:val="56"/>
+        </w:rPr>
+      </w:pPr>
+      <w:r>
+        <w:rPr>
+          <w:rFonts w:eastAsiaTheme="majorEastAsia"/>
+          <w:color w:val="000000"/>
+          <w:spacing w:val="-10"/>
+          <w:kern w:val="28"/>
+          <w:sz w:val="22"/>
+          <w:szCs w:val="56"/>
+        </w:rPr>
+        <w:t>Câu 3: They didn't use to be neighbors.</w:t>
+      </w:r>
+    </w:p>
+    <w:p>
+      <w:pPr>
+        <w:shd w:val="clear" w:color="000000" w:fill="auto"/>
+        <w:spacing w:after="160"/>
+        <w:ind w:left="198"/>
+        <w:rPr>
+          <w:rFonts w:eastAsiaTheme="majorEastAsia"/>
+          <w:color w:val="000000"/>
+          <w:spacing w:val="-10"/>
+          <w:kern w:val="28"/>
+          <w:sz w:val="22"/>
+          <w:szCs w:val="56"/>
+        </w:rPr>
+      </w:pPr>
+      <w:r>
+        <w:rPr>
+          <w:rFonts w:eastAsiaTheme="majorEastAsia"/>
+          <w:color w:val="000000"/>
+          <w:spacing w:val="-10"/>
+          <w:kern w:val="28"/>
+          <w:sz w:val="22"/>
+          <w:szCs w:val="56"/>
+        </w:rPr>
+        <w:t>Câu 4: Nam didn't use to wear glasses.</w:t>
+      </w:r>
+    </w:p>
+    <w:p>
+      <w:pPr>
+        <w:shd w:val="clear" w:color="000000" w:fill="auto"/>
+        <w:spacing w:after="160"/>
+        <w:ind w:left="198"/>
+        <w:rPr>
+          <w:rFonts w:eastAsiaTheme="majorEastAsia"/>
+          <w:color w:val="000000"/>
+          <w:spacing w:val="-10"/>
+          <w:kern w:val="28"/>
+          <w:sz w:val="22"/>
+          <w:szCs w:val="56"/>
+        </w:rPr>
+      </w:pPr>
+      <w:r>
+        <w:rPr>
+          <w:rFonts w:eastAsiaTheme="majorEastAsia"/>
+          <w:color w:val="000000"/>
+          <w:spacing w:val="-10"/>
+          <w:kern w:val="28"/>
+          <w:sz w:val="22"/>
+          <w:szCs w:val="56"/>
+        </w:rPr>
+        <w:t>Câu 5: We didn't use to walk to school.</w:t>
+      </w:r>
+    </w:p>
+    <w:p>
+      <w:pPr>
+        <w:shd w:val="clear" w:color="000000" w:fill="auto"/>
+        <w:spacing w:after="160"/>
+        <w:ind w:left="198"/>
+        <w:rPr>
+          <w:rFonts w:eastAsiaTheme="majorEastAsia"/>
+          <w:color w:val="000000"/>
+          <w:spacing w:val="-10"/>
+          <w:kern w:val="28"/>
+          <w:sz w:val="22"/>
+          <w:szCs w:val="56"/>
+        </w:rPr>
+      </w:pPr>
+      <w:r>
+        <w:rPr>
+          <w:rFonts w:eastAsiaTheme="majorEastAsia"/>
+          <w:color w:val="000000"/>
+          <w:spacing w:val="-10"/>
+          <w:kern w:val="28"/>
+          <w:sz w:val="22"/>
+          <w:szCs w:val="56"/>
+        </w:rPr>
+        <w:t>Câu 6: He didn't use to have a motorbike.</w:t>
+      </w:r>
+    </w:p>
+    <w:p>
+      <w:pPr>
+        <w:shd w:val="clear" w:color="000000" w:fill="auto"/>
+        <w:spacing w:after="160"/>
+        <w:ind w:left="198"/>
+        <w:rPr>
+          <w:rFonts w:eastAsiaTheme="majorEastAsia"/>
+          <w:color w:val="000000"/>
+          <w:spacing w:val="-10"/>
+          <w:kern w:val="28"/>
+          <w:sz w:val="22"/>
+          <w:szCs w:val="56"/>
+        </w:rPr>
+      </w:pPr>
+      <w:r>
+        <w:rPr>
+          <w:rFonts w:eastAsiaTheme="majorEastAsia"/>
+          <w:color w:val="000000"/>
+          <w:spacing w:val="-10"/>
+          <w:kern w:val="28"/>
+          <w:sz w:val="22"/>
+          <w:szCs w:val="56"/>
+        </w:rPr>
+        <w:t>Câu 7: Lan didn't use to like tea.</w:t>
+      </w:r>
+    </w:p>
+    <w:p>
+      <w:pPr>
+        <w:shd w:val="clear" w:color="000000" w:fill="auto"/>
+        <w:spacing w:after="160"/>
+        <w:ind w:left="198"/>
+        <w:rPr>
+          <w:rFonts w:eastAsiaTheme="majorEastAsia"/>
+          <w:color w:val="000000"/>
+          <w:spacing w:val="-10"/>
+          <w:kern w:val="28"/>
+          <w:sz w:val="22"/>
+          <w:szCs w:val="56"/>
+        </w:rPr>
+      </w:pPr>
+      <w:r>
+        <w:rPr>
+          <w:rFonts w:eastAsiaTheme="majorEastAsia"/>
+          <w:color w:val="000000"/>
+          <w:spacing w:val="-10"/>
+          <w:kern w:val="28"/>
+          <w:sz w:val="22"/>
+          <w:szCs w:val="56"/>
+        </w:rPr>
+        <w:t>Câu 8: There didn't use to be a shop here.</w:t>
+      </w:r>
+    </w:p>
+    <w:p>
+      <w:pPr>
+        <w:shd w:val="clear" w:color="000000" w:fill="auto"/>
+        <w:spacing w:after="160"/>
+        <w:ind w:left="198"/>
+        <w:rPr>
+          <w:rFonts w:eastAsiaTheme="majorEastAsia"/>
+          <w:color w:val="000000"/>
+          <w:spacing w:val="-10"/>
+          <w:kern w:val="28"/>
+          <w:sz w:val="22"/>
+          <w:szCs w:val="56"/>
+        </w:rPr>
+      </w:pPr>
+      <w:r>
+        <w:rPr>
+          <w:rFonts w:eastAsiaTheme="majorEastAsia"/>
+          <w:color w:val="000000"/>
+          <w:spacing w:val="-10"/>
+          <w:kern w:val="28"/>
+          <w:sz w:val="22"/>
+          <w:szCs w:val="56"/>
+        </w:rPr>
+        <w:t>Câu 9: My parents didn't use to travel often.</w:t>
+      </w:r>
+    </w:p>
+    <w:p>
+      <w:pPr>
+        <w:shd w:val="clear" w:color="000000" w:fill="auto"/>
+        <w:spacing w:after="160"/>
+        <w:ind w:left="198"/>
+        <w:rPr>
+          <w:rFonts w:eastAsiaTheme="majorEastAsia"/>
+          <w:color w:val="000000"/>
+          <w:spacing w:val="-10"/>
+          <w:kern w:val="28"/>
+          <w:sz w:val="22"/>
+          <w:szCs w:val="56"/>
+        </w:rPr>
+      </w:pPr>
+      <w:r>
+        <w:rPr>
+          <w:rFonts w:eastAsiaTheme="majorEastAsia"/>
+          <w:color w:val="000000"/>
+          <w:spacing w:val="-10"/>
+          <w:kern w:val="28"/>
+          <w:sz w:val="22"/>
+          <w:szCs w:val="56"/>
+        </w:rPr>
+        <w:t>Câu 10: I didn't use to get up late.</w:t>
+      </w:r>
+    </w:p>
+    <w:p>
+      <w:pPr>
+        <w:keepNext/>
+        <w:shd w:val="clear" w:color="000000" w:fill="auto"/>
+        <w:spacing w:before="240" w:after="80"/>
+        <w:rPr>
+          <w:rFonts w:eastAsiaTheme="majorEastAsia"/>
+          <w:b/>
+          <w:color w:val="000000"/>
+          <w:spacing w:val="-10"/>
+          <w:kern w:val="28"/>
+          <w:sz w:val="22"/>
+          <w:szCs w:val="56"/>
+        </w:rPr>
+      </w:pPr>
+      <w:r>
+        <w:rPr>
+          <w:rFonts w:eastAsiaTheme="majorEastAsia"/>
+          <w:b/>
+          <w:color w:val="000000"/>
+          <w:spacing w:val="-10"/>
+          <w:kern w:val="28"/>
+          <w:sz w:val="22"/>
+          <w:szCs w:val="56"/>
+        </w:rPr>
         <w:t>PHẦN 5</w:t>
       </w:r>
     </w:p>
     <w:p>
-      <w:r>
-        <w:t>1. Did you use to live here?</w:t>
-      </w:r>
-    </w:p>
-    <w:p>
-      <w:r>
-        <w:t>2. Did she use to work at this school?</w:t>
-      </w:r>
-    </w:p>
-    <w:p>
-      <w:r>
-        <w:t>3. Did Nam use to play tennis?</w:t>
-      </w:r>
-    </w:p>
-    <w:p>
-      <w:r>
-        <w:t>4. Did they use to be friends?</w:t>
-      </w:r>
-    </w:p>
-    <w:p>
-      <w:r>
-        <w:t>5. Did Lan use to have long hair?</w:t>
-      </w:r>
-    </w:p>
-    <w:p>
-      <w:r>
-        <w:t>6. Did your father use to smoke?</w:t>
-      </w:r>
-    </w:p>
-    <w:p>
-      <w:r>
-        <w:t>7. Did the children use to walk to school?</w:t>
-      </w:r>
-    </w:p>
-    <w:p>
-      <w:r>
-        <w:t>8. Did there use to be a bank here?</w:t>
-      </w:r>
-    </w:p>
-    <w:p>
-      <w:r>
-        <w:t>9. Did he use to speak French?</w:t>
-      </w:r>
-    </w:p>
-    <w:p>
-      <w:r>
-        <w:t>10. Did you use to visit this town?</w:t>
-      </w:r>
-    </w:p>
-    <w:p>
-      <w:pPr>
-        <w:pStyle w:val="Heading1"/>
-      </w:pPr>
-      <w:r>
+      <w:pPr>
+        <w:shd w:val="clear" w:color="000000" w:fill="auto"/>
+        <w:spacing w:after="160"/>
+        <w:ind w:left="198"/>
+        <w:rPr>
+          <w:rFonts w:eastAsiaTheme="majorEastAsia"/>
+          <w:color w:val="000000"/>
+          <w:spacing w:val="-10"/>
+          <w:kern w:val="28"/>
+          <w:sz w:val="22"/>
+          <w:szCs w:val="56"/>
+        </w:rPr>
+      </w:pPr>
+      <w:r>
+        <w:rPr>
+          <w:rFonts w:eastAsiaTheme="majorEastAsia"/>
+          <w:color w:val="000000"/>
+          <w:spacing w:val="-10"/>
+          <w:kern w:val="28"/>
+          <w:sz w:val="22"/>
+          <w:szCs w:val="56"/>
+        </w:rPr>
+        <w:t>Câu 1: Did you use to live here?</w:t>
+      </w:r>
+    </w:p>
+    <w:p>
+      <w:pPr>
+        <w:shd w:val="clear" w:color="000000" w:fill="auto"/>
+        <w:spacing w:after="160"/>
+        <w:ind w:left="198"/>
+        <w:rPr>
+          <w:rFonts w:eastAsiaTheme="majorEastAsia"/>
+          <w:color w:val="000000"/>
+          <w:spacing w:val="-10"/>
+          <w:kern w:val="28"/>
+          <w:sz w:val="22"/>
+          <w:szCs w:val="56"/>
+        </w:rPr>
+      </w:pPr>
+      <w:r>
+        <w:rPr>
+          <w:rFonts w:eastAsiaTheme="majorEastAsia"/>
+          <w:color w:val="000000"/>
+          <w:spacing w:val="-10"/>
+          <w:kern w:val="28"/>
+          <w:sz w:val="22"/>
+          <w:szCs w:val="56"/>
+        </w:rPr>
+        <w:t>Câu 2: Did she use to work at this school?</w:t>
+      </w:r>
+    </w:p>
+    <w:p>
+      <w:pPr>
+        <w:shd w:val="clear" w:color="000000" w:fill="auto"/>
+        <w:spacing w:after="160"/>
+        <w:ind w:left="198"/>
+        <w:rPr>
+          <w:rFonts w:eastAsiaTheme="majorEastAsia"/>
+          <w:color w:val="000000"/>
+          <w:spacing w:val="-10"/>
+          <w:kern w:val="28"/>
+          <w:sz w:val="22"/>
+          <w:szCs w:val="56"/>
+        </w:rPr>
+      </w:pPr>
+      <w:r>
+        <w:rPr>
+          <w:rFonts w:eastAsiaTheme="majorEastAsia"/>
+          <w:color w:val="000000"/>
+          <w:spacing w:val="-10"/>
+          <w:kern w:val="28"/>
+          <w:sz w:val="22"/>
+          <w:szCs w:val="56"/>
+        </w:rPr>
+        <w:t>Câu 3: Did Nam use to play tennis?</w:t>
+      </w:r>
+    </w:p>
+    <w:p>
+      <w:pPr>
+        <w:shd w:val="clear" w:color="000000" w:fill="auto"/>
+        <w:spacing w:after="160"/>
+        <w:ind w:left="198"/>
+        <w:rPr>
+          <w:rFonts w:eastAsiaTheme="majorEastAsia"/>
+          <w:color w:val="000000"/>
+          <w:spacing w:val="-10"/>
+          <w:kern w:val="28"/>
+          <w:sz w:val="22"/>
+          <w:szCs w:val="56"/>
+        </w:rPr>
+      </w:pPr>
+      <w:r>
+        <w:rPr>
+          <w:rFonts w:eastAsiaTheme="majorEastAsia"/>
+          <w:color w:val="000000"/>
+          <w:spacing w:val="-10"/>
+          <w:kern w:val="28"/>
+          <w:sz w:val="22"/>
+          <w:szCs w:val="56"/>
+        </w:rPr>
+        <w:t>Câu 4: Did they use to be friends?</w:t>
+      </w:r>
+    </w:p>
+    <w:p>
+      <w:pPr>
+        <w:shd w:val="clear" w:color="000000" w:fill="auto"/>
+        <w:spacing w:after="160"/>
+        <w:ind w:left="198"/>
+        <w:rPr>
+          <w:rFonts w:eastAsiaTheme="majorEastAsia"/>
+          <w:color w:val="000000"/>
+          <w:spacing w:val="-10"/>
+          <w:kern w:val="28"/>
+          <w:sz w:val="22"/>
+          <w:szCs w:val="56"/>
+        </w:rPr>
+      </w:pPr>
+      <w:r>
+        <w:rPr>
+          <w:rFonts w:eastAsiaTheme="majorEastAsia"/>
+          <w:color w:val="000000"/>
+          <w:spacing w:val="-10"/>
+          <w:kern w:val="28"/>
+          <w:sz w:val="22"/>
+          <w:szCs w:val="56"/>
+        </w:rPr>
+        <w:t>Câu 5: Did Lan use to have long hair?</w:t>
+      </w:r>
+    </w:p>
+    <w:p>
+      <w:pPr>
+        <w:shd w:val="clear" w:color="000000" w:fill="auto"/>
+        <w:spacing w:after="160"/>
+        <w:ind w:left="198"/>
+        <w:rPr>
+          <w:rFonts w:eastAsiaTheme="majorEastAsia"/>
+          <w:color w:val="000000"/>
+          <w:spacing w:val="-10"/>
+          <w:kern w:val="28"/>
+          <w:sz w:val="22"/>
+          <w:szCs w:val="56"/>
+        </w:rPr>
+      </w:pPr>
+      <w:r>
+        <w:rPr>
+          <w:rFonts w:eastAsiaTheme="majorEastAsia"/>
+          <w:color w:val="000000"/>
+          <w:spacing w:val="-10"/>
+          <w:kern w:val="28"/>
+          <w:sz w:val="22"/>
+          <w:szCs w:val="56"/>
+        </w:rPr>
+        <w:t>Câu 6: Did your father use to smoke?</w:t>
+      </w:r>
+    </w:p>
+    <w:p>
+      <w:pPr>
+        <w:shd w:val="clear" w:color="000000" w:fill="auto"/>
+        <w:spacing w:after="160"/>
+        <w:ind w:left="198"/>
+        <w:rPr>
+          <w:rFonts w:eastAsiaTheme="majorEastAsia"/>
+          <w:color w:val="000000"/>
+          <w:spacing w:val="-10"/>
+          <w:kern w:val="28"/>
+          <w:sz w:val="22"/>
+          <w:szCs w:val="56"/>
+        </w:rPr>
+      </w:pPr>
+      <w:r>
+        <w:rPr>
+          <w:rFonts w:eastAsiaTheme="majorEastAsia"/>
+          <w:color w:val="000000"/>
+          <w:spacing w:val="-10"/>
+          <w:kern w:val="28"/>
+          <w:sz w:val="22"/>
+          <w:szCs w:val="56"/>
+        </w:rPr>
+        <w:t>Câu 7: Did the children use to walk to school?</w:t>
+      </w:r>
+    </w:p>
+    <w:p>
+      <w:pPr>
+        <w:shd w:val="clear" w:color="000000" w:fill="auto"/>
+        <w:spacing w:after="160"/>
+        <w:ind w:left="198"/>
+        <w:rPr>
+          <w:rFonts w:eastAsiaTheme="majorEastAsia"/>
+          <w:color w:val="000000"/>
+          <w:spacing w:val="-10"/>
+          <w:kern w:val="28"/>
+          <w:sz w:val="22"/>
+          <w:szCs w:val="56"/>
+        </w:rPr>
+      </w:pPr>
+      <w:r>
+        <w:rPr>
+          <w:rFonts w:eastAsiaTheme="majorEastAsia"/>
+          <w:color w:val="000000"/>
+          <w:spacing w:val="-10"/>
+          <w:kern w:val="28"/>
+          <w:sz w:val="22"/>
+          <w:szCs w:val="56"/>
+        </w:rPr>
+        <w:t>Câu 8: Did there use to be a bank here?</w:t>
+      </w:r>
+    </w:p>
+    <w:p>
+      <w:pPr>
+        <w:shd w:val="clear" w:color="000000" w:fill="auto"/>
+        <w:spacing w:after="160"/>
+        <w:ind w:left="198"/>
+        <w:rPr>
+          <w:rFonts w:eastAsiaTheme="majorEastAsia"/>
+          <w:color w:val="000000"/>
+          <w:spacing w:val="-10"/>
+          <w:kern w:val="28"/>
+          <w:sz w:val="22"/>
+          <w:szCs w:val="56"/>
+        </w:rPr>
+      </w:pPr>
+      <w:r>
+        <w:rPr>
+          <w:rFonts w:eastAsiaTheme="majorEastAsia"/>
+          <w:color w:val="000000"/>
+          <w:spacing w:val="-10"/>
+          <w:kern w:val="28"/>
+          <w:sz w:val="22"/>
+          <w:szCs w:val="56"/>
+        </w:rPr>
+        <w:t>Câu 9: Did he use to speak French?</w:t>
+      </w:r>
+    </w:p>
+    <w:p>
+      <w:pPr>
+        <w:shd w:val="clear" w:color="000000" w:fill="auto"/>
+        <w:spacing w:after="160"/>
+        <w:ind w:left="198"/>
+        <w:rPr>
+          <w:rFonts w:eastAsiaTheme="majorEastAsia"/>
+          <w:color w:val="000000"/>
+          <w:spacing w:val="-10"/>
+          <w:kern w:val="28"/>
+          <w:sz w:val="22"/>
+          <w:szCs w:val="56"/>
+        </w:rPr>
+      </w:pPr>
+      <w:r>
+        <w:rPr>
+          <w:rFonts w:eastAsiaTheme="majorEastAsia"/>
+          <w:color w:val="000000"/>
+          <w:spacing w:val="-10"/>
+          <w:kern w:val="28"/>
+          <w:sz w:val="22"/>
+          <w:szCs w:val="56"/>
+        </w:rPr>
+        <w:t>Câu 10: Did you use to visit this town?</w:t>
+      </w:r>
+    </w:p>
+    <w:p>
+      <w:pPr>
+        <w:keepNext/>
+        <w:shd w:val="clear" w:color="000000" w:fill="auto"/>
+        <w:spacing w:before="240" w:after="80"/>
+        <w:rPr>
+          <w:rFonts w:eastAsiaTheme="majorEastAsia"/>
+          <w:b/>
+          <w:color w:val="000000"/>
+          <w:spacing w:val="-10"/>
+          <w:kern w:val="28"/>
+          <w:sz w:val="22"/>
+          <w:szCs w:val="56"/>
+        </w:rPr>
+      </w:pPr>
+      <w:r>
+        <w:rPr>
+          <w:rFonts w:eastAsiaTheme="majorEastAsia"/>
+          <w:b/>
+          <w:color w:val="000000"/>
+          <w:spacing w:val="-10"/>
+          <w:kern w:val="28"/>
+          <w:sz w:val="22"/>
+          <w:szCs w:val="56"/>
+        </w:rPr>
         <w:t>PHẦN 6</w:t>
       </w:r>
     </w:p>
     <w:p>
-      <w:r>
-        <w:t>1. I used to play outside every day.</w:t>
-      </w:r>
-    </w:p>
-    <w:p>
-      <w:r>
-        <w:t>2. She used to be shy.</w:t>
-      </w:r>
-    </w:p>
-    <w:p>
-      <w:r>
-        <w:t>3. We used to live in a small apartment.</w:t>
-      </w:r>
-    </w:p>
-    <w:p>
-      <w:r>
-        <w:t>4. Nam used to ride his bike to school.</w:t>
-      </w:r>
-    </w:p>
-    <w:p>
-      <w:r>
-        <w:t>5. This place used to be a rice field.</w:t>
-      </w:r>
-    </w:p>
-    <w:p>
-      <w:r>
-        <w:t>6. My mother used to have long hair.</w:t>
-      </w:r>
-    </w:p>
-    <w:p>
-      <w:r>
-        <w:t>7. They used to visit us on Sundays.</w:t>
-      </w:r>
-    </w:p>
-    <w:p>
-      <w:r>
-        <w:t>8. I didn't use to like coffee.</w:t>
-      </w:r>
-    </w:p>
-    <w:p>
-      <w:r>
-        <w:t>9. He didn't use to exercise.</w:t>
-      </w:r>
-    </w:p>
-    <w:p>
-      <w:r>
-        <w:t>10. There used to be a cinema on this street.</w:t>
-      </w:r>
-    </w:p>
-    <w:p>
-      <w:pPr>
-        <w:pStyle w:val="Heading1"/>
-      </w:pPr>
-      <w:r>
+      <w:pPr>
+        <w:shd w:val="clear" w:color="000000" w:fill="auto"/>
+        <w:spacing w:after="160"/>
+        <w:ind w:left="198"/>
+        <w:rPr>
+          <w:rFonts w:eastAsiaTheme="majorEastAsia"/>
+          <w:color w:val="000000"/>
+          <w:spacing w:val="-10"/>
+          <w:kern w:val="28"/>
+          <w:sz w:val="22"/>
+          <w:szCs w:val="56"/>
+        </w:rPr>
+      </w:pPr>
+      <w:r>
+        <w:rPr>
+          <w:rFonts w:eastAsiaTheme="majorEastAsia"/>
+          <w:color w:val="000000"/>
+          <w:spacing w:val="-10"/>
+          <w:kern w:val="28"/>
+          <w:sz w:val="22"/>
+          <w:szCs w:val="56"/>
+        </w:rPr>
+        <w:t>Câu 1: I used to play outside every day.</w:t>
+      </w:r>
+    </w:p>
+    <w:p>
+      <w:pPr>
+        <w:shd w:val="clear" w:color="000000" w:fill="auto"/>
+        <w:spacing w:after="160"/>
+        <w:ind w:left="198"/>
+        <w:rPr>
+          <w:rFonts w:eastAsiaTheme="majorEastAsia"/>
+          <w:color w:val="000000"/>
+          <w:spacing w:val="-10"/>
+          <w:kern w:val="28"/>
+          <w:sz w:val="22"/>
+          <w:szCs w:val="56"/>
+        </w:rPr>
+      </w:pPr>
+      <w:r>
+        <w:rPr>
+          <w:rFonts w:eastAsiaTheme="majorEastAsia"/>
+          <w:color w:val="000000"/>
+          <w:spacing w:val="-10"/>
+          <w:kern w:val="28"/>
+          <w:sz w:val="22"/>
+          <w:szCs w:val="56"/>
+        </w:rPr>
+        <w:t>Câu 2: She used to be shy.</w:t>
+      </w:r>
+    </w:p>
+    <w:p>
+      <w:pPr>
+        <w:shd w:val="clear" w:color="000000" w:fill="auto"/>
+        <w:spacing w:after="160"/>
+        <w:ind w:left="198"/>
+        <w:rPr>
+          <w:rFonts w:eastAsiaTheme="majorEastAsia"/>
+          <w:color w:val="000000"/>
+          <w:spacing w:val="-10"/>
+          <w:kern w:val="28"/>
+          <w:sz w:val="22"/>
+          <w:szCs w:val="56"/>
+        </w:rPr>
+      </w:pPr>
+      <w:r>
+        <w:rPr>
+          <w:rFonts w:eastAsiaTheme="majorEastAsia"/>
+          <w:color w:val="000000"/>
+          <w:spacing w:val="-10"/>
+          <w:kern w:val="28"/>
+          <w:sz w:val="22"/>
+          <w:szCs w:val="56"/>
+        </w:rPr>
+        <w:t>Câu 3: We used to live in a small apartment.</w:t>
+      </w:r>
+    </w:p>
+    <w:p>
+      <w:pPr>
+        <w:shd w:val="clear" w:color="000000" w:fill="auto"/>
+        <w:spacing w:after="160"/>
+        <w:ind w:left="198"/>
+        <w:rPr>
+          <w:rFonts w:eastAsiaTheme="majorEastAsia"/>
+          <w:color w:val="000000"/>
+          <w:spacing w:val="-10"/>
+          <w:kern w:val="28"/>
+          <w:sz w:val="22"/>
+          <w:szCs w:val="56"/>
+        </w:rPr>
+      </w:pPr>
+      <w:r>
+        <w:rPr>
+          <w:rFonts w:eastAsiaTheme="majorEastAsia"/>
+          <w:color w:val="000000"/>
+          <w:spacing w:val="-10"/>
+          <w:kern w:val="28"/>
+          <w:sz w:val="22"/>
+          <w:szCs w:val="56"/>
+        </w:rPr>
+        <w:t>Câu 4: Nam used to ride his bike to school.</w:t>
+      </w:r>
+    </w:p>
+    <w:p>
+      <w:pPr>
+        <w:shd w:val="clear" w:color="000000" w:fill="auto"/>
+        <w:spacing w:after="160"/>
+        <w:ind w:left="198"/>
+        <w:rPr>
+          <w:rFonts w:eastAsiaTheme="majorEastAsia"/>
+          <w:color w:val="000000"/>
+          <w:spacing w:val="-10"/>
+          <w:kern w:val="28"/>
+          <w:sz w:val="22"/>
+          <w:szCs w:val="56"/>
+        </w:rPr>
+      </w:pPr>
+      <w:r>
+        <w:rPr>
+          <w:rFonts w:eastAsiaTheme="majorEastAsia"/>
+          <w:color w:val="000000"/>
+          <w:spacing w:val="-10"/>
+          <w:kern w:val="28"/>
+          <w:sz w:val="22"/>
+          <w:szCs w:val="56"/>
+        </w:rPr>
+        <w:t>Câu 5: This place used to be a rice field.</w:t>
+      </w:r>
+    </w:p>
+    <w:p>
+      <w:pPr>
+        <w:shd w:val="clear" w:color="000000" w:fill="auto"/>
+        <w:spacing w:after="160"/>
+        <w:ind w:left="198"/>
+        <w:rPr>
+          <w:rFonts w:eastAsiaTheme="majorEastAsia"/>
+          <w:color w:val="000000"/>
+          <w:spacing w:val="-10"/>
+          <w:kern w:val="28"/>
+          <w:sz w:val="22"/>
+          <w:szCs w:val="56"/>
+        </w:rPr>
+      </w:pPr>
+      <w:r>
+        <w:rPr>
+          <w:rFonts w:eastAsiaTheme="majorEastAsia"/>
+          <w:color w:val="000000"/>
+          <w:spacing w:val="-10"/>
+          <w:kern w:val="28"/>
+          <w:sz w:val="22"/>
+          <w:szCs w:val="56"/>
+        </w:rPr>
+        <w:t>Câu 6: My mother used to have long hair.</w:t>
+      </w:r>
+    </w:p>
+    <w:p>
+      <w:pPr>
+        <w:shd w:val="clear" w:color="000000" w:fill="auto"/>
+        <w:spacing w:after="160"/>
+        <w:ind w:left="198"/>
+        <w:rPr>
+          <w:rFonts w:eastAsiaTheme="majorEastAsia"/>
+          <w:color w:val="000000"/>
+          <w:spacing w:val="-10"/>
+          <w:kern w:val="28"/>
+          <w:sz w:val="22"/>
+          <w:szCs w:val="56"/>
+        </w:rPr>
+      </w:pPr>
+      <w:r>
+        <w:rPr>
+          <w:rFonts w:eastAsiaTheme="majorEastAsia"/>
+          <w:color w:val="000000"/>
+          <w:spacing w:val="-10"/>
+          <w:kern w:val="28"/>
+          <w:sz w:val="22"/>
+          <w:szCs w:val="56"/>
+        </w:rPr>
+        <w:t>Câu 7: They used to visit us on Sundays.</w:t>
+      </w:r>
+    </w:p>
+    <w:p>
+      <w:pPr>
+        <w:shd w:val="clear" w:color="000000" w:fill="auto"/>
+        <w:spacing w:after="160"/>
+        <w:ind w:left="198"/>
+        <w:rPr>
+          <w:rFonts w:eastAsiaTheme="majorEastAsia"/>
+          <w:color w:val="000000"/>
+          <w:spacing w:val="-10"/>
+          <w:kern w:val="28"/>
+          <w:sz w:val="22"/>
+          <w:szCs w:val="56"/>
+        </w:rPr>
+      </w:pPr>
+      <w:r>
+        <w:rPr>
+          <w:rFonts w:eastAsiaTheme="majorEastAsia"/>
+          <w:color w:val="000000"/>
+          <w:spacing w:val="-10"/>
+          <w:kern w:val="28"/>
+          <w:sz w:val="22"/>
+          <w:szCs w:val="56"/>
+        </w:rPr>
+        <w:t>Câu 8: I didn't use to like coffee.</w:t>
+      </w:r>
+    </w:p>
+    <w:p>
+      <w:pPr>
+        <w:shd w:val="clear" w:color="000000" w:fill="auto"/>
+        <w:spacing w:after="160"/>
+        <w:ind w:left="198"/>
+        <w:rPr>
+          <w:rFonts w:eastAsiaTheme="majorEastAsia"/>
+          <w:color w:val="000000"/>
+          <w:spacing w:val="-10"/>
+          <w:kern w:val="28"/>
+          <w:sz w:val="22"/>
+          <w:szCs w:val="56"/>
+        </w:rPr>
+      </w:pPr>
+      <w:r>
+        <w:rPr>
+          <w:rFonts w:eastAsiaTheme="majorEastAsia"/>
+          <w:color w:val="000000"/>
+          <w:spacing w:val="-10"/>
+          <w:kern w:val="28"/>
+          <w:sz w:val="22"/>
+          <w:szCs w:val="56"/>
+        </w:rPr>
+        <w:t>Câu 9: He didn't use to exercise.</w:t>
+      </w:r>
+    </w:p>
+    <w:p>
+      <w:pPr>
+        <w:shd w:val="clear" w:color="000000" w:fill="auto"/>
+        <w:spacing w:after="160"/>
+        <w:ind w:left="198"/>
+        <w:rPr>
+          <w:rFonts w:eastAsiaTheme="majorEastAsia"/>
+          <w:color w:val="000000"/>
+          <w:spacing w:val="-10"/>
+          <w:kern w:val="28"/>
+          <w:sz w:val="22"/>
+          <w:szCs w:val="56"/>
+        </w:rPr>
+      </w:pPr>
+      <w:r>
+        <w:rPr>
+          <w:rFonts w:eastAsiaTheme="majorEastAsia"/>
+          <w:color w:val="000000"/>
+          <w:spacing w:val="-10"/>
+          <w:kern w:val="28"/>
+          <w:sz w:val="22"/>
+          <w:szCs w:val="56"/>
+        </w:rPr>
+        <w:t>Câu 10: There used to be a cinema on this street.</w:t>
+      </w:r>
+    </w:p>
+    <w:p>
+      <w:pPr>
+        <w:keepNext/>
+        <w:shd w:val="clear" w:color="000000" w:fill="auto"/>
+        <w:spacing w:before="240" w:after="80"/>
+        <w:rPr>
+          <w:rFonts w:eastAsiaTheme="majorEastAsia"/>
+          <w:b/>
+          <w:color w:val="000000"/>
+          <w:spacing w:val="-10"/>
+          <w:kern w:val="28"/>
+          <w:sz w:val="22"/>
+          <w:szCs w:val="56"/>
+        </w:rPr>
+      </w:pPr>
+      <w:r>
+        <w:rPr>
+          <w:rFonts w:eastAsiaTheme="majorEastAsia"/>
+          <w:b/>
+          <w:color w:val="000000"/>
+          <w:spacing w:val="-10"/>
+          <w:kern w:val="28"/>
+          <w:sz w:val="22"/>
+          <w:szCs w:val="56"/>
+        </w:rPr>
         <w:t>PHẦN 7</w:t>
       </w:r>
     </w:p>
     <w:p>
-      <w:r>
-        <w:t>1. I used to play football.</w:t>
-      </w:r>
-    </w:p>
-    <w:p>
-      <w:r>
-        <w:t>2. She used to live here.</w:t>
-      </w:r>
-    </w:p>
-    <w:p>
-      <w:r>
-        <w:t>3. He didn't use to smoke.</w:t>
-      </w:r>
-    </w:p>
-    <w:p>
-      <w:r>
-        <w:t>4. Did you use to walk to school?</w:t>
-      </w:r>
-    </w:p>
-    <w:p>
-      <w:r>
-        <w:t>5. They used to be friends.</w:t>
-      </w:r>
-    </w:p>
-    <w:p>
-      <w:r>
-        <w:t>6. Nam didn't use to play chess.</w:t>
-      </w:r>
-    </w:p>
-    <w:p>
-      <w:r>
-        <w:t>7. Did Lan use to wear glasses?</w:t>
-      </w:r>
-    </w:p>
-    <w:p>
-      <w:r>
-        <w:t>8. There used to be a shop here.</w:t>
-      </w:r>
-    </w:p>
-    <w:p>
-      <w:r>
-        <w:t>9. I met her yesterday.</w:t>
-      </w:r>
-    </w:p>
-    <w:p>
-      <w:r>
-        <w:t>10. She is used to getting up early.</w:t>
-      </w:r>
-    </w:p>
-    <w:p>
-      <w:pPr>
-        <w:pStyle w:val="Heading1"/>
-      </w:pPr>
-      <w:r>
+      <w:pPr>
+        <w:shd w:val="clear" w:color="000000" w:fill="auto"/>
+        <w:spacing w:after="160"/>
+        <w:ind w:left="198"/>
+        <w:rPr>
+          <w:rFonts w:eastAsiaTheme="majorEastAsia"/>
+          <w:color w:val="000000"/>
+          <w:spacing w:val="-10"/>
+          <w:kern w:val="28"/>
+          <w:sz w:val="22"/>
+          <w:szCs w:val="56"/>
+        </w:rPr>
+      </w:pPr>
+      <w:r>
+        <w:rPr>
+          <w:rFonts w:eastAsiaTheme="majorEastAsia"/>
+          <w:color w:val="000000"/>
+          <w:spacing w:val="-10"/>
+          <w:kern w:val="28"/>
+          <w:sz w:val="22"/>
+          <w:szCs w:val="56"/>
+        </w:rPr>
+        <w:t>Câu 1: I used to play football.</w:t>
+      </w:r>
+    </w:p>
+    <w:p>
+      <w:pPr>
+        <w:shd w:val="clear" w:color="000000" w:fill="auto"/>
+        <w:spacing w:after="160"/>
+        <w:ind w:left="198"/>
+        <w:rPr>
+          <w:rFonts w:eastAsiaTheme="majorEastAsia"/>
+          <w:color w:val="000000"/>
+          <w:spacing w:val="-10"/>
+          <w:kern w:val="28"/>
+          <w:sz w:val="22"/>
+          <w:szCs w:val="56"/>
+        </w:rPr>
+      </w:pPr>
+      <w:r>
+        <w:rPr>
+          <w:rFonts w:eastAsiaTheme="majorEastAsia"/>
+          <w:color w:val="000000"/>
+          <w:spacing w:val="-10"/>
+          <w:kern w:val="28"/>
+          <w:sz w:val="22"/>
+          <w:szCs w:val="56"/>
+        </w:rPr>
+        <w:t>Câu 2: She used to live here.</w:t>
+      </w:r>
+    </w:p>
+    <w:p>
+      <w:pPr>
+        <w:shd w:val="clear" w:color="000000" w:fill="auto"/>
+        <w:spacing w:after="160"/>
+        <w:ind w:left="198"/>
+        <w:rPr>
+          <w:rFonts w:eastAsiaTheme="majorEastAsia"/>
+          <w:color w:val="000000"/>
+          <w:spacing w:val="-10"/>
+          <w:kern w:val="28"/>
+          <w:sz w:val="22"/>
+          <w:szCs w:val="56"/>
+        </w:rPr>
+      </w:pPr>
+      <w:r>
+        <w:rPr>
+          <w:rFonts w:eastAsiaTheme="majorEastAsia"/>
+          <w:color w:val="000000"/>
+          <w:spacing w:val="-10"/>
+          <w:kern w:val="28"/>
+          <w:sz w:val="22"/>
+          <w:szCs w:val="56"/>
+        </w:rPr>
+        <w:t>Câu 3: He didn't use to smoke.</w:t>
+      </w:r>
+    </w:p>
+    <w:p>
+      <w:pPr>
+        <w:shd w:val="clear" w:color="000000" w:fill="auto"/>
+        <w:spacing w:after="160"/>
+        <w:ind w:left="198"/>
+        <w:rPr>
+          <w:rFonts w:eastAsiaTheme="majorEastAsia"/>
+          <w:color w:val="000000"/>
+          <w:spacing w:val="-10"/>
+          <w:kern w:val="28"/>
+          <w:sz w:val="22"/>
+          <w:szCs w:val="56"/>
+        </w:rPr>
+      </w:pPr>
+      <w:r>
+        <w:rPr>
+          <w:rFonts w:eastAsiaTheme="majorEastAsia"/>
+          <w:color w:val="000000"/>
+          <w:spacing w:val="-10"/>
+          <w:kern w:val="28"/>
+          <w:sz w:val="22"/>
+          <w:szCs w:val="56"/>
+        </w:rPr>
+        <w:t>Câu 4: Did you use to walk to school?</w:t>
+      </w:r>
+    </w:p>
+    <w:p>
+      <w:pPr>
+        <w:shd w:val="clear" w:color="000000" w:fill="auto"/>
+        <w:spacing w:after="160"/>
+        <w:ind w:left="198"/>
+        <w:rPr>
+          <w:rFonts w:eastAsiaTheme="majorEastAsia"/>
+          <w:color w:val="000000"/>
+          <w:spacing w:val="-10"/>
+          <w:kern w:val="28"/>
+          <w:sz w:val="22"/>
+          <w:szCs w:val="56"/>
+        </w:rPr>
+      </w:pPr>
+      <w:r>
+        <w:rPr>
+          <w:rFonts w:eastAsiaTheme="majorEastAsia"/>
+          <w:color w:val="000000"/>
+          <w:spacing w:val="-10"/>
+          <w:kern w:val="28"/>
+          <w:sz w:val="22"/>
+          <w:szCs w:val="56"/>
+        </w:rPr>
+        <w:t>Câu 5: They used to be friends.</w:t>
+      </w:r>
+    </w:p>
+    <w:p>
+      <w:pPr>
+        <w:shd w:val="clear" w:color="000000" w:fill="auto"/>
+        <w:spacing w:after="160"/>
+        <w:ind w:left="198"/>
+        <w:rPr>
+          <w:rFonts w:eastAsiaTheme="majorEastAsia"/>
+          <w:color w:val="000000"/>
+          <w:spacing w:val="-10"/>
+          <w:kern w:val="28"/>
+          <w:sz w:val="22"/>
+          <w:szCs w:val="56"/>
+        </w:rPr>
+      </w:pPr>
+      <w:r>
+        <w:rPr>
+          <w:rFonts w:eastAsiaTheme="majorEastAsia"/>
+          <w:color w:val="000000"/>
+          <w:spacing w:val="-10"/>
+          <w:kern w:val="28"/>
+          <w:sz w:val="22"/>
+          <w:szCs w:val="56"/>
+        </w:rPr>
+        <w:t>Câu 6: Nam didn't use to play chess.</w:t>
+      </w:r>
+    </w:p>
+    <w:p>
+      <w:pPr>
+        <w:shd w:val="clear" w:color="000000" w:fill="auto"/>
+        <w:spacing w:after="160"/>
+        <w:ind w:left="198"/>
+        <w:rPr>
+          <w:rFonts w:eastAsiaTheme="majorEastAsia"/>
+          <w:color w:val="000000"/>
+          <w:spacing w:val="-10"/>
+          <w:kern w:val="28"/>
+          <w:sz w:val="22"/>
+          <w:szCs w:val="56"/>
+        </w:rPr>
+      </w:pPr>
+      <w:r>
+        <w:rPr>
+          <w:rFonts w:eastAsiaTheme="majorEastAsia"/>
+          <w:color w:val="000000"/>
+          <w:spacing w:val="-10"/>
+          <w:kern w:val="28"/>
+          <w:sz w:val="22"/>
+          <w:szCs w:val="56"/>
+        </w:rPr>
+        <w:t>Câu 7: Did Lan use to wear glasses?</w:t>
+      </w:r>
+    </w:p>
+    <w:p>
+      <w:pPr>
+        <w:shd w:val="clear" w:color="000000" w:fill="auto"/>
+        <w:spacing w:after="160"/>
+        <w:ind w:left="198"/>
+        <w:rPr>
+          <w:rFonts w:eastAsiaTheme="majorEastAsia"/>
+          <w:color w:val="000000"/>
+          <w:spacing w:val="-10"/>
+          <w:kern w:val="28"/>
+          <w:sz w:val="22"/>
+          <w:szCs w:val="56"/>
+        </w:rPr>
+      </w:pPr>
+      <w:r>
+        <w:rPr>
+          <w:rFonts w:eastAsiaTheme="majorEastAsia"/>
+          <w:color w:val="000000"/>
+          <w:spacing w:val="-10"/>
+          <w:kern w:val="28"/>
+          <w:sz w:val="22"/>
+          <w:szCs w:val="56"/>
+        </w:rPr>
+        <w:t>Câu 8: There used to be a shop here.</w:t>
+      </w:r>
+    </w:p>
+    <w:p>
+      <w:pPr>
+        <w:shd w:val="clear" w:color="000000" w:fill="auto"/>
+        <w:spacing w:after="160"/>
+        <w:ind w:left="198"/>
+        <w:rPr>
+          <w:rFonts w:eastAsiaTheme="majorEastAsia"/>
+          <w:color w:val="000000"/>
+          <w:spacing w:val="-10"/>
+          <w:kern w:val="28"/>
+          <w:sz w:val="22"/>
+          <w:szCs w:val="56"/>
+        </w:rPr>
+      </w:pPr>
+      <w:r>
+        <w:rPr>
+          <w:rFonts w:eastAsiaTheme="majorEastAsia"/>
+          <w:color w:val="000000"/>
+          <w:spacing w:val="-10"/>
+          <w:kern w:val="28"/>
+          <w:sz w:val="22"/>
+          <w:szCs w:val="56"/>
+        </w:rPr>
+        <w:t>Câu 9: I met her yesterday.</w:t>
+      </w:r>
+    </w:p>
+    <w:p>
+      <w:pPr>
+        <w:shd w:val="clear" w:color="000000" w:fill="auto"/>
+        <w:spacing w:after="160"/>
+        <w:ind w:left="198"/>
+        <w:rPr>
+          <w:rFonts w:eastAsiaTheme="majorEastAsia"/>
+          <w:color w:val="000000"/>
+          <w:spacing w:val="-10"/>
+          <w:kern w:val="28"/>
+          <w:sz w:val="22"/>
+          <w:szCs w:val="56"/>
+        </w:rPr>
+      </w:pPr>
+      <w:r>
+        <w:rPr>
+          <w:rFonts w:eastAsiaTheme="majorEastAsia"/>
+          <w:color w:val="000000"/>
+          <w:spacing w:val="-10"/>
+          <w:kern w:val="28"/>
+          <w:sz w:val="22"/>
+          <w:szCs w:val="56"/>
+        </w:rPr>
+        <w:t>Câu 10: She is used to getting up early.</w:t>
+      </w:r>
+    </w:p>
+    <w:p>
+      <w:pPr>
+        <w:keepNext/>
+        <w:shd w:val="clear" w:color="000000" w:fill="auto"/>
+        <w:spacing w:before="240" w:after="80"/>
+        <w:rPr>
+          <w:rFonts w:eastAsiaTheme="majorEastAsia"/>
+          <w:b/>
+          <w:color w:val="000000"/>
+          <w:spacing w:val="-10"/>
+          <w:kern w:val="28"/>
+          <w:sz w:val="22"/>
+          <w:szCs w:val="56"/>
+        </w:rPr>
+      </w:pPr>
+      <w:r>
+        <w:rPr>
+          <w:rFonts w:eastAsiaTheme="majorEastAsia"/>
+          <w:b/>
+          <w:color w:val="000000"/>
+          <w:spacing w:val="-10"/>
+          <w:kern w:val="28"/>
+          <w:sz w:val="22"/>
+          <w:szCs w:val="56"/>
+        </w:rPr>
         <w:t>PHẦN 8</w:t>
       </w:r>
     </w:p>
     <w:p>
-      <w:r>
-        <w:t>1. I used to walk to school.</w:t>
-      </w:r>
-    </w:p>
-    <w:p>
-      <w:r>
-        <w:t>2. She used to live in Hue.</w:t>
-      </w:r>
-    </w:p>
-    <w:p>
-      <w:r>
-        <w:t>3. Nam didn't use to like coffee.</w:t>
-      </w:r>
-    </w:p>
-    <w:p>
-      <w:r>
-        <w:t>4. Did you use to play football?</w:t>
-      </w:r>
-    </w:p>
-    <w:p>
-      <w:r>
-        <w:t>5. There used to be a park here.</w:t>
-      </w:r>
-    </w:p>
-    <w:p>
-      <w:r>
-        <w:t>6. I used to be very shy when I was a child.</w:t>
-      </w:r>
-    </w:p>
-    <w:p>
-      <w:r>
-        <w:t>7. They used to be neighbors.</w:t>
-      </w:r>
-    </w:p>
-    <w:p>
-      <w:r>
-        <w:t>8. My father used to smoke, but he has stopped.</w:t>
-      </w:r>
-    </w:p>
-    <w:p>
-      <w:r>
-        <w:t>9. What did you use to do after school?</w:t>
-      </w:r>
-    </w:p>
-    <w:p>
-      <w:r>
-        <w:t>10. I met Lan yesterday.</w:t>
-      </w:r>
-    </w:p>
-    <w:p>
-      <w:pPr>
-        <w:pStyle w:val="Heading1"/>
-      </w:pPr>
-      <w:r>
+      <w:pPr>
+        <w:shd w:val="clear" w:color="000000" w:fill="auto"/>
+        <w:spacing w:after="160"/>
+        <w:ind w:left="198"/>
+        <w:rPr>
+          <w:rFonts w:eastAsiaTheme="majorEastAsia"/>
+          <w:color w:val="000000"/>
+          <w:spacing w:val="-10"/>
+          <w:kern w:val="28"/>
+          <w:sz w:val="22"/>
+          <w:szCs w:val="56"/>
+        </w:rPr>
+      </w:pPr>
+      <w:r>
+        <w:rPr>
+          <w:rFonts w:eastAsiaTheme="majorEastAsia"/>
+          <w:color w:val="000000"/>
+          <w:spacing w:val="-10"/>
+          <w:kern w:val="28"/>
+          <w:sz w:val="22"/>
+          <w:szCs w:val="56"/>
+        </w:rPr>
+        <w:t>Câu 1: I used to walk to school.</w:t>
+      </w:r>
+    </w:p>
+    <w:p>
+      <w:pPr>
+        <w:shd w:val="clear" w:color="000000" w:fill="auto"/>
+        <w:spacing w:after="160"/>
+        <w:ind w:left="198"/>
+        <w:rPr>
+          <w:rFonts w:eastAsiaTheme="majorEastAsia"/>
+          <w:color w:val="000000"/>
+          <w:spacing w:val="-10"/>
+          <w:kern w:val="28"/>
+          <w:sz w:val="22"/>
+          <w:szCs w:val="56"/>
+        </w:rPr>
+      </w:pPr>
+      <w:r>
+        <w:rPr>
+          <w:rFonts w:eastAsiaTheme="majorEastAsia"/>
+          <w:color w:val="000000"/>
+          <w:spacing w:val="-10"/>
+          <w:kern w:val="28"/>
+          <w:sz w:val="22"/>
+          <w:szCs w:val="56"/>
+        </w:rPr>
+        <w:t>Câu 2: She used to live in Hue.</w:t>
+      </w:r>
+    </w:p>
+    <w:p>
+      <w:pPr>
+        <w:shd w:val="clear" w:color="000000" w:fill="auto"/>
+        <w:spacing w:after="160"/>
+        <w:ind w:left="198"/>
+        <w:rPr>
+          <w:rFonts w:eastAsiaTheme="majorEastAsia"/>
+          <w:color w:val="000000"/>
+          <w:spacing w:val="-10"/>
+          <w:kern w:val="28"/>
+          <w:sz w:val="22"/>
+          <w:szCs w:val="56"/>
+        </w:rPr>
+      </w:pPr>
+      <w:r>
+        <w:rPr>
+          <w:rFonts w:eastAsiaTheme="majorEastAsia"/>
+          <w:color w:val="000000"/>
+          <w:spacing w:val="-10"/>
+          <w:kern w:val="28"/>
+          <w:sz w:val="22"/>
+          <w:szCs w:val="56"/>
+        </w:rPr>
+        <w:t>Câu 3: Nam didn't use to like coffee.</w:t>
+      </w:r>
+    </w:p>
+    <w:p>
+      <w:pPr>
+        <w:shd w:val="clear" w:color="000000" w:fill="auto"/>
+        <w:spacing w:after="160"/>
+        <w:ind w:left="198"/>
+        <w:rPr>
+          <w:rFonts w:eastAsiaTheme="majorEastAsia"/>
+          <w:color w:val="000000"/>
+          <w:spacing w:val="-10"/>
+          <w:kern w:val="28"/>
+          <w:sz w:val="22"/>
+          <w:szCs w:val="56"/>
+        </w:rPr>
+      </w:pPr>
+      <w:r>
+        <w:rPr>
+          <w:rFonts w:eastAsiaTheme="majorEastAsia"/>
+          <w:color w:val="000000"/>
+          <w:spacing w:val="-10"/>
+          <w:kern w:val="28"/>
+          <w:sz w:val="22"/>
+          <w:szCs w:val="56"/>
+        </w:rPr>
+        <w:t>Câu 4: Did you use to play football?</w:t>
+      </w:r>
+    </w:p>
+    <w:p>
+      <w:pPr>
+        <w:shd w:val="clear" w:color="000000" w:fill="auto"/>
+        <w:spacing w:after="160"/>
+        <w:ind w:left="198"/>
+        <w:rPr>
+          <w:rFonts w:eastAsiaTheme="majorEastAsia"/>
+          <w:color w:val="000000"/>
+          <w:spacing w:val="-10"/>
+          <w:kern w:val="28"/>
+          <w:sz w:val="22"/>
+          <w:szCs w:val="56"/>
+        </w:rPr>
+      </w:pPr>
+      <w:r>
+        <w:rPr>
+          <w:rFonts w:eastAsiaTheme="majorEastAsia"/>
+          <w:color w:val="000000"/>
+          <w:spacing w:val="-10"/>
+          <w:kern w:val="28"/>
+          <w:sz w:val="22"/>
+          <w:szCs w:val="56"/>
+        </w:rPr>
+        <w:t>Câu 5: There used to be a park here.</w:t>
+      </w:r>
+    </w:p>
+    <w:p>
+      <w:pPr>
+        <w:shd w:val="clear" w:color="000000" w:fill="auto"/>
+        <w:spacing w:after="160"/>
+        <w:ind w:left="198"/>
+        <w:rPr>
+          <w:rFonts w:eastAsiaTheme="majorEastAsia"/>
+          <w:color w:val="000000"/>
+          <w:spacing w:val="-10"/>
+          <w:kern w:val="28"/>
+          <w:sz w:val="22"/>
+          <w:szCs w:val="56"/>
+        </w:rPr>
+      </w:pPr>
+      <w:r>
+        <w:rPr>
+          <w:rFonts w:eastAsiaTheme="majorEastAsia"/>
+          <w:color w:val="000000"/>
+          <w:spacing w:val="-10"/>
+          <w:kern w:val="28"/>
+          <w:sz w:val="22"/>
+          <w:szCs w:val="56"/>
+        </w:rPr>
+        <w:t>Câu 6: I used to be very shy when I was a child.</w:t>
+      </w:r>
+    </w:p>
+    <w:p>
+      <w:pPr>
+        <w:shd w:val="clear" w:color="000000" w:fill="auto"/>
+        <w:spacing w:after="160"/>
+        <w:ind w:left="198"/>
+        <w:rPr>
+          <w:rFonts w:eastAsiaTheme="majorEastAsia"/>
+          <w:color w:val="000000"/>
+          <w:spacing w:val="-10"/>
+          <w:kern w:val="28"/>
+          <w:sz w:val="22"/>
+          <w:szCs w:val="56"/>
+        </w:rPr>
+      </w:pPr>
+      <w:r>
+        <w:rPr>
+          <w:rFonts w:eastAsiaTheme="majorEastAsia"/>
+          <w:color w:val="000000"/>
+          <w:spacing w:val="-10"/>
+          <w:kern w:val="28"/>
+          <w:sz w:val="22"/>
+          <w:szCs w:val="56"/>
+        </w:rPr>
+        <w:t>Câu 7: They used to be neighbors.</w:t>
+      </w:r>
+    </w:p>
+    <w:p>
+      <w:pPr>
+        <w:shd w:val="clear" w:color="000000" w:fill="auto"/>
+        <w:spacing w:after="160"/>
+        <w:ind w:left="198"/>
+        <w:rPr>
+          <w:rFonts w:eastAsiaTheme="majorEastAsia"/>
+          <w:color w:val="000000"/>
+          <w:spacing w:val="-10"/>
+          <w:kern w:val="28"/>
+          <w:sz w:val="22"/>
+          <w:szCs w:val="56"/>
+        </w:rPr>
+      </w:pPr>
+      <w:r>
+        <w:rPr>
+          <w:rFonts w:eastAsiaTheme="majorEastAsia"/>
+          <w:color w:val="000000"/>
+          <w:spacing w:val="-10"/>
+          <w:kern w:val="28"/>
+          <w:sz w:val="22"/>
+          <w:szCs w:val="56"/>
+        </w:rPr>
+        <w:t>Câu 8: My father used to smoke, but he has stopped.</w:t>
+      </w:r>
+    </w:p>
+    <w:p>
+      <w:pPr>
+        <w:shd w:val="clear" w:color="000000" w:fill="auto"/>
+        <w:spacing w:after="160"/>
+        <w:ind w:left="198"/>
+        <w:rPr>
+          <w:rFonts w:eastAsiaTheme="majorEastAsia"/>
+          <w:color w:val="000000"/>
+          <w:spacing w:val="-10"/>
+          <w:kern w:val="28"/>
+          <w:sz w:val="22"/>
+          <w:szCs w:val="56"/>
+        </w:rPr>
+      </w:pPr>
+      <w:r>
+        <w:rPr>
+          <w:rFonts w:eastAsiaTheme="majorEastAsia"/>
+          <w:color w:val="000000"/>
+          <w:spacing w:val="-10"/>
+          <w:kern w:val="28"/>
+          <w:sz w:val="22"/>
+          <w:szCs w:val="56"/>
+        </w:rPr>
+        <w:t>Câu 9: What did you use to do after school?</w:t>
+      </w:r>
+    </w:p>
+    <w:p>
+      <w:pPr>
+        <w:shd w:val="clear" w:color="000000" w:fill="auto"/>
+        <w:spacing w:after="160"/>
+        <w:ind w:left="198"/>
+        <w:rPr>
+          <w:rFonts w:eastAsiaTheme="majorEastAsia"/>
+          <w:color w:val="000000"/>
+          <w:spacing w:val="-10"/>
+          <w:kern w:val="28"/>
+          <w:sz w:val="22"/>
+          <w:szCs w:val="56"/>
+        </w:rPr>
+      </w:pPr>
+      <w:r>
+        <w:rPr>
+          <w:rFonts w:eastAsiaTheme="majorEastAsia"/>
+          <w:color w:val="000000"/>
+          <w:spacing w:val="-10"/>
+          <w:kern w:val="28"/>
+          <w:sz w:val="22"/>
+          <w:szCs w:val="56"/>
+        </w:rPr>
+        <w:t>Câu 10: I met Lan yesterday.</w:t>
+      </w:r>
+    </w:p>
+    <w:p>
+      <w:pPr>
+        <w:keepNext/>
+        <w:shd w:val="clear" w:color="000000" w:fill="auto"/>
+        <w:spacing w:before="240" w:after="80"/>
+        <w:rPr>
+          <w:rFonts w:eastAsiaTheme="majorEastAsia"/>
+          <w:b/>
+          <w:color w:val="000000"/>
+          <w:spacing w:val="-10"/>
+          <w:kern w:val="28"/>
+          <w:sz w:val="22"/>
+          <w:szCs w:val="56"/>
+        </w:rPr>
+      </w:pPr>
+      <w:r>
+        <w:rPr>
+          <w:rFonts w:eastAsiaTheme="majorEastAsia"/>
+          <w:b/>
+          <w:color w:val="000000"/>
+          <w:spacing w:val="-10"/>
+          <w:kern w:val="28"/>
+          <w:sz w:val="22"/>
+          <w:szCs w:val="56"/>
+        </w:rPr>
         <w:t>PHẦN 9</w:t>
       </w:r>
     </w:p>
     <w:p>
-      <w:r>
-        <w:t>1. In a small village.</w:t>
-      </w:r>
-    </w:p>
-    <w:p>
-      <w:r>
-        <w:t>2. Five kilometers.</w:t>
-      </w:r>
-    </w:p>
-    <w:p>
-      <w:r>
-        <w:t>3. He used to play football with his friends.</w:t>
-      </w:r>
-    </w:p>
-    <w:p>
-      <w:r>
-        <w:t>4. No, they didn't.</w:t>
-      </w:r>
-    </w:p>
-    <w:p>
-      <w:r>
-        <w:t>5. They used to listen to the radio.</w:t>
-      </w:r>
-    </w:p>
-    <w:p>
-      <w:r>
-        <w:t>6. No. There used to be only a few houses.</w:t>
-      </w:r>
-    </w:p>
-    <w:p>
-      <w:r>
-        <w:t>7. In a busy city.</w:t>
-      </w:r>
-    </w:p>
-    <w:p>
-      <w:r>
-        <w:t>8. He drives to work.</w:t>
-      </w:r>
-    </w:p>
-    <w:p>
-      <w:r>
-        <w:t>9. Online.</w:t>
-      </w:r>
-    </w:p>
-    <w:p>
-      <w:r>
-        <w:t>10. Yes, he does.</w:t>
-      </w:r>
-    </w:p>
-    <w:p>
-      <w:pPr>
-        <w:pStyle w:val="Heading1"/>
-      </w:pPr>
-      <w:r>
+      <w:pPr>
+        <w:shd w:val="clear" w:color="000000" w:fill="auto"/>
+        <w:spacing w:after="160"/>
+        <w:ind w:left="198"/>
+        <w:rPr>
+          <w:rFonts w:eastAsiaTheme="majorEastAsia"/>
+          <w:color w:val="000000"/>
+          <w:spacing w:val="-10"/>
+          <w:kern w:val="28"/>
+          <w:sz w:val="22"/>
+          <w:szCs w:val="56"/>
+        </w:rPr>
+      </w:pPr>
+      <w:r>
+        <w:rPr>
+          <w:rFonts w:eastAsiaTheme="majorEastAsia"/>
+          <w:color w:val="000000"/>
+          <w:spacing w:val="-10"/>
+          <w:kern w:val="28"/>
+          <w:sz w:val="22"/>
+          <w:szCs w:val="56"/>
+        </w:rPr>
+        <w:t>Câu 1: In a small village.</w:t>
+      </w:r>
+    </w:p>
+    <w:p>
+      <w:pPr>
+        <w:shd w:val="clear" w:color="000000" w:fill="auto"/>
+        <w:spacing w:after="160"/>
+        <w:ind w:left="198"/>
+        <w:rPr>
+          <w:rFonts w:eastAsiaTheme="majorEastAsia"/>
+          <w:color w:val="000000"/>
+          <w:spacing w:val="-10"/>
+          <w:kern w:val="28"/>
+          <w:sz w:val="22"/>
+          <w:szCs w:val="56"/>
+        </w:rPr>
+      </w:pPr>
+      <w:r>
+        <w:rPr>
+          <w:rFonts w:eastAsiaTheme="majorEastAsia"/>
+          <w:color w:val="000000"/>
+          <w:spacing w:val="-10"/>
+          <w:kern w:val="28"/>
+          <w:sz w:val="22"/>
+          <w:szCs w:val="56"/>
+        </w:rPr>
+        <w:t>Câu 2: Five kilometers.</w:t>
+      </w:r>
+    </w:p>
+    <w:p>
+      <w:pPr>
+        <w:shd w:val="clear" w:color="000000" w:fill="auto"/>
+        <w:spacing w:after="160"/>
+        <w:ind w:left="198"/>
+        <w:rPr>
+          <w:rFonts w:eastAsiaTheme="majorEastAsia"/>
+          <w:color w:val="000000"/>
+          <w:spacing w:val="-10"/>
+          <w:kern w:val="28"/>
+          <w:sz w:val="22"/>
+          <w:szCs w:val="56"/>
+        </w:rPr>
+      </w:pPr>
+      <w:r>
+        <w:rPr>
+          <w:rFonts w:eastAsiaTheme="majorEastAsia"/>
+          <w:color w:val="000000"/>
+          <w:spacing w:val="-10"/>
+          <w:kern w:val="28"/>
+          <w:sz w:val="22"/>
+          <w:szCs w:val="56"/>
+        </w:rPr>
+        <w:t>Câu 3: He used to play football with his friends.</w:t>
+      </w:r>
+    </w:p>
+    <w:p>
+      <w:pPr>
+        <w:shd w:val="clear" w:color="000000" w:fill="auto"/>
+        <w:spacing w:after="160"/>
+        <w:ind w:left="198"/>
+        <w:rPr>
+          <w:rFonts w:eastAsiaTheme="majorEastAsia"/>
+          <w:color w:val="000000"/>
+          <w:spacing w:val="-10"/>
+          <w:kern w:val="28"/>
+          <w:sz w:val="22"/>
+          <w:szCs w:val="56"/>
+        </w:rPr>
+      </w:pPr>
+      <w:r>
+        <w:rPr>
+          <w:rFonts w:eastAsiaTheme="majorEastAsia"/>
+          <w:color w:val="000000"/>
+          <w:spacing w:val="-10"/>
+          <w:kern w:val="28"/>
+          <w:sz w:val="22"/>
+          <w:szCs w:val="56"/>
+        </w:rPr>
+        <w:t>Câu 4: No, they didn't.</w:t>
+      </w:r>
+    </w:p>
+    <w:p>
+      <w:pPr>
+        <w:shd w:val="clear" w:color="000000" w:fill="auto"/>
+        <w:spacing w:after="160"/>
+        <w:ind w:left="198"/>
+        <w:rPr>
+          <w:rFonts w:eastAsiaTheme="majorEastAsia"/>
+          <w:color w:val="000000"/>
+          <w:spacing w:val="-10"/>
+          <w:kern w:val="28"/>
+          <w:sz w:val="22"/>
+          <w:szCs w:val="56"/>
+        </w:rPr>
+      </w:pPr>
+      <w:r>
+        <w:rPr>
+          <w:rFonts w:eastAsiaTheme="majorEastAsia"/>
+          <w:color w:val="000000"/>
+          <w:spacing w:val="-10"/>
+          <w:kern w:val="28"/>
+          <w:sz w:val="22"/>
+          <w:szCs w:val="56"/>
+        </w:rPr>
+        <w:t>Câu 5: They used to listen to the radio.</w:t>
+      </w:r>
+    </w:p>
+    <w:p>
+      <w:pPr>
+        <w:shd w:val="clear" w:color="000000" w:fill="auto"/>
+        <w:spacing w:after="160"/>
+        <w:ind w:left="198"/>
+        <w:rPr>
+          <w:rFonts w:eastAsiaTheme="majorEastAsia"/>
+          <w:color w:val="000000"/>
+          <w:spacing w:val="-10"/>
+          <w:kern w:val="28"/>
+          <w:sz w:val="22"/>
+          <w:szCs w:val="56"/>
+        </w:rPr>
+      </w:pPr>
+      <w:r>
+        <w:rPr>
+          <w:rFonts w:eastAsiaTheme="majorEastAsia"/>
+          <w:color w:val="000000"/>
+          <w:spacing w:val="-10"/>
+          <w:kern w:val="28"/>
+          <w:sz w:val="22"/>
+          <w:szCs w:val="56"/>
+        </w:rPr>
+        <w:t>Câu 6: No. There used to be only a few houses.</w:t>
+      </w:r>
+    </w:p>
+    <w:p>
+      <w:pPr>
+        <w:shd w:val="clear" w:color="000000" w:fill="auto"/>
+        <w:spacing w:after="160"/>
+        <w:ind w:left="198"/>
+        <w:rPr>
+          <w:rFonts w:eastAsiaTheme="majorEastAsia"/>
+          <w:color w:val="000000"/>
+          <w:spacing w:val="-10"/>
+          <w:kern w:val="28"/>
+          <w:sz w:val="22"/>
+          <w:szCs w:val="56"/>
+        </w:rPr>
+      </w:pPr>
+      <w:r>
+        <w:rPr>
+          <w:rFonts w:eastAsiaTheme="majorEastAsia"/>
+          <w:color w:val="000000"/>
+          <w:spacing w:val="-10"/>
+          <w:kern w:val="28"/>
+          <w:sz w:val="22"/>
+          <w:szCs w:val="56"/>
+        </w:rPr>
+        <w:t>Câu 7: In a busy city.</w:t>
+      </w:r>
+    </w:p>
+    <w:p>
+      <w:pPr>
+        <w:shd w:val="clear" w:color="000000" w:fill="auto"/>
+        <w:spacing w:after="160"/>
+        <w:ind w:left="198"/>
+        <w:rPr>
+          <w:rFonts w:eastAsiaTheme="majorEastAsia"/>
+          <w:color w:val="000000"/>
+          <w:spacing w:val="-10"/>
+          <w:kern w:val="28"/>
+          <w:sz w:val="22"/>
+          <w:szCs w:val="56"/>
+        </w:rPr>
+      </w:pPr>
+      <w:r>
+        <w:rPr>
+          <w:rFonts w:eastAsiaTheme="majorEastAsia"/>
+          <w:color w:val="000000"/>
+          <w:spacing w:val="-10"/>
+          <w:kern w:val="28"/>
+          <w:sz w:val="22"/>
+          <w:szCs w:val="56"/>
+        </w:rPr>
+        <w:t>Câu 8: He drives to work.</w:t>
+      </w:r>
+    </w:p>
+    <w:p>
+      <w:pPr>
+        <w:shd w:val="clear" w:color="000000" w:fill="auto"/>
+        <w:spacing w:after="160"/>
+        <w:ind w:left="198"/>
+        <w:rPr>
+          <w:rFonts w:eastAsiaTheme="majorEastAsia"/>
+          <w:color w:val="000000"/>
+          <w:spacing w:val="-10"/>
+          <w:kern w:val="28"/>
+          <w:sz w:val="22"/>
+          <w:szCs w:val="56"/>
+        </w:rPr>
+      </w:pPr>
+      <w:r>
+        <w:rPr>
+          <w:rFonts w:eastAsiaTheme="majorEastAsia"/>
+          <w:color w:val="000000"/>
+          <w:spacing w:val="-10"/>
+          <w:kern w:val="28"/>
+          <w:sz w:val="22"/>
+          <w:szCs w:val="56"/>
+        </w:rPr>
+        <w:t>Câu 9: Online.</w:t>
+      </w:r>
+    </w:p>
+    <w:p>
+      <w:pPr>
+        <w:shd w:val="clear" w:color="000000" w:fill="auto"/>
+        <w:spacing w:after="160"/>
+        <w:ind w:left="198"/>
+        <w:rPr>
+          <w:rFonts w:eastAsiaTheme="majorEastAsia"/>
+          <w:color w:val="000000"/>
+          <w:spacing w:val="-10"/>
+          <w:kern w:val="28"/>
+          <w:sz w:val="22"/>
+          <w:szCs w:val="56"/>
+        </w:rPr>
+      </w:pPr>
+      <w:r>
+        <w:rPr>
+          <w:rFonts w:eastAsiaTheme="majorEastAsia"/>
+          <w:color w:val="000000"/>
+          <w:spacing w:val="-10"/>
+          <w:kern w:val="28"/>
+          <w:sz w:val="22"/>
+          <w:szCs w:val="56"/>
+        </w:rPr>
+        <w:t>Câu 10: Yes, he does.</w:t>
+      </w:r>
+    </w:p>
+    <w:p>
+      <w:pPr>
+        <w:keepNext/>
+        <w:shd w:val="clear" w:color="000000" w:fill="auto"/>
+        <w:spacing w:before="240" w:after="80"/>
+        <w:rPr>
+          <w:rFonts w:eastAsiaTheme="majorEastAsia"/>
+          <w:b/>
+          <w:color w:val="000000"/>
+          <w:spacing w:val="-10"/>
+          <w:kern w:val="28"/>
+          <w:sz w:val="22"/>
+          <w:szCs w:val="56"/>
+        </w:rPr>
+      </w:pPr>
+      <w:r>
+        <w:rPr>
+          <w:rFonts w:eastAsiaTheme="majorEastAsia"/>
+          <w:b/>
+          <w:color w:val="000000"/>
+          <w:spacing w:val="-10"/>
+          <w:kern w:val="28"/>
+          <w:sz w:val="22"/>
+          <w:szCs w:val="56"/>
+        </w:rPr>
         <w:t>PHẦN 10</w:t>
       </w:r>
     </w:p>
     <w:p>
-      <w:r>
-        <w:t>1. I used to play outside.</w:t>
-      </w:r>
-    </w:p>
-    <w:p>
-      <w:r>
-        <w:t>2. She used to be shy.</w:t>
-      </w:r>
-    </w:p>
-    <w:p>
-      <w:r>
-        <w:t>3. We didn't use to live here.</w:t>
-      </w:r>
-    </w:p>
-    <w:p>
-      <w:r>
-        <w:t>4. Did you use to swim?</w:t>
-      </w:r>
-    </w:p>
-    <w:p>
-      <w:r>
-        <w:t>5. There used to be a market here.</w:t>
-      </w:r>
-    </w:p>
-    <w:p>
-      <w:r>
-        <w:t>6. Nam used to have long hair.</w:t>
-      </w:r>
-    </w:p>
-    <w:p>
-      <w:r>
-        <w:t>7. They didn't use to own a car.</w:t>
-      </w:r>
-    </w:p>
-    <w:p>
-      <w:r>
-        <w:t>8. What did she use to do?</w:t>
-      </w:r>
-    </w:p>
-    <w:p>
-      <w:r>
-        <w:t>9. My father used to smoke, but he stopped.</w:t>
-      </w:r>
-    </w:p>
-    <w:p>
-      <w:r>
-        <w:t>10. I met Lan yesterday.</w:t>
-      </w:r>
-    </w:p>
-    <w:p/>
+      <w:pPr>
+        <w:shd w:val="clear" w:color="000000" w:fill="auto"/>
+        <w:spacing w:after="160"/>
+        <w:ind w:left="198"/>
+        <w:rPr>
+          <w:rFonts w:eastAsiaTheme="majorEastAsia"/>
+          <w:color w:val="000000"/>
+          <w:spacing w:val="-10"/>
+          <w:kern w:val="28"/>
+          <w:sz w:val="22"/>
+          <w:szCs w:val="56"/>
+        </w:rPr>
+      </w:pPr>
+      <w:r>
+        <w:rPr>
+          <w:rFonts w:eastAsiaTheme="majorEastAsia"/>
+          <w:color w:val="000000"/>
+          <w:spacing w:val="-10"/>
+          <w:kern w:val="28"/>
+          <w:sz w:val="22"/>
+          <w:szCs w:val="56"/>
+        </w:rPr>
+        <w:t>Câu 1: I used to play outside.</w:t>
+      </w:r>
+    </w:p>
+    <w:p>
+      <w:pPr>
+        <w:shd w:val="clear" w:color="000000" w:fill="auto"/>
+        <w:spacing w:after="160"/>
+        <w:ind w:left="198"/>
+        <w:rPr>
+          <w:rFonts w:eastAsiaTheme="majorEastAsia"/>
+          <w:color w:val="000000"/>
+          <w:spacing w:val="-10"/>
+          <w:kern w:val="28"/>
+          <w:sz w:val="22"/>
+          <w:szCs w:val="56"/>
+        </w:rPr>
+      </w:pPr>
+      <w:r>
+        <w:rPr>
+          <w:rFonts w:eastAsiaTheme="majorEastAsia"/>
+          <w:color w:val="000000"/>
+          <w:spacing w:val="-10"/>
+          <w:kern w:val="28"/>
+          <w:sz w:val="22"/>
+          <w:szCs w:val="56"/>
+        </w:rPr>
+        <w:t>Câu 2: She used to be shy.</w:t>
+      </w:r>
+    </w:p>
+    <w:p>
+      <w:pPr>
+        <w:shd w:val="clear" w:color="000000" w:fill="auto"/>
+        <w:spacing w:after="160"/>
+        <w:ind w:left="198"/>
+        <w:rPr>
+          <w:rFonts w:eastAsiaTheme="majorEastAsia"/>
+          <w:color w:val="000000"/>
+          <w:spacing w:val="-10"/>
+          <w:kern w:val="28"/>
+          <w:sz w:val="22"/>
+          <w:szCs w:val="56"/>
+        </w:rPr>
+      </w:pPr>
+      <w:r>
+        <w:rPr>
+          <w:rFonts w:eastAsiaTheme="majorEastAsia"/>
+          <w:color w:val="000000"/>
+          <w:spacing w:val="-10"/>
+          <w:kern w:val="28"/>
+          <w:sz w:val="22"/>
+          <w:szCs w:val="56"/>
+        </w:rPr>
+        <w:t>Câu 3: We didn't use to live here.</w:t>
+      </w:r>
+    </w:p>
+    <w:p>
+      <w:pPr>
+        <w:shd w:val="clear" w:color="000000" w:fill="auto"/>
+        <w:spacing w:after="160"/>
+        <w:ind w:left="198"/>
+        <w:rPr>
+          <w:rFonts w:eastAsiaTheme="majorEastAsia"/>
+          <w:color w:val="000000"/>
+          <w:spacing w:val="-10"/>
+          <w:kern w:val="28"/>
+          <w:sz w:val="22"/>
+          <w:szCs w:val="56"/>
+        </w:rPr>
+      </w:pPr>
+      <w:r>
+        <w:rPr>
+          <w:rFonts w:eastAsiaTheme="majorEastAsia"/>
+          <w:color w:val="000000"/>
+          <w:spacing w:val="-10"/>
+          <w:kern w:val="28"/>
+          <w:sz w:val="22"/>
+          <w:szCs w:val="56"/>
+        </w:rPr>
+        <w:t>Câu 4: Did you use to swim?</w:t>
+      </w:r>
+    </w:p>
+    <w:p>
+      <w:pPr>
+        <w:shd w:val="clear" w:color="000000" w:fill="auto"/>
+        <w:spacing w:after="160"/>
+        <w:ind w:left="198"/>
+        <w:rPr>
+          <w:rFonts w:eastAsiaTheme="majorEastAsia"/>
+          <w:color w:val="000000"/>
+          <w:spacing w:val="-10"/>
+          <w:kern w:val="28"/>
+          <w:sz w:val="22"/>
+          <w:szCs w:val="56"/>
+        </w:rPr>
+      </w:pPr>
+      <w:r>
+        <w:rPr>
+          <w:rFonts w:eastAsiaTheme="majorEastAsia"/>
+          <w:color w:val="000000"/>
+          <w:spacing w:val="-10"/>
+          <w:kern w:val="28"/>
+          <w:sz w:val="22"/>
+          <w:szCs w:val="56"/>
+        </w:rPr>
+        <w:t>Câu 5: There used to be a market here.</w:t>
+      </w:r>
+    </w:p>
+    <w:p>
+      <w:pPr>
+        <w:shd w:val="clear" w:color="000000" w:fill="auto"/>
+        <w:spacing w:after="160"/>
+        <w:ind w:left="198"/>
+        <w:rPr>
+          <w:rFonts w:eastAsiaTheme="majorEastAsia"/>
+          <w:color w:val="000000"/>
+          <w:spacing w:val="-10"/>
+          <w:kern w:val="28"/>
+          <w:sz w:val="22"/>
+          <w:szCs w:val="56"/>
+        </w:rPr>
+      </w:pPr>
+      <w:r>
+        <w:rPr>
+          <w:rFonts w:eastAsiaTheme="majorEastAsia"/>
+          <w:color w:val="000000"/>
+          <w:spacing w:val="-10"/>
+          <w:kern w:val="28"/>
+          <w:sz w:val="22"/>
+          <w:szCs w:val="56"/>
+        </w:rPr>
+        <w:t>Câu 6: Nam used to have long hair.</w:t>
+      </w:r>
+    </w:p>
+    <w:p>
+      <w:pPr>
+        <w:shd w:val="clear" w:color="000000" w:fill="auto"/>
+        <w:spacing w:after="160"/>
+        <w:ind w:left="198"/>
+        <w:rPr>
+          <w:rFonts w:eastAsiaTheme="majorEastAsia"/>
+          <w:color w:val="000000"/>
+          <w:spacing w:val="-10"/>
+          <w:kern w:val="28"/>
+          <w:sz w:val="22"/>
+          <w:szCs w:val="56"/>
+        </w:rPr>
+      </w:pPr>
+      <w:r>
+        <w:rPr>
+          <w:rFonts w:eastAsiaTheme="majorEastAsia"/>
+          <w:color w:val="000000"/>
+          <w:spacing w:val="-10"/>
+          <w:kern w:val="28"/>
+          <w:sz w:val="22"/>
+          <w:szCs w:val="56"/>
+        </w:rPr>
+        <w:t>Câu 7: They didn't use to own a car.</w:t>
+      </w:r>
+    </w:p>
+    <w:p>
+      <w:pPr>
+        <w:shd w:val="clear" w:color="000000" w:fill="auto"/>
+        <w:spacing w:after="160"/>
+        <w:ind w:left="198"/>
+        <w:rPr>
+          <w:rFonts w:eastAsiaTheme="majorEastAsia"/>
+          <w:color w:val="000000"/>
+          <w:spacing w:val="-10"/>
+          <w:kern w:val="28"/>
+          <w:sz w:val="22"/>
+          <w:szCs w:val="56"/>
+        </w:rPr>
+      </w:pPr>
+      <w:r>
+        <w:rPr>
+          <w:rFonts w:eastAsiaTheme="majorEastAsia"/>
+          <w:color w:val="000000"/>
+          <w:spacing w:val="-10"/>
+          <w:kern w:val="28"/>
+          <w:sz w:val="22"/>
+          <w:szCs w:val="56"/>
+        </w:rPr>
+        <w:t>Câu 8: What did she use to do?</w:t>
+      </w:r>
+    </w:p>
+    <w:p>
+      <w:pPr>
+        <w:shd w:val="clear" w:color="000000" w:fill="auto"/>
+        <w:spacing w:after="160"/>
+        <w:ind w:left="198"/>
+        <w:rPr>
+          <w:rFonts w:eastAsiaTheme="majorEastAsia"/>
+          <w:color w:val="000000"/>
+          <w:spacing w:val="-10"/>
+          <w:kern w:val="28"/>
+          <w:sz w:val="22"/>
+          <w:szCs w:val="56"/>
+        </w:rPr>
+      </w:pPr>
+      <w:r>
+        <w:rPr>
+          <w:rFonts w:eastAsiaTheme="majorEastAsia"/>
+          <w:color w:val="000000"/>
+          <w:spacing w:val="-10"/>
+          <w:kern w:val="28"/>
+          <w:sz w:val="22"/>
+          <w:szCs w:val="56"/>
+        </w:rPr>
+        <w:t>Câu 9: My father used to smoke, but he stopped.</w:t>
+      </w:r>
+    </w:p>
+    <w:p>
+      <w:pPr>
+        <w:shd w:val="clear" w:color="000000" w:fill="auto"/>
+        <w:spacing w:after="160"/>
+        <w:ind w:left="198"/>
+        <w:rPr>
+          <w:rFonts w:eastAsiaTheme="majorEastAsia"/>
+          <w:color w:val="000000"/>
+          <w:spacing w:val="-10"/>
+          <w:kern w:val="28"/>
+          <w:sz w:val="22"/>
+          <w:szCs w:val="56"/>
+        </w:rPr>
+      </w:pPr>
+      <w:r>
+        <w:rPr>
+          <w:rFonts w:eastAsiaTheme="majorEastAsia"/>
+          <w:color w:val="000000"/>
+          <w:spacing w:val="-10"/>
+          <w:kern w:val="28"/>
+          <w:sz w:val="22"/>
+          <w:szCs w:val="56"/>
+        </w:rPr>
+        <w:t>Câu 10: I met Lan yesterday.</w:t>
+      </w:r>
+    </w:p>
+    <w:p>
+      <w:pPr>
+        <w:shd w:val="clear" w:color="000000" w:fill="auto"/>
+        <w:spacing w:after="120"/>
+        <w:rPr>
+          <w:color w:val="000000"/>
+          <w:sz w:val="22"/>
+        </w:rPr>
+      </w:pPr>
+    </w:p>
     <w:sectPr>
       <w:pgSz w:w="12240" w:h="15840"/>
-      <w:pgMar w:top="850" w:right="1134" w:bottom="850" w:left="1134" w:header="720" w:footer="720" w:gutter="0"/>
+      <w:pgMar w:top="1134" w:right="1134" w:bottom="1134" w:left="1247" w:header="720" w:footer="720" w:gutter="0"/>
       <w:cols w:space="720"/>
       <w:docGrid w:linePitch="360"/>
     </w:sectPr>
